--- a/docs/MATH.docx
+++ b/docs/MATH.docx
@@ -2,7 +2,7 @@
 <file path=word/document.xml><?xml version="1.0" encoding="utf-8"?>
 <w:document xmlns:w="http://schemas.openxmlformats.org/wordprocessingml/2006/main" xmlns:m="http://schemas.openxmlformats.org/officeDocument/2006/math" xmlns:r="http://schemas.openxmlformats.org/officeDocument/2006/relationships" xmlns:o="urn:schemas-microsoft-com:office:office" xmlns:v="urn:schemas-microsoft-com:vml" xmlns:w10="urn:schemas-microsoft-com:office:word" xmlns:a="http://schemas.openxmlformats.org/drawingml/2006/main" xmlns:pic="http://schemas.openxmlformats.org/drawingml/2006/picture" xmlns:wp="http://schemas.openxmlformats.org/drawingml/2006/wordprocessingDrawing">
   <w:body>
-    <w:bookmarkStart w:id="52" w:name="X507ecf41da63ff80d1ef61da7eb579962771004"/>
+    <w:bookmarkStart w:id="66" w:name="X507ecf41da63ff80d1ef61da7eb579962771004"/>
     <w:p>
       <w:pPr>
         <w:pStyle w:val="Heading1"/>
@@ -1096,6 +1096,18 @@
       <w:pPr>
         <w:pStyle w:val="Compact"/>
         <w:numPr>
+          <w:ilvl w:val="1"/>
+          <w:numId w:val="1003"/>
+        </w:numPr>
+      </w:pPr>
+      <w:r>
+        <w:t xml:space="preserve">3.9. Ворота на кандидате vs дрейф трекинга — не путать!</w:t>
+      </w:r>
+    </w:p>
+    <w:p>
+      <w:pPr>
+        <w:pStyle w:val="Compact"/>
+        <w:numPr>
           <w:ilvl w:val="0"/>
           <w:numId w:val="1001"/>
         </w:numPr>
@@ -1264,12 +1276,12 @@
       <w:pPr>
         <w:pStyle w:val="Compact"/>
         <w:numPr>
-          <w:ilvl w:val="0"/>
-          <w:numId w:val="1001"/>
+          <w:ilvl w:val="1"/>
+          <w:numId w:val="1006"/>
         </w:numPr>
       </w:pPr>
       <w:r>
-        <w:t xml:space="preserve">§7. Сервопривод: цепочка math → микросекунды</w:t>
+        <w:t xml:space="preserve">6.6. Самопересечения звеньев — капсулы (в работе)</w:t>
       </w:r>
     </w:p>
     <w:p>
@@ -1281,7 +1293,163 @@
         </w:numPr>
       </w:pPr>
       <w:r>
+        <w:t xml:space="preserve">§7. Сервопривод: цепочка math → микросекунды</w:t>
+      </w:r>
+    </w:p>
+    <w:p>
+      <w:pPr>
+        <w:pStyle w:val="Compact"/>
+        <w:numPr>
+          <w:ilvl w:val="0"/>
+          <w:numId w:val="1001"/>
+        </w:numPr>
+      </w:pPr>
+      <w:r>
         <w:t xml:space="preserve">§8. Валидация: двойник и железо</w:t>
+      </w:r>
+    </w:p>
+    <w:p>
+      <w:pPr>
+        <w:pStyle w:val="Compact"/>
+        <w:numPr>
+          <w:ilvl w:val="1"/>
+          <w:numId w:val="1007"/>
+        </w:numPr>
+      </w:pPr>
+      <w:r>
+        <w:t xml:space="preserve">8.1. Метод: предсказание — эксперимент — сравнение</w:t>
+      </w:r>
+    </w:p>
+    <w:p>
+      <w:pPr>
+        <w:pStyle w:val="Compact"/>
+        <w:numPr>
+          <w:ilvl w:val="1"/>
+          <w:numId w:val="1007"/>
+        </w:numPr>
+      </w:pPr>
+      <w:r>
+        <w:t xml:space="preserve">8.2. Нулевая поза и воспроизводимость</w:t>
+      </w:r>
+    </w:p>
+    <w:p>
+      <w:pPr>
+        <w:pStyle w:val="Compact"/>
+        <w:numPr>
+          <w:ilvl w:val="1"/>
+          <w:numId w:val="1007"/>
+        </w:numPr>
+      </w:pPr>
+      <w:r>
+        <w:t xml:space="preserve">8.3. Endpoint-демо и наклонный круг</w:t>
+      </w:r>
+    </w:p>
+    <w:p>
+      <w:pPr>
+        <w:pStyle w:val="Compact"/>
+        <w:numPr>
+          <w:ilvl w:val="1"/>
+          <w:numId w:val="1007"/>
+        </w:numPr>
+      </w:pPr>
+      <w:r>
+        <w:t xml:space="preserve">8.4. Отказы: честные и воспроизводимые</w:t>
+      </w:r>
+    </w:p>
+    <w:p>
+      <w:pPr>
+        <w:pStyle w:val="Compact"/>
+        <w:numPr>
+          <w:ilvl w:val="1"/>
+          <w:numId w:val="1007"/>
+        </w:numPr>
+      </w:pPr>
+      <w:r>
+        <w:t xml:space="preserve">8.5. Свип 168 точек с препятствиями</w:t>
+      </w:r>
+    </w:p>
+    <w:p>
+      <w:pPr>
+        <w:pStyle w:val="Compact"/>
+        <w:numPr>
+          <w:ilvl w:val="1"/>
+          <w:numId w:val="1007"/>
+        </w:numPr>
+      </w:pPr>
+      <w:r>
+        <w:t xml:space="preserve">8.6. Границы применимости и открытые пункты</w:t>
+      </w:r>
+    </w:p>
+    <w:p>
+      <w:pPr>
+        <w:pStyle w:val="Compact"/>
+        <w:numPr>
+          <w:ilvl w:val="0"/>
+          <w:numId w:val="1001"/>
+        </w:numPr>
+      </w:pPr>
+      <w:r>
+        <w:t xml:space="preserve">§9. IMU: фьюжн наклона, калибровка, логгер</w:t>
+      </w:r>
+    </w:p>
+    <w:p>
+      <w:pPr>
+        <w:pStyle w:val="Compact"/>
+        <w:numPr>
+          <w:ilvl w:val="1"/>
+          <w:numId w:val="1008"/>
+        </w:numPr>
+      </w:pPr>
+      <w:r>
+        <w:t xml:space="preserve">9.0. Кадры и единицы: что измеряем</w:t>
+      </w:r>
+    </w:p>
+    <w:p>
+      <w:pPr>
+        <w:pStyle w:val="Compact"/>
+        <w:numPr>
+          <w:ilvl w:val="1"/>
+          <w:numId w:val="1008"/>
+        </w:numPr>
+      </w:pPr>
+      <w:r>
+        <w:t xml:space="preserve">9.1. Комплементарный фьюжн</w:t>
+      </w:r>
+    </w:p>
+    <w:p>
+      <w:pPr>
+        <w:pStyle w:val="Compact"/>
+        <w:numPr>
+          <w:ilvl w:val="1"/>
+          <w:numId w:val="1008"/>
+        </w:numPr>
+      </w:pPr>
+      <w:r>
+        <w:t xml:space="preserve">9.2. Калибровка нуля гироскопа</w:t>
+      </w:r>
+    </w:p>
+    <w:p>
+      <w:pPr>
+        <w:pStyle w:val="Compact"/>
+        <w:numPr>
+          <w:ilvl w:val="1"/>
+          <w:numId w:val="1008"/>
+        </w:numPr>
+      </w:pPr>
+      <w:r>
+        <w:t xml:space="preserve">9.3. Кольцо последнего движения</w:t>
+      </w:r>
+    </w:p>
+    <w:p>
+      <w:pPr>
+        <w:pStyle w:val="Compact"/>
+        <w:numPr>
+          <w:ilvl w:val="1"/>
+          <w:numId w:val="1008"/>
+        </w:numPr>
+      </w:pPr>
+      <w:r>
+        <w:t xml:space="preserve">9.4. Калибровка монтажа (открытый пункт)</w:t>
       </w:r>
     </w:p>
     <w:p>
@@ -3471,7 +3639,7 @@
     </w:p>
     <w:bookmarkEnd w:id="25"/>
     <w:bookmarkEnd w:id="26"/>
-    <w:bookmarkStart w:id="35" w:name="X33284e24df2f1896cbf43e416457af7336fa3fb"/>
+    <w:bookmarkStart w:id="36" w:name="X33284e24df2f1896cbf43e416457af7336fa3fb"/>
     <w:p>
       <w:pPr>
         <w:pStyle w:val="Heading2"/>
@@ -3845,7 +4013,7 @@
         <w:t xml:space="preserve"> </w:t>
       </w:r>
       <w:r>
-        <w:t xml:space="preserve">дешёвый аналитический ответ «куда примерно смотрит рука».</w:t>
+        <w:t xml:space="preserve">приближённый аналитический ответ «куда примерно смотрит рука».</w:t>
       </w:r>
       <w:r>
         <w:t xml:space="preserve"> </w:t>
@@ -6607,7 +6775,13 @@
         <w:t xml:space="preserve"> </w:t>
       </w:r>
       <w:r>
-        <w:t xml:space="preserve">DLS получает старт рядом с целью, а не мусор. Двойник:</w:t>
+        <w:t xml:space="preserve">DLS получает старт рядом с целью, а не в произвольной</w:t>
+      </w:r>
+      <w:r>
+        <w:t xml:space="preserve"> </w:t>
+      </w:r>
+      <w:r>
+        <w:t xml:space="preserve">удалётненной точке. Двойник:</w:t>
       </w:r>
       <w:r>
         <w:t xml:space="preserve"> </w:t>
@@ -7291,7 +7465,7 @@
         <w:t xml:space="preserve"> </w:t>
       </w:r>
       <w:r>
-        <w:t xml:space="preserve">давала мусор в</w:t>
+        <w:t xml:space="preserve">давала неверное значение</w:t>
       </w:r>
       <w:r>
         <w:t xml:space="preserve"> </w:t>
@@ -8408,7 +8582,7 @@
         <w:t xml:space="preserve"> </w:t>
       </w:r>
       <w:r>
-        <w:t xml:space="preserve">для сида сойдёт, точность наводит §3.6.</w:t>
+        <w:t xml:space="preserve">для стартовой точки достаточно, точность наводит §3.6.</w:t>
       </w:r>
     </w:p>
     <w:bookmarkEnd w:id="31"/>
@@ -10252,7 +10426,7 @@
         <w:t xml:space="preserve"> </w:t>
       </w:r>
       <w:r>
-        <w:t xml:space="preserve">движении → мусорный всплеск якобиана → «большой градиент»).</w:t>
+        <w:t xml:space="preserve">движении → ложный всплеск якобиана → «большой градиент»).</w:t>
       </w:r>
       <w:r>
         <w:t xml:space="preserve"> </w:t>
@@ -10432,7 +10606,7 @@
         </m:r>
       </m:oMath>
       <w:r>
-        <w:t xml:space="preserve">: «грубо, но сохраняет градиент</w:t>
+        <w:t xml:space="preserve">: приближённо, но сохраняет градиент</w:t>
       </w:r>
       <w:r>
         <w:t xml:space="preserve"> </w:t>
@@ -11239,7 +11413,7 @@
         <w:t xml:space="preserve"> </w:t>
       </w:r>
       <w:r>
-        <w:t xml:space="preserve">в лоб, без QP-солвера (6 суставов позволяют).</w:t>
+        <w:t xml:space="preserve">напрямую, без QP-солвера (6 суставов позволяют).</w:t>
       </w:r>
     </w:p>
     <w:p>
@@ -11810,7 +11984,7 @@
         <w:t xml:space="preserve"> </w:t>
       </w:r>
       <w:r>
-        <w:t xml:space="preserve">сигнал «утопленника» несут локоть и ниже).</w:t>
+        <w:t xml:space="preserve">признак низко висящей ветви несут локоть и ниже).</w:t>
       </w:r>
     </w:p>
     <w:p>
@@ -12123,7 +12297,7 @@
         <w:pStyle w:val="Compact"/>
         <w:numPr>
           <w:ilvl w:val="0"/>
-          <w:numId w:val="1007"/>
+          <w:numId w:val="1009"/>
         </w:numPr>
       </w:pPr>
       <m:oMath>
@@ -12188,19 +12362,19 @@
         <w:t xml:space="preserve"> </w:t>
       </w:r>
       <w:r>
-        <w:t xml:space="preserve">при +1 мм/1° точности; чистый min-residual клевал ветвь</w:t>
-      </w:r>
-      <w:r>
-        <w:t xml:space="preserve"> </w:t>
-      </w:r>
-      <w:r>
-        <w:t xml:space="preserve">в 250° ради 0.3 мм — хлысты на ровном месте, отловлено</w:t>
-      </w:r>
-      <w:r>
-        <w:t xml:space="preserve"> </w:t>
-      </w:r>
-      <w:r>
-        <w:t xml:space="preserve">двойником на круге);</w:t>
+        <w:t xml:space="preserve">при +1 мм/1° точности; чистый min-residual выбирал ветвь</w:t>
+      </w:r>
+      <w:r>
+        <w:t xml:space="preserve"> </w:t>
+      </w:r>
+      <w:r>
+        <w:t xml:space="preserve">в 250° ради 0.3 мм — резкие перебросы без необходимости,</w:t>
+      </w:r>
+      <w:r>
+        <w:t xml:space="preserve"> </w:t>
+      </w:r>
+      <w:r>
+        <w:t xml:space="preserve">отловлено двойником на круге);</w:t>
       </w:r>
     </w:p>
     <w:p>
@@ -12208,7 +12382,7 @@
         <w:pStyle w:val="Compact"/>
         <w:numPr>
           <w:ilvl w:val="0"/>
-          <w:numId w:val="1007"/>
+          <w:numId w:val="1009"/>
         </w:numPr>
       </w:pPr>
       <m:oMath>
@@ -12258,7 +12432,7 @@
         <w:t xml:space="preserve"> </w:t>
       </w:r>
       <w:r>
-        <w:t xml:space="preserve">ветви (утопленник с локтем на</w:t>
+        <w:t xml:space="preserve">ветви (низко висящая ветвь с локтем на</w:t>
       </w:r>
       <w:r>
         <w:t xml:space="preserve"> </w:t>
@@ -12301,7 +12475,7 @@
         <w:pStyle w:val="FirstParagraph"/>
       </w:pPr>
       <w:r>
-        <w:t xml:space="preserve">История граблей: «первый безопасный» систематически брал</w:t>
+        <w:t xml:space="preserve">Из опыта отладки: «первый безопасный» систематически брал</w:t>
       </w:r>
       <w:r>
         <w:t xml:space="preserve"> </w:t>
@@ -12313,7 +12487,7 @@
         <w:t xml:space="preserve"> </w:t>
       </w:r>
       <w:r>
-        <w:t xml:space="preserve">поэтому полный перебор с оценкой, а не early exit.</w:t>
+        <w:t xml:space="preserve">поэтому полный перебор с оценкой, а не выход по первому годному.</w:t>
       </w:r>
     </w:p>
     <w:p>
@@ -12463,7 +12637,7 @@
         <w:t xml:space="preserve"> </w:t>
       </w:r>
       <w:r>
-        <w:t xml:space="preserve">с лучшей</w:t>
+        <w:t xml:space="preserve">с лучшим</w:t>
       </w:r>
       <w:r>
         <w:t xml:space="preserve"> </w:t>
@@ -12513,7 +12687,7 @@
         <w:t xml:space="preserve"> </w:t>
       </w:r>
       <w:r>
-        <w:t xml:space="preserve">чем прыгать в мусор.</w:t>
+        <w:t xml:space="preserve">чем выполнять недостоверное движение.</w:t>
       </w:r>
     </w:p>
     <w:bookmarkEnd w:id="33"/>
@@ -12757,6 +12931,106 @@
         <w:t xml:space="preserve">ворота (18) надо ужесточать отдельно — открытый пункт.</w:t>
       </w:r>
     </w:p>
+    <w:bookmarkEnd w:id="34"/>
+    <w:bookmarkStart w:id="35" w:name="Xf0c36f01b9e7d4a470e6c6dd97c5b7cac9fb82d"/>
+    <w:p>
+      <w:pPr>
+        <w:pStyle w:val="Heading3"/>
+      </w:pPr>
+      <w:r>
+        <w:t xml:space="preserve">3.9. Ворота на кандидате vs дрейф трекинга — не путать!</w:t>
+      </w:r>
+    </w:p>
+    <w:p>
+      <w:pPr>
+        <w:pStyle w:val="FirstParagraph"/>
+      </w:pPr>
+      <w:r>
+        <w:t xml:space="preserve">Ворота (18) проверяются на</w:t>
+      </w:r>
+      <w:r>
+        <w:t xml:space="preserve"> </w:t>
+      </w:r>
+      <w:r>
+        <w:rPr>
+          <w:b/>
+          <w:bCs/>
+        </w:rPr>
+        <w:t xml:space="preserve">кандидате</w:t>
+      </w:r>
+      <w:r>
+        <w:t xml:space="preserve"> </w:t>
+      </w:r>
+      <w:r>
+        <w:t xml:space="preserve">(решение IK для конца),</w:t>
+      </w:r>
+      <w:r>
+        <w:t xml:space="preserve"> </w:t>
+      </w:r>
+      <w:r>
+        <w:t xml:space="preserve">а едет декарт трекингом по шагам — конечный факт может уплыть</w:t>
+      </w:r>
+      <w:r>
+        <w:t xml:space="preserve"> </w:t>
+      </w:r>
+      <w:r>
+        <w:t xml:space="preserve">дальше кандидата. Живой кейс: точки 17/18 наклонного круга —</w:t>
+      </w:r>
+      <w:r>
+        <w:t xml:space="preserve"> </w:t>
+      </w:r>
+      <w:r>
+        <w:t xml:space="preserve">кандидат прошёл (≤15°), факт 19.0/19.2°. Это не баг ворот,</w:t>
+      </w:r>
+      <w:r>
+        <w:t xml:space="preserve"> </w:t>
+      </w:r>
+      <w:r>
+        <w:t xml:space="preserve">это их граница: ворота гарантируют качество старта решения,</w:t>
+      </w:r>
+      <w:r>
+        <w:t xml:space="preserve"> </w:t>
+      </w:r>
+      <w:r>
+        <w:t xml:space="preserve">а не финиша трекинга. Диагностика честная в обе стороны:</w:t>
+      </w:r>
+      <w:r>
+        <w:t xml:space="preserve"> </w:t>
+      </w:r>
+      <w:r>
+        <w:rPr>
+          <w:rStyle w:val="VerbatimChar"/>
+        </w:rPr>
+        <w:t xml:space="preserve">RESIDUAL</w:t>
+      </w:r>
+      <w:r>
+        <w:t xml:space="preserve"> </w:t>
+      </w:r>
+      <w:r>
+        <w:t xml:space="preserve">показывает факт,</w:t>
+      </w:r>
+      <w:r>
+        <w:t xml:space="preserve"> </w:t>
+      </w:r>
+      <w:r>
+        <w:rPr>
+          <w:rStyle w:val="VerbatimChar"/>
+        </w:rPr>
+        <w:t xml:space="preserve">INTERP: NONE no motion (refused)</w:t>
+      </w:r>
+      <w:r>
+        <w:t xml:space="preserve"> </w:t>
+      </w:r>
+      <w:r>
+        <w:t xml:space="preserve">после отказа — что прошлого следа не осталось (раньше M115</w:t>
+      </w:r>
+      <w:r>
+        <w:t xml:space="preserve"> </w:t>
+      </w:r>
+      <w:r>
+        <w:t xml:space="preserve">показывал INTERP прошлого удачного хода — починено).</w:t>
+      </w:r>
+    </w:p>
     <w:p>
       <w:r>
         <w:pict>
@@ -12764,9 +13038,9 @@
         </w:pict>
       </w:r>
     </w:p>
-    <w:bookmarkEnd w:id="34"/>
     <w:bookmarkEnd w:id="35"/>
-    <w:bookmarkStart w:id="40" w:name="декартово-движение-g1g0-прямая-tcp-slerp"/>
+    <w:bookmarkEnd w:id="36"/>
+    <w:bookmarkStart w:id="41" w:name="декартово-движение-g1g0-прямая-tcp-slerp"/>
     <w:p>
       <w:pPr>
         <w:pStyle w:val="Heading2"/>
@@ -12775,7 +13049,7 @@
         <w:t xml:space="preserve">4. Декартово движение (G1/G0): прямая TCP + slerp</w:t>
       </w:r>
     </w:p>
-    <w:bookmarkStart w:id="36" w:name="почему-не-joint-интерполяция"/>
+    <w:bookmarkStart w:id="37" w:name="почему-не-joint-интерполяция"/>
     <w:p>
       <w:pPr>
         <w:pStyle w:val="Heading3"/>
@@ -12887,29 +13161,35 @@
         <w:t xml:space="preserve"> </w:t>
       </w:r>
       <w:r>
-        <w:t xml:space="preserve">даёт дугу TCP в декарте — для прямых (сварка, вставка,</w:t>
-      </w:r>
-      <w:r>
-        <w:t xml:space="preserve"> </w:t>
-      </w:r>
-      <w:r>
-        <w:t xml:space="preserve">проход над столом) не годится. Поэтому наоборот: прямая</w:t>
-      </w:r>
-      <w:r>
-        <w:t xml:space="preserve"> </w:t>
-      </w:r>
-      <w:r>
-        <w:t xml:space="preserve">задаётся в декарте, а суставы дотягиваются IK-трекингом</w:t>
-      </w:r>
-      <w:r>
-        <w:t xml:space="preserve"> </w:t>
-      </w:r>
-      <w:r>
-        <w:t xml:space="preserve">на каждом шаге (§4.3).</w:t>
-      </w:r>
-    </w:p>
-    <w:bookmarkEnd w:id="36"/>
-    <w:bookmarkStart w:id="37" w:name="интерполяция-позы-lerp-slerp-вывод"/>
+        <w:t xml:space="preserve">даёт дугу TCP в декартовых координатах — для прямолинейных</w:t>
+      </w:r>
+      <w:r>
+        <w:t xml:space="preserve"> </w:t>
+      </w:r>
+      <w:r>
+        <w:t xml:space="preserve">операций (сварка, вставка, проход над столом) неприменимо.</w:t>
+      </w:r>
+      <w:r>
+        <w:t xml:space="preserve"> </w:t>
+      </w:r>
+      <w:r>
+        <w:t xml:space="preserve">Поэтому задаётся обратное: прямая фиксируется в декарте,</w:t>
+      </w:r>
+      <w:r>
+        <w:t xml:space="preserve"> </w:t>
+      </w:r>
+      <w:r>
+        <w:t xml:space="preserve">а углы суставов на каждом шаге восстанавливаются</w:t>
+      </w:r>
+      <w:r>
+        <w:t xml:space="preserve"> </w:t>
+      </w:r>
+      <w:r>
+        <w:t xml:space="preserve">IK-трекингом (§4.3).</w:t>
+      </w:r>
+    </w:p>
+    <w:bookmarkEnd w:id="37"/>
+    <w:bookmarkStart w:id="38" w:name="интерполяция-позы-lerp-slerp-вывод"/>
     <w:p>
       <w:pPr>
         <w:pStyle w:val="Heading3"/>
@@ -13270,13 +13550,7 @@
         </m:sSub>
       </m:oMath>
       <w:r>
-        <w:t xml:space="preserve">.</w:t>
-      </w:r>
-      <w:r>
-        <w:t xml:space="preserve"> </w:t>
-      </w:r>
-      <w:r>
-        <w:t xml:space="preserve">Относительный поворот:</w:t>
+        <w:t xml:space="preserve">. Относительный поворот между ними:</w:t>
       </w:r>
     </w:p>
     <w:p>
@@ -13456,13 +13730,13 @@
         <w:t xml:space="preserve"> </w:t>
       </w:r>
       <w:r>
-        <w:t xml:space="preserve">— относительный поворот (сколько и куда крутить</w:t>
-      </w:r>
-      <w:r>
-        <w:t xml:space="preserve"> </w:t>
-      </w:r>
-      <w:r>
-        <w:t xml:space="preserve">от старта к цели),</w:t>
+        <w:t xml:space="preserve">— относительный поворот (величина доворота</w:t>
+      </w:r>
+      <w:r>
+        <w:t xml:space="preserve"> </w:t>
+      </w:r>
+      <w:r>
+        <w:t xml:space="preserve">и его направление от старта к цели),</w:t>
       </w:r>
       <w:r>
         <w:t xml:space="preserve"> </w:t>
@@ -13493,27 +13767,36 @@
         <w:t xml:space="preserve"> </w:t>
       </w:r>
       <w:r>
-        <w:t xml:space="preserve">—</w:t>
-      </w:r>
-      <w:r>
-        <w:t xml:space="preserve"> </w:t>
-      </w:r>
-      <w:r>
-        <w:t xml:space="preserve">след матрицы (сумма диагонали).</w:t>
-      </w:r>
-    </w:p>
-    <w:p>
-      <w:pPr>
-        <w:pStyle w:val="BodyText"/>
-      </w:pPr>
-      <w:r>
-        <w:t xml:space="preserve">ось — из кососимметричной части (то же выделение оси, что в (15)).</w:t>
-      </w:r>
-      <w:r>
-        <w:t xml:space="preserve"> </w:t>
-      </w:r>
-      <w:r>
-        <w:t xml:space="preserve">Тогда:</w:t>
+        <w:t xml:space="preserve">— след матрицы (сумма диагонали).</w:t>
+      </w:r>
+      <w:r>
+        <w:t xml:space="preserve"> </w:t>
+      </w:r>
+      <w:r>
+        <w:t xml:space="preserve">Ось</w:t>
+      </w:r>
+      <w:r>
+        <w:t xml:space="preserve"> </w:t>
+      </w:r>
+      <m:oMath>
+        <m:r>
+          <m:rPr>
+            <m:sty m:val="b"/>
+          </m:rPr>
+          <m:t>u</m:t>
+        </m:r>
+      </m:oMath>
+      <w:r>
+        <w:t xml:space="preserve"> </w:t>
+      </w:r>
+      <w:r>
+        <w:t xml:space="preserve">извлекается из кососимметричной части</w:t>
+      </w:r>
+      <w:r>
+        <w:t xml:space="preserve"> </w:t>
+      </w:r>
+      <w:r>
+        <w:t xml:space="preserve">тем же выделением оси, что в (15). Тогда:</w:t>
       </w:r>
     </w:p>
     <w:p>
@@ -13756,7 +14039,13 @@
         <w:pStyle w:val="BodyText"/>
       </w:pPr>
       <w:r>
-        <w:t xml:space="preserve">Постоянство угловой скорости: угол от</w:t>
+        <w:t xml:space="preserve">Постоянство угловой скорости следует из конструкции:</w:t>
+      </w:r>
+      <w:r>
+        <w:t xml:space="preserve"> </w:t>
+      </w:r>
+      <w:r>
+        <w:t xml:space="preserve">угол от</w:t>
       </w:r>
       <w:r>
         <w:t xml:space="preserve"> </w:t>
@@ -13884,13 +14173,7 @@
         <w:t xml:space="preserve"> </w:t>
       </w:r>
       <w:r>
-        <w:t xml:space="preserve">движение идёт</w:t>
-      </w:r>
-      <w:r>
-        <w:t xml:space="preserve"> </w:t>
-      </w:r>
-      <w:r>
-        <w:t xml:space="preserve">равномерно</w:t>
+        <w:t xml:space="preserve">движение равномерно,</w:t>
       </w:r>
       <w:r>
         <w:t xml:space="preserve"> </w:t>
@@ -13926,13 +14209,19 @@
         </m:r>
       </m:oMath>
       <w:r>
-        <w:t xml:space="preserve">. Матрица поворота</w:t>
-      </w:r>
-      <w:r>
-        <w:t xml:space="preserve"> </w:t>
-      </w:r>
-      <w:r>
-        <w:t xml:space="preserve">вокруг оси — формула Родрига (23). Вывод: разложение</w:t>
+        <w:t xml:space="preserve">.</w:t>
+      </w:r>
+      <w:r>
+        <w:t xml:space="preserve"> </w:t>
+      </w:r>
+      <w:r>
+        <w:t xml:space="preserve">Матрица поворота вокруг оси задаётся формулой Родрига (23).</w:t>
+      </w:r>
+      <w:r>
+        <w:t xml:space="preserve"> </w:t>
+      </w:r>
+      <w:r>
+        <w:t xml:space="preserve">Вывод формулы: разложение экспоненты генератора поворота</w:t>
       </w:r>
       <w:r>
         <w:t xml:space="preserve"> </w:t>
@@ -13947,148 +14236,6 @@
           </m:rPr>
           <m:t>=</m:t>
         </m:r>
-        <m:r>
-          <m:t>I</m:t>
-        </m:r>
-        <m:r>
-          <m:rPr>
-            <m:sty m:val="p"/>
-          </m:rPr>
-          <m:t>+</m:t>
-        </m:r>
-        <m:r>
-          <m:rPr>
-            <m:sty m:val="p"/>
-          </m:rPr>
-          <m:t>sin</m:t>
-        </m:r>
-        <m:r>
-          <m:t>ϕ</m:t>
-        </m:r>
-        <m:r>
-          <m:t> </m:t>
-        </m:r>
-        <m:r>
-          <m:rPr>
-            <m:sty m:val="p"/>
-          </m:rPr>
-          <m:t>[</m:t>
-        </m:r>
-        <m:r>
-          <m:rPr>
-            <m:sty m:val="b"/>
-          </m:rPr>
-          <m:t>u</m:t>
-        </m:r>
-        <m:sSub>
-          <m:e>
-            <m:r>
-              <m:rPr>
-                <m:sty m:val="p"/>
-              </m:rPr>
-              <m:t>]</m:t>
-            </m:r>
-          </m:e>
-          <m:sub>
-            <m:r>
-              <m:rPr>
-                <m:sty m:val="p"/>
-              </m:rPr>
-              <m:t>×</m:t>
-            </m:r>
-          </m:sub>
-        </m:sSub>
-        <m:r>
-          <m:rPr>
-            <m:sty m:val="p"/>
-          </m:rPr>
-          <m:t>+</m:t>
-        </m:r>
-        <m:r>
-          <m:rPr>
-            <m:sty m:val="p"/>
-          </m:rPr>
-          <m:t>(</m:t>
-        </m:r>
-        <m:r>
-          <m:t>1</m:t>
-        </m:r>
-        <m:r>
-          <m:rPr>
-            <m:sty m:val="p"/>
-          </m:rPr>
-          <m:t>−</m:t>
-        </m:r>
-        <m:r>
-          <m:rPr>
-            <m:sty m:val="p"/>
-          </m:rPr>
-          <m:t>cos</m:t>
-        </m:r>
-        <m:r>
-          <m:t>ϕ</m:t>
-        </m:r>
-        <m:r>
-          <m:rPr>
-            <m:sty m:val="p"/>
-          </m:rPr>
-          <m:t>)</m:t>
-        </m:r>
-        <m:r>
-          <m:t> </m:t>
-        </m:r>
-        <m:r>
-          <m:rPr>
-            <m:sty m:val="p"/>
-          </m:rPr>
-          <m:t>[</m:t>
-        </m:r>
-        <m:r>
-          <m:rPr>
-            <m:sty m:val="b"/>
-          </m:rPr>
-          <m:t>u</m:t>
-        </m:r>
-        <m:sSubSup>
-          <m:e>
-            <m:r>
-              <m:rPr>
-                <m:sty m:val="p"/>
-              </m:rPr>
-              <m:t>]</m:t>
-            </m:r>
-          </m:e>
-          <m:sub>
-            <m:r>
-              <m:rPr>
-                <m:sty m:val="p"/>
-              </m:rPr>
-              <m:t>×</m:t>
-            </m:r>
-          </m:sub>
-          <m:sup>
-            <m:r>
-              <m:t>2</m:t>
-            </m:r>
-          </m:sup>
-        </m:sSubSup>
-      </m:oMath>
-      <w:r>
-        <w:t xml:space="preserve"> </w:t>
-      </w:r>
-      <w:r>
-        <w:t xml:space="preserve">получается</w:t>
-      </w:r>
-      <w:r>
-        <w:t xml:space="preserve"> </w:t>
-      </w:r>
-      <w:r>
-        <w:t xml:space="preserve">возведением в степень экспоненты генератора поворота</w:t>
-      </w:r>
-      <w:r>
-        <w:t xml:space="preserve"> </w:t>
-      </w:r>
-      <m:oMath>
         <m:sSup>
           <m:e>
             <m:r>
@@ -14136,7 +14283,7 @@
         <w:t xml:space="preserve"> </w:t>
       </w:r>
       <w:r>
-        <w:t xml:space="preserve">с тождеством</w:t>
+        <w:t xml:space="preserve">в ряд с учётом тождества</w:t>
       </w:r>
       <w:r>
         <w:t xml:space="preserve"> </w:t>
@@ -14219,6 +14366,151 @@
             </m:r>
           </m:sub>
         </m:sSub>
+      </m:oMath>
+      <w:r>
+        <w:t xml:space="preserve"> </w:t>
+      </w:r>
+      <w:r>
+        <w:t xml:space="preserve">даёт</w:t>
+      </w:r>
+      <w:r>
+        <w:t xml:space="preserve"> </w:t>
+      </w:r>
+      <m:oMath>
+        <m:r>
+          <m:t>R</m:t>
+        </m:r>
+        <m:r>
+          <m:rPr>
+            <m:sty m:val="p"/>
+          </m:rPr>
+          <m:t>=</m:t>
+        </m:r>
+        <m:r>
+          <m:t>I</m:t>
+        </m:r>
+        <m:r>
+          <m:rPr>
+            <m:sty m:val="p"/>
+          </m:rPr>
+          <m:t>+</m:t>
+        </m:r>
+        <m:r>
+          <m:rPr>
+            <m:sty m:val="p"/>
+          </m:rPr>
+          <m:t>sin</m:t>
+        </m:r>
+        <m:r>
+          <m:t>ϕ</m:t>
+        </m:r>
+        <m:r>
+          <m:t> </m:t>
+        </m:r>
+        <m:r>
+          <m:rPr>
+            <m:sty m:val="p"/>
+          </m:rPr>
+          <m:t>[</m:t>
+        </m:r>
+        <m:r>
+          <m:rPr>
+            <m:sty m:val="b"/>
+          </m:rPr>
+          <m:t>u</m:t>
+        </m:r>
+        <m:sSub>
+          <m:e>
+            <m:r>
+              <m:rPr>
+                <m:sty m:val="p"/>
+              </m:rPr>
+              <m:t>]</m:t>
+            </m:r>
+          </m:e>
+          <m:sub>
+            <m:r>
+              <m:rPr>
+                <m:sty m:val="p"/>
+              </m:rPr>
+              <m:t>×</m:t>
+            </m:r>
+          </m:sub>
+        </m:sSub>
+        <m:r>
+          <m:rPr>
+            <m:sty m:val="p"/>
+          </m:rPr>
+          <m:t>+</m:t>
+        </m:r>
+        <m:r>
+          <m:rPr>
+            <m:sty m:val="p"/>
+          </m:rPr>
+          <m:t>(</m:t>
+        </m:r>
+        <m:r>
+          <m:t>1</m:t>
+        </m:r>
+        <m:r>
+          <m:rPr>
+            <m:sty m:val="p"/>
+          </m:rPr>
+          <m:t>−</m:t>
+        </m:r>
+        <m:r>
+          <m:rPr>
+            <m:sty m:val="p"/>
+          </m:rPr>
+          <m:t>cos</m:t>
+        </m:r>
+        <m:r>
+          <m:t>ϕ</m:t>
+        </m:r>
+        <m:r>
+          <m:rPr>
+            <m:sty m:val="p"/>
+          </m:rPr>
+          <m:t>)</m:t>
+        </m:r>
+        <m:r>
+          <m:t> </m:t>
+        </m:r>
+        <m:r>
+          <m:rPr>
+            <m:sty m:val="p"/>
+          </m:rPr>
+          <m:t>[</m:t>
+        </m:r>
+        <m:r>
+          <m:rPr>
+            <m:sty m:val="b"/>
+          </m:rPr>
+          <m:t>u</m:t>
+        </m:r>
+        <m:sSubSup>
+          <m:e>
+            <m:r>
+              <m:rPr>
+                <m:sty m:val="p"/>
+              </m:rPr>
+              <m:t>]</m:t>
+            </m:r>
+          </m:e>
+          <m:sub>
+            <m:r>
+              <m:rPr>
+                <m:sty m:val="p"/>
+              </m:rPr>
+              <m:t>×</m:t>
+            </m:r>
+          </m:sub>
+          <m:sup>
+            <m:r>
+              <m:t>2</m:t>
+            </m:r>
+          </m:sup>
+        </m:sSubSup>
       </m:oMath>
       <w:r>
         <w:t xml:space="preserve">.</w:t>
@@ -14973,7 +15265,13 @@
         </m:r>
       </m:oMath>
       <w:r>
-        <w:t xml:space="preserve">: ось из</w:t>
+        <w:t xml:space="preserve">: ось, извлекаемая</w:t>
+      </w:r>
+      <w:r>
+        <w:t xml:space="preserve"> </w:t>
+      </w:r>
+      <w:r>
+        <w:t xml:space="preserve">из</w:t>
       </w:r>
       <w:r>
         <w:t xml:space="preserve"> </w:t>
@@ -15028,10 +15326,13 @@
         </m:r>
       </m:oMath>
       <w:r>
-        <w:t xml:space="preserve"> </w:t>
-      </w:r>
-      <w:r>
-        <w:t xml:space="preserve">обнуляется. Запасной путь — столбец максимальной диагонали</w:t>
+        <w:t xml:space="preserve">, обращается в нуль. Резервный вариант —</w:t>
+      </w:r>
+      <w:r>
+        <w:t xml:space="preserve"> </w:t>
+      </w:r>
+      <w:r>
+        <w:t xml:space="preserve">столбец максимальной диагонали</w:t>
       </w:r>
       <w:r>
         <w:t xml:space="preserve"> </w:t>
@@ -15081,7 +15382,13 @@
         </m:r>
       </m:oMath>
       <w:r>
-        <w:t xml:space="preserve">: для поворота на</w:t>
+        <w:t xml:space="preserve">: для поворота</w:t>
+      </w:r>
+      <w:r>
+        <w:t xml:space="preserve"> </w:t>
+      </w:r>
+      <w:r>
+        <w:t xml:space="preserve">на</w:t>
       </w:r>
       <w:r>
         <w:t xml:space="preserve"> </w:t>
@@ -15095,7 +15402,7 @@
         <w:t xml:space="preserve"> </w:t>
       </w:r>
       <w:r>
-        <w:t xml:space="preserve">верно</w:t>
+        <w:t xml:space="preserve">справедливо</w:t>
       </w:r>
       <w:r>
         <w:t xml:space="preserve"> </w:t>
@@ -15154,7 +15461,13 @@
         </m:sSup>
       </m:oMath>
       <w:r>
-        <w:t xml:space="preserve">, т.е. диагональ —</w:t>
+        <w:t xml:space="preserve">,</w:t>
+      </w:r>
+      <w:r>
+        <w:t xml:space="preserve"> </w:t>
+      </w:r>
+      <w:r>
+        <w:t xml:space="preserve">т.е. диагональные элементы равны</w:t>
       </w:r>
       <w:r>
         <w:t xml:space="preserve"> </w:t>
@@ -15182,7 +15495,7 @@
         </m:sSubSup>
       </m:oMath>
       <w:r>
-        <w:t xml:space="preserve">, а внедиагональ —</w:t>
+        <w:t xml:space="preserve">, а внедиагональные —</w:t>
       </w:r>
       <w:r>
         <w:t xml:space="preserve"> </w:t>
@@ -15217,7 +15530,7 @@
         </m:sSub>
       </m:oMath>
       <w:r>
-        <w:t xml:space="preserve">. Код берёт</w:t>
+        <w:t xml:space="preserve">. Вычисляется</w:t>
       </w:r>
       <w:r>
         <w:t xml:space="preserve"> </w:t>
@@ -15273,22 +15586,25 @@
         </m:r>
       </m:oMath>
       <w:r>
-        <w:t xml:space="preserve"> </w:t>
-      </w:r>
-      <w:r>
-        <w:t xml:space="preserve">и восстанавливает ось с корректным знаком</w:t>
-      </w:r>
-      <w:r>
-        <w:t xml:space="preserve"> </w:t>
-      </w:r>
-      <w:r>
-        <w:t xml:space="preserve">через смешанные элементы. Без этой ветки разворот «через</w:t>
-      </w:r>
-      <w:r>
-        <w:t xml:space="preserve"> </w:t>
-      </w:r>
-      <w:r>
-        <w:t xml:space="preserve">спину» давал NaN в оси и стоп движения.</w:t>
+        <w:t xml:space="preserve">, ось восстанавливается</w:t>
+      </w:r>
+      <w:r>
+        <w:t xml:space="preserve"> </w:t>
+      </w:r>
+      <w:r>
+        <w:t xml:space="preserve">с корректным знаком через смешанные элементы. Без этой ветви</w:t>
+      </w:r>
+      <w:r>
+        <w:t xml:space="preserve"> </w:t>
+      </w:r>
+      <w:r>
+        <w:t xml:space="preserve">разворот «через спину» приводил к неопределённости оси (NaN)</w:t>
+      </w:r>
+      <w:r>
+        <w:t xml:space="preserve"> </w:t>
+      </w:r>
+      <w:r>
+        <w:t xml:space="preserve">и останову движения.</w:t>
       </w:r>
     </w:p>
     <w:p>
@@ -15296,7 +15612,7 @@
         <w:pStyle w:val="BodyText"/>
       </w:pPr>
       <w:r>
-        <w:t xml:space="preserve">Матрица цели шага идёт</w:t>
+        <w:t xml:space="preserve">Матрица цели шага передаётся</w:t>
       </w:r>
       <w:r>
         <w:t xml:space="preserve"> </w:t>
@@ -15333,7 +15649,7 @@
         <w:t xml:space="preserve"> </w:t>
       </w:r>
       <w:r>
-        <w:t xml:space="preserve">промежуточных эйлеров нет, разрывов свёртки</w:t>
+        <w:t xml:space="preserve">промежуточные эйлеры отсутствуют, поэтому разрывов свёртки</w:t>
       </w:r>
       <w:r>
         <w:t xml:space="preserve"> </w:t>
@@ -15359,13 +15675,13 @@
         <w:t xml:space="preserve"> </w:t>
       </w:r>
       <w:r>
-        <w:t xml:space="preserve">и snap’ов тоже нет. Эйлеры появляются один раз на шаг</w:t>
-      </w:r>
-      <w:r>
-        <w:t xml:space="preserve"> </w:t>
-      </w:r>
-      <w:r>
-        <w:t xml:space="preserve">только для fallback-геометрии</w:t>
+        <w:t xml:space="preserve">и скачкообразных изменений ориентации нет. Эйлеры</w:t>
+      </w:r>
+      <w:r>
+        <w:t xml:space="preserve"> </w:t>
+      </w:r>
+      <w:r>
+        <w:t xml:space="preserve">возникают один раз на шаг и только для резервной геометрии</w:t>
       </w:r>
       <w:r>
         <w:t xml:space="preserve"> </w:t>
@@ -15380,7 +15696,7 @@
         <w:t xml:space="preserve"> </w:t>
       </w:r>
       <w:r>
-        <w:t xml:space="preserve">(ей нужна</w:t>
+        <w:t xml:space="preserve">(ей на входе нужна</w:t>
       </w:r>
       <w:r>
         <w:t xml:space="preserve"> </w:t>
@@ -15392,13 +15708,13 @@
         <w:t xml:space="preserve">Pose</w:t>
       </w:r>
       <w:r>
-        <w:t xml:space="preserve">);</w:t>
-      </w:r>
-      <w:r>
-        <w:t xml:space="preserve"> </w:t>
-      </w:r>
-      <w:r>
-        <w:t xml:space="preserve">непрерывность там не требуется — ближайший к</w:t>
+        <w:t xml:space="preserve">); непрерывность там</w:t>
+      </w:r>
+      <w:r>
+        <w:t xml:space="preserve"> </w:t>
+      </w:r>
+      <w:r>
+        <w:t xml:space="preserve">не требуется — ближайший к</w:t>
       </w:r>
       <w:r>
         <w:t xml:space="preserve"> </w:t>
@@ -15430,7 +15746,13 @@
         <w:t xml:space="preserve"> </w:t>
       </w:r>
       <w:r>
-        <w:t xml:space="preserve">выбирается по joint-дистанции, не по эйлерам.</w:t>
+        <w:t xml:space="preserve">кандидат выбирается</w:t>
+      </w:r>
+      <w:r>
+        <w:t xml:space="preserve"> </w:t>
+      </w:r>
+      <w:r>
+        <w:t xml:space="preserve">по joint-дистанции, а не по эйлерам.</w:t>
       </w:r>
     </w:p>
     <w:p>
@@ -15438,7 +15760,7 @@
         <w:pStyle w:val="BodyText"/>
       </w:pPr>
       <w:r>
-        <w:t xml:space="preserve">Крайний случай:</w:t>
+        <w:t xml:space="preserve">Вырожденный случай:</w:t>
       </w:r>
       <w:r>
         <w:t xml:space="preserve"> </w:t>
@@ -15553,11 +15875,17 @@
         <w:t xml:space="preserve"> </w:t>
       </w:r>
       <w:r>
-        <w:t xml:space="preserve">движения нет, сразу успех (защита от дрожания стриминга).</w:t>
-      </w:r>
-    </w:p>
-    <w:bookmarkEnd w:id="37"/>
-    <w:bookmarkStart w:id="38" w:name="трекинг-и-safety-каждого-шага"/>
+        <w:t xml:space="preserve">движение отсутствует, сразу успех (защита от дрожания при</w:t>
+      </w:r>
+      <w:r>
+        <w:t xml:space="preserve"> </w:t>
+      </w:r>
+      <w:r>
+        <w:t xml:space="preserve">потоковой подаче мелких шагов).</w:t>
+      </w:r>
+    </w:p>
+    <w:bookmarkEnd w:id="38"/>
+    <w:bookmarkStart w:id="39" w:name="трекинг-и-safety-каждого-шага"/>
     <w:p>
       <w:pPr>
         <w:pStyle w:val="Heading3"/>
@@ -15571,7 +15899,7 @@
         <w:pStyle w:val="FirstParagraph"/>
       </w:pPr>
       <w:r>
-        <w:t xml:space="preserve">Каждый декартов шаг: IK</w:t>
+        <w:t xml:space="preserve">Каждый декартов шаг — это IK</w:t>
       </w:r>
       <w:r>
         <w:t xml:space="preserve"> </w:t>
@@ -15595,19 +15923,25 @@
         <w:t xml:space="preserve"> </w:t>
       </w:r>
       <w:r>
-        <w:t xml:space="preserve">(warm start</w:t>
-      </w:r>
-      <w:r>
-        <w:t xml:space="preserve"> </w:t>
-      </w:r>
-      <w:r>
-        <w:t xml:space="preserve">Ньютона — сходимость за ~2 итерации, т.к. шаг мал и сид</w:t>
-      </w:r>
-      <w:r>
-        <w:t xml:space="preserve"> </w:t>
-      </w:r>
-      <w:r>
-        <w:t xml:space="preserve">уже в бассейне притяжения) +</w:t>
+        <w:t xml:space="preserve">(тёплый старт</w:t>
+      </w:r>
+      <w:r>
+        <w:t xml:space="preserve"> </w:t>
+      </w:r>
+      <w:r>
+        <w:t xml:space="preserve">метода Ньютона: сходимость за ~2 итерации, поскольку шаг мал</w:t>
+      </w:r>
+      <w:r>
+        <w:t xml:space="preserve"> </w:t>
+      </w:r>
+      <w:r>
+        <w:t xml:space="preserve">и стартовая точка уже находится в бассейне притяжения)</w:t>
+      </w:r>
+      <w:r>
+        <w:t xml:space="preserve"> </w:t>
+      </w:r>
+      <w:r>
+        <w:t xml:space="preserve">плюс проверка</w:t>
       </w:r>
       <w:r>
         <w:t xml:space="preserve"> </w:t>
@@ -15628,13 +15962,13 @@
         <w:t xml:space="preserve"> </w:t>
       </w:r>
       <w:r>
-        <w:t xml:space="preserve">Срыв — стоп на последнем хорошем. M112, прилетевший</w:t>
-      </w:r>
-      <w:r>
-        <w:t xml:space="preserve"> </w:t>
-      </w:r>
-      <w:r>
-        <w:t xml:space="preserve">в Serial посреди цикла, обрывает движение немедленно</w:t>
+        <w:t xml:space="preserve">При срыве — останов на последнем корректном шаге. Команда M112,</w:t>
+      </w:r>
+      <w:r>
+        <w:t xml:space="preserve"> </w:t>
+      </w:r>
+      <w:r>
+        <w:t xml:space="preserve">поступившая в Serial посреди цикла, прерывает движение немедленно</w:t>
       </w:r>
       <w:r>
         <w:t xml:space="preserve"> </w:t>
@@ -15648,29 +15982,35 @@
         <w:pStyle w:val="BodyText"/>
       </w:pPr>
       <w:r>
-        <w:t xml:space="preserve">Грубая end-IK для оценки времени: берётся ближайшая</w:t>
-      </w:r>
-      <w:r>
-        <w:t xml:space="preserve"> </w:t>
-      </w:r>
-      <w:r>
-        <w:t xml:space="preserve">к текущей из {трекинг-refine, геометрия solveAll} — чистый</w:t>
-      </w:r>
-      <w:r>
-        <w:t xml:space="preserve"> </w:t>
-      </w:r>
-      <w:r>
-        <w:t xml:space="preserve">refine иногда уходит в дальнюю ветвь и раздувает время</w:t>
-      </w:r>
-      <w:r>
-        <w:t xml:space="preserve"> </w:t>
-      </w:r>
-      <w:r>
-        <w:t xml:space="preserve">в разы (рука потом ползёт еле-еле, хотя путь рядом).</w:t>
-      </w:r>
-    </w:p>
-    <w:bookmarkEnd w:id="38"/>
-    <w:bookmarkStart w:id="39" w:name="время-и-профиль-скорости"/>
+        <w:t xml:space="preserve">Грубая end-IK для оценки времени: из двух вариантов</w:t>
+      </w:r>
+      <w:r>
+        <w:t xml:space="preserve"> </w:t>
+      </w:r>
+      <w:r>
+        <w:t xml:space="preserve">{трекинг-refine, геометрия solveAll} берётся ближайший</w:t>
+      </w:r>
+      <w:r>
+        <w:t xml:space="preserve"> </w:t>
+      </w:r>
+      <w:r>
+        <w:t xml:space="preserve">к текущей конфигурации — автономный refine иногда уходит</w:t>
+      </w:r>
+      <w:r>
+        <w:t xml:space="preserve"> </w:t>
+      </w:r>
+      <w:r>
+        <w:t xml:space="preserve">в дальнюю ветвь и завышает время в разы (рука после этого</w:t>
+      </w:r>
+      <w:r>
+        <w:t xml:space="preserve"> </w:t>
+      </w:r>
+      <w:r>
+        <w:t xml:space="preserve">движется медленно, хотя геометрически путь рядом).</w:t>
+      </w:r>
+    </w:p>
+    <w:bookmarkEnd w:id="39"/>
+    <w:bookmarkStart w:id="40" w:name="время-и-профиль-скорости"/>
     <w:p>
       <w:pPr>
         <w:pStyle w:val="Heading3"/>
@@ -15684,7 +16024,7 @@
         <w:pStyle w:val="FirstParagraph"/>
       </w:pPr>
       <w:r>
-        <w:t xml:space="preserve">Длительность — по самому медленному суставу:</w:t>
+        <w:t xml:space="preserve">Длительность движения определяется самым медленным суставом:</w:t>
       </w:r>
     </w:p>
     <w:p>
@@ -16044,7 +16384,13 @@
         <w:t xml:space="preserve"> </w:t>
       </w:r>
       <w:r>
-        <w:t xml:space="preserve">— меньше не едем).</w:t>
+        <w:t xml:space="preserve">— меньшие смещения</w:t>
+      </w:r>
+      <w:r>
+        <w:t xml:space="preserve"> </w:t>
+      </w:r>
+      <w:r>
+        <w:t xml:space="preserve">не исполняются).</w:t>
       </w:r>
     </w:p>
     <w:p>
@@ -16448,7 +16794,7 @@
         <w:t xml:space="preserve"> </w:t>
       </w:r>
       <w:r>
-        <w:t xml:space="preserve">с нулевой скоростью (нет рывка), пик</w:t>
+        <w:t xml:space="preserve">с нулевой скоростью (без рывка), максимум</w:t>
       </w:r>
       <w:r>
         <w:t xml:space="preserve"> </w:t>
@@ -16468,7 +16814,7 @@
         <w:t xml:space="preserve"> </w:t>
       </w:r>
       <w:r>
-        <w:t xml:space="preserve">движение в 1.5 раза быстрее равномерного при том же</w:t>
+        <w:t xml:space="preserve">при том же</w:t>
       </w:r>
       <w:r>
         <w:t xml:space="preserve"> </w:t>
@@ -16478,6 +16824,12 @@
           <m:t>T</m:t>
         </m:r>
       </m:oMath>
+      <w:r>
+        <w:t xml:space="preserve"> </w:t>
+      </w:r>
+      <w:r>
+        <w:t xml:space="preserve">движение в 1.5 раза быстрее равномерного</w:t>
+      </w:r>
       <w:r>
         <w:t xml:space="preserve"> </w:t>
       </w:r>
@@ -16531,13 +16883,19 @@
         <w:t xml:space="preserve"> </w:t>
       </w:r>
       <w:r>
-        <w:t xml:space="preserve">в обоих случаях, но ease концентрирует</w:t>
-      </w:r>
-      <w:r>
-        <w:t xml:space="preserve"> </w:t>
-      </w:r>
-      <w:r>
-        <w:t xml:space="preserve">скорость в середине). Ускорение кусочно-постоянно</w:t>
+        <w:t xml:space="preserve">в обоих случаях, но ease-in-out</w:t>
+      </w:r>
+      <w:r>
+        <w:t xml:space="preserve"> </w:t>
+      </w:r>
+      <w:r>
+        <w:t xml:space="preserve">концентрирует скорость в середине пути). Ускорение</w:t>
+      </w:r>
+      <w:r>
+        <w:t xml:space="preserve"> </w:t>
+      </w:r>
+      <w:r>
+        <w:t xml:space="preserve">кусочно-постоянно и равно</w:t>
       </w:r>
       <w:r>
         <w:t xml:space="preserve"> </w:t>
@@ -16575,7 +16933,13 @@
         <w:t xml:space="preserve"> </w:t>
       </w:r>
       <w:r>
-        <w:t xml:space="preserve">(рывок — только в точке</w:t>
+        <w:t xml:space="preserve">(разрыв ускорения —</w:t>
+      </w:r>
+      <w:r>
+        <w:t xml:space="preserve"> </w:t>
+      </w:r>
+      <w:r>
+        <w:t xml:space="preserve">только в точке</w:t>
       </w:r>
       <w:r>
         <w:t xml:space="preserve"> </w:t>
@@ -16604,13 +16968,13 @@
         </m:r>
       </m:oMath>
       <w:r>
-        <w:t xml:space="preserve">; для наших скоростей</w:t>
-      </w:r>
-      <w:r>
-        <w:t xml:space="preserve"> </w:t>
-      </w:r>
-      <w:r>
-        <w:t xml:space="preserve">допустимо, сервы сглаживают механикой).</w:t>
+        <w:t xml:space="preserve">; при наших скоростях допустимо,</w:t>
+      </w:r>
+      <w:r>
+        <w:t xml:space="preserve"> </w:t>
+      </w:r>
+      <w:r>
+        <w:t xml:space="preserve">механика сервоприводов дополнительно сглаживает профиль).</w:t>
       </w:r>
     </w:p>
     <w:p>
@@ -16620,9 +16984,9 @@
         </w:pict>
       </w:r>
     </w:p>
-    <w:bookmarkEnd w:id="39"/>
     <w:bookmarkEnd w:id="40"/>
-    <w:bookmarkStart w:id="43" w:name="планировщик-объезда-detour-две-фазы"/>
+    <w:bookmarkEnd w:id="41"/>
+    <w:bookmarkStart w:id="44" w:name="планировщик-объезда-detour-две-фазы"/>
     <w:p>
       <w:pPr>
         <w:pStyle w:val="Heading2"/>
@@ -16636,7 +17000,7 @@
         <w:pStyle w:val="FirstParagraph"/>
       </w:pPr>
       <w:r>
-        <w:t xml:space="preserve">Вход:</w:t>
+        <w:t xml:space="preserve">Задача планировщика — соединить стартовую конфигурацию</w:t>
       </w:r>
       <w:r>
         <w:t xml:space="preserve"> </w:t>
@@ -16668,7 +17032,10 @@
         </m:sSub>
       </m:oMath>
       <w:r>
-        <w:t xml:space="preserve">, цель</w:t>
+        <w:t xml:space="preserve"> </w:t>
+      </w:r>
+      <w:r>
+        <w:t xml:space="preserve">с целевой</w:t>
       </w:r>
       <w:r>
         <w:t xml:space="preserve"> </w:t>
@@ -16700,13 +17067,7 @@
         <w:t xml:space="preserve"> </w:t>
       </w:r>
       <w:r>
-        <w:t xml:space="preserve">(+ поза TCP для фазы 1).</w:t>
-      </w:r>
-      <w:r>
-        <w:t xml:space="preserve"> </w:t>
-      </w:r>
-      <w:r>
-        <w:t xml:space="preserve">Выход: цепочка вейпоинтов</w:t>
+        <w:t xml:space="preserve">цепочкой промежуточных вейпоинтов</w:t>
       </w:r>
       <w:r>
         <w:t xml:space="preserve"> </w:t>
@@ -16771,13 +17132,43 @@
         </m:sSub>
       </m:oMath>
       <w:r>
-        <w:t xml:space="preserve">,</w:t>
-      </w:r>
-      <w:r>
-        <w:t xml:space="preserve"> </w:t>
-      </w:r>
-      <w:r>
-        <w:t xml:space="preserve">исполняется через</w:t>
+        <w:t xml:space="preserve">, каждое ребро которой безопасно</w:t>
+      </w:r>
+      <w:r>
+        <w:t xml:space="preserve"> </w:t>
+      </w:r>
+      <w:r>
+        <w:t xml:space="preserve">(проверяется §6), а инструмент при этом не проходит сквозь</w:t>
+      </w:r>
+      <w:r>
+        <w:t xml:space="preserve"> </w:t>
+      </w:r>
+      <w:r>
+        <w:t xml:space="preserve">запретные боксы. Архитектура двухфазная по экономическим</w:t>
+      </w:r>
+      <w:r>
+        <w:t xml:space="preserve"> </w:t>
+      </w:r>
+      <w:r>
+        <w:t xml:space="preserve">соображениям: сначала вычислительно недорогая геометрическая</w:t>
+      </w:r>
+      <w:r>
+        <w:t xml:space="preserve"> </w:t>
+      </w:r>
+      <w:r>
+        <w:t xml:space="preserve">фаза (десятки операций, закрывает типовой случай «столб</w:t>
+      </w:r>
+      <w:r>
+        <w:t xml:space="preserve"> </w:t>
+      </w:r>
+      <w:r>
+        <w:t xml:space="preserve">посередине»), и только если её недостаточно — затратная</w:t>
+      </w:r>
+      <w:r>
+        <w:t xml:space="preserve"> </w:t>
+      </w:r>
+      <w:r>
+        <w:t xml:space="preserve">сэмплинговая фаза в пространстве суставов. Исполнение цепочки — через</w:t>
       </w:r>
       <w:r>
         <w:t xml:space="preserve"> </w:t>
@@ -16792,13 +17183,7 @@
         <w:t xml:space="preserve"> </w:t>
       </w:r>
       <w:r>
-        <w:t xml:space="preserve">(каждый лег — §4).</w:t>
-      </w:r>
-      <w:r>
-        <w:t xml:space="preserve"> </w:t>
-      </w:r>
-      <w:r>
-        <w:t xml:space="preserve">Зеркало:</w:t>
+        <w:t xml:space="preserve">(каждый лег — движение §4). Зеркало алгоритма:</w:t>
       </w:r>
       <w:r>
         <w:t xml:space="preserve"> </w:t>
@@ -16816,7 +17201,7 @@
         <w:t xml:space="preserve">— те же этапы, те же пороги.</w:t>
       </w:r>
     </w:p>
-    <w:bookmarkStart w:id="41" w:name="X97c966f45b4dd88039c4ab403a4071c6c6b4b4e"/>
+    <w:bookmarkStart w:id="42" w:name="X97c966f45b4dd88039c4ab403a4071c6c6b4b4e"/>
     <w:p>
       <w:pPr>
         <w:pStyle w:val="Heading3"/>
@@ -16830,7 +17215,13 @@
         <w:pStyle w:val="FirstParagraph"/>
       </w:pPr>
       <w:r>
-        <w:t xml:space="preserve">Если отрезок TCP старт→цель пересекает активный бокс</w:t>
+        <w:t xml:space="preserve">Поводом для объезда служит пересечение отрезка TCP</w:t>
+      </w:r>
+      <w:r>
+        <w:t xml:space="preserve"> </w:t>
+      </w:r>
+      <w:r>
+        <w:t xml:space="preserve">старт→цель с активным боксом</w:t>
       </w:r>
       <w:r>
         <w:t xml:space="preserve"> </w:t>
@@ -16925,16 +17316,13 @@
         </m:r>
       </m:oMath>
       <w:r>
-        <w:t xml:space="preserve"> </w:t>
-      </w:r>
-      <w:r>
-        <w:t xml:space="preserve">— тест попадания (29) —</w:t>
-      </w:r>
-      <w:r>
-        <w:t xml:space="preserve"> </w:t>
-      </w:r>
-      <w:r>
-        <w:t xml:space="preserve">(проверка 21 пробой</w:t>
+        <w:t xml:space="preserve">.</w:t>
+      </w:r>
+      <w:r>
+        <w:t xml:space="preserve"> </w:t>
+      </w:r>
+      <w:r>
+        <w:t xml:space="preserve">Пересечение детектируется прямолинейно — 21 равномерной пробой</w:t>
       </w:r>
       <w:r>
         <w:t xml:space="preserve"> </w:t>
@@ -17032,13 +17420,28 @@
         </m:r>
       </m:oMath>
       <w:r>
-        <w:t xml:space="preserve">), строятся 7 кандидатов:</w:t>
-      </w:r>
-      <w:r>
-        <w:t xml:space="preserve"> </w:t>
-      </w:r>
-      <w:r>
-        <w:t xml:space="preserve">6 отступов от граней на</w:t>
+        <w:t xml:space="preserve"> </w:t>
+      </w:r>
+      <w:r>
+        <w:t xml:space="preserve">с тестом попадания (29) в каждой.</w:t>
+      </w:r>
+      <w:r>
+        <w:t xml:space="preserve"> </w:t>
+      </w:r>
+      <w:r>
+        <w:t xml:space="preserve">Если пересечения нет, фаза завершается пустой (объезжать нечего).</w:t>
+      </w:r>
+      <w:r>
+        <w:t xml:space="preserve"> </w:t>
+      </w:r>
+      <w:r>
+        <w:t xml:space="preserve">Иначе для каждого задетого бокса строится 7 кандидатов в обход:</w:t>
+      </w:r>
+      <w:r>
+        <w:t xml:space="preserve"> </w:t>
+      </w:r>
+      <w:r>
+        <w:t xml:space="preserve">шесть отступов от граней на</w:t>
       </w:r>
       <w:r>
         <w:t xml:space="preserve"> </w:t>
@@ -17233,19 +17636,19 @@
         <w:t xml:space="preserve"> </w:t>
       </w:r>
       <w:r>
-        <w:t xml:space="preserve">в центре бокса по остальным осям)</w:t>
-      </w:r>
-      <w:r>
-        <w:t xml:space="preserve"> </w:t>
-      </w:r>
-      <w:r>
-        <w:t xml:space="preserve">плюс середина отрезка (на случай, когда бокс «проколот»,</w:t>
-      </w:r>
-      <w:r>
-        <w:t xml:space="preserve"> </w:t>
-      </w:r>
-      <w:r>
-        <w:t xml:space="preserve">но рядом свободно).</w:t>
+        <w:t xml:space="preserve">— по остальным осям берётся центр бокса)</w:t>
+      </w:r>
+      <w:r>
+        <w:t xml:space="preserve"> </w:t>
+      </w:r>
+      <w:r>
+        <w:t xml:space="preserve">плюс середина исходного отрезка (на случай, когда бокс лишь</w:t>
+      </w:r>
+      <w:r>
+        <w:t xml:space="preserve"> </w:t>
+      </w:r>
+      <w:r>
+        <w:t xml:space="preserve">«проколот» отрезком, а рядом свободно).</w:t>
       </w:r>
     </w:p>
     <w:p>
@@ -17253,13 +17656,13 @@
         <w:pStyle w:val="BodyText"/>
       </w:pPr>
       <w:r>
-        <w:t xml:space="preserve">Фильтр кандидата (все три — обязательно):</w:t>
-      </w:r>
-      <w:r>
-        <w:t xml:space="preserve"> </w:t>
-      </w:r>
-      <w:r>
-        <w:t xml:space="preserve">1. точка вне</w:t>
+        <w:t xml:space="preserve">Каждый кандидат проходит тройной фильтр (все условия обязательны):</w:t>
+      </w:r>
+      <w:r>
+        <w:t xml:space="preserve"> </w:t>
+      </w:r>
+      <w:r>
+        <w:t xml:space="preserve">во-первых, точка обязана лежать вне</w:t>
       </w:r>
       <w:r>
         <w:t xml:space="preserve"> </w:t>
@@ -17275,19 +17678,19 @@
         <w:t xml:space="preserve"> </w:t>
       </w:r>
       <w:r>
-        <w:t xml:space="preserve">активных боксов (иначе via внутри</w:t>
-      </w:r>
-      <w:r>
-        <w:t xml:space="preserve"> </w:t>
-      </w:r>
-      <w:r>
-        <w:t xml:space="preserve">соседней зоны — объезд в стену);</w:t>
-      </w:r>
-      <w:r>
-        <w:t xml:space="preserve"> </w:t>
-      </w:r>
-      <w:r>
-        <w:t xml:space="preserve">2. IK-точность</w:t>
+        <w:t xml:space="preserve">активных боксов —</w:t>
+      </w:r>
+      <w:r>
+        <w:t xml:space="preserve"> </w:t>
+      </w:r>
+      <w:r>
+        <w:t xml:space="preserve">иначе объезд одного препятствия упрётся в соседнее;</w:t>
+      </w:r>
+      <w:r>
+        <w:t xml:space="preserve"> </w:t>
+      </w:r>
+      <w:r>
+        <w:t xml:space="preserve">во-вторых, IK-точность</w:t>
       </w:r>
       <w:r>
         <w:t xml:space="preserve"> </w:t>
@@ -17334,19 +17737,19 @@
         <w:t xml:space="preserve"> </w:t>
       </w:r>
       <w:r>
-        <w:t xml:space="preserve">via обязана быть точнее порога движения (18),</w:t>
-      </w:r>
-      <w:r>
-        <w:t xml:space="preserve"> </w:t>
-      </w:r>
-      <w:r>
-        <w:t xml:space="preserve">иначе ошибка в via съест запас точности;</w:t>
-      </w:r>
-      <w:r>
-        <w:t xml:space="preserve"> </w:t>
-      </w:r>
-      <w:r>
-        <w:t xml:space="preserve">3.</w:t>
+        <w:t xml:space="preserve">via обязана быть точнее порога движения (18), иначе её</w:t>
+      </w:r>
+      <w:r>
+        <w:t xml:space="preserve"> </w:t>
+      </w:r>
+      <w:r>
+        <w:t xml:space="preserve">собственная ошибка съест запас точности всего пути;</w:t>
+      </w:r>
+      <w:r>
+        <w:t xml:space="preserve"> </w:t>
+      </w:r>
+      <w:r>
+        <w:t xml:space="preserve">в-третьих,</w:t>
       </w:r>
       <w:r>
         <w:t xml:space="preserve"> </w:t>
@@ -17361,23 +17764,13 @@
         <w:t xml:space="preserve"> </w:t>
       </w:r>
       <w:r>
-        <w:t xml:space="preserve">чист (§6)</w:t>
-      </w:r>
-      <w:r>
-        <w:t xml:space="preserve"> </w:t>
-      </w:r>
-      <w:r>
-        <w:rPr>
-          <w:b/>
-          <w:bCs/>
-        </w:rPr>
-        <w:t xml:space="preserve">и</w:t>
-      </w:r>
-      <w:r>
-        <w:t xml:space="preserve"> </w:t>
-      </w:r>
-      <w:r>
-        <w:t xml:space="preserve">ребро старт→via проходит</w:t>
+        <w:t xml:space="preserve">для конфигурации via чист (§6)</w:t>
+      </w:r>
+      <w:r>
+        <w:t xml:space="preserve"> </w:t>
+      </w:r>
+      <w:r>
+        <w:t xml:space="preserve">и ребро старт→via проходит</w:t>
       </w:r>
       <w:r>
         <w:t xml:space="preserve"> </w:t>
@@ -17404,15 +17797,7 @@
         <w:t xml:space="preserve">DET_RRT_EDGE</w:t>
       </w:r>
       <w:r>
-        <w:t xml:space="preserve">).</w:t>
-      </w:r>
-    </w:p>
-    <w:p>
-      <w:pPr>
-        <w:pStyle w:val="BodyText"/>
-      </w:pPr>
-      <w:r>
-        <w:t xml:space="preserve">Лимит — 8 via-точек (</w:t>
+        <w:t xml:space="preserve">). Лимит фазы — 8 via-точек (</w:t>
       </w:r>
       <w:r>
         <w:rPr>
@@ -17421,17 +17806,17 @@
         <w:t xml:space="preserve">vias[8]</w:t>
       </w:r>
       <w:r>
-        <w:t xml:space="preserve">). Фаза дешёвая (считаные</w:t>
-      </w:r>
-      <w:r>
-        <w:t xml:space="preserve"> </w:t>
-      </w:r>
-      <w:r>
-        <w:t xml:space="preserve">десятки IK) и закрывает типовой случай «столб посередине».</w:t>
-      </w:r>
-    </w:p>
-    <w:bookmarkEnd w:id="41"/>
-    <w:bookmarkStart w:id="42" w:name="Xde403cae3ee3675fe6ff05bac6e56ebb6621169"/>
+        <w:t xml:space="preserve">);</w:t>
+      </w:r>
+      <w:r>
+        <w:t xml:space="preserve"> </w:t>
+      </w:r>
+      <w:r>
+        <w:t xml:space="preserve">на практике хватает одной-двух.</w:t>
+      </w:r>
+    </w:p>
+    <w:bookmarkEnd w:id="42"/>
+    <w:bookmarkStart w:id="43" w:name="Xde403cae3ee3675fe6ff05bac6e56ebb6621169"/>
     <w:p>
       <w:pPr>
         <w:pStyle w:val="Heading3"/>
@@ -17445,23 +17830,13 @@
         <w:pStyle w:val="FirstParagraph"/>
       </w:pPr>
       <w:r>
-        <w:rPr>
-          <w:b/>
-          <w:bCs/>
-        </w:rPr>
-        <w:t xml:space="preserve">Быстрый путь</w:t>
-      </w:r>
-      <w:r>
-        <w:t xml:space="preserve"> </w:t>
-      </w:r>
-      <w:r>
-        <w:t xml:space="preserve">(95% движений): ребро старт→цель свободно</w:t>
-      </w:r>
-      <w:r>
-        <w:t xml:space="preserve"> </w:t>
-      </w:r>
-      <w:r>
-        <w:t xml:space="preserve">(</w:t>
+        <w:t xml:space="preserve">Прежде чем строить дерево, проверяется быстрый путь —</w:t>
+      </w:r>
+      <w:r>
+        <w:t xml:space="preserve"> </w:t>
+      </w:r>
+      <w:r>
+        <w:t xml:space="preserve">ребро старт→цель напрямую (</w:t>
       </w:r>
       <w:r>
         <w:rPr>
@@ -17470,7 +17845,19 @@
         <w:t xml:space="preserve">checkTrajectory</w:t>
       </w:r>
       <w:r>
-        <w:t xml:space="preserve">, 20 проб) — сразу оно, дерево не строится.</w:t>
+        <w:t xml:space="preserve">, 20 проб).</w:t>
+      </w:r>
+      <w:r>
+        <w:t xml:space="preserve"> </w:t>
+      </w:r>
+      <w:r>
+        <w:t xml:space="preserve">Он свободен в подавляющем большинстве движений (порядка 95%),</w:t>
+      </w:r>
+      <w:r>
+        <w:t xml:space="preserve"> </w:t>
+      </w:r>
+      <w:r>
+        <w:t xml:space="preserve">и тогда планировщик завершается сразу, без сэмплинга.</w:t>
       </w:r>
     </w:p>
     <w:p>
@@ -17478,7 +17865,13 @@
         <w:pStyle w:val="BodyText"/>
       </w:pPr>
       <w:r>
-        <w:t xml:space="preserve">Иначе — RRT (Rapidly-exploring Random Tree) в</w:t>
+        <w:t xml:space="preserve">В оставшихся случаях строится RRT (Rapidly-exploring Random Tree)</w:t>
+      </w:r>
+      <w:r>
+        <w:t xml:space="preserve"> </w:t>
+      </w:r>
+      <w:r>
+        <w:t xml:space="preserve">в пространстве суставных углов</w:t>
       </w:r>
       <w:r>
         <w:t xml:space="preserve"> </w:t>
@@ -17502,16 +17895,19 @@
         </m:sSup>
       </m:oMath>
       <w:r>
-        <w:t xml:space="preserve"> </w:t>
-      </w:r>
-      <w:r>
-        <w:t xml:space="preserve">суставных углов. Почему joint-space, а не декартов:</w:t>
-      </w:r>
-      <w:r>
-        <w:t xml:space="preserve"> </w:t>
-      </w:r>
-      <w:r>
-        <w:t xml:space="preserve">проверка ребра — это</w:t>
+        <w:t xml:space="preserve">. Поиск ведётся</w:t>
+      </w:r>
+      <w:r>
+        <w:t xml:space="preserve"> </w:t>
+      </w:r>
+      <w:r>
+        <w:t xml:space="preserve">именно в joint-space, а не в декарте, по соображениям стоимости:</w:t>
+      </w:r>
+      <w:r>
+        <w:t xml:space="preserve"> </w:t>
+      </w:r>
+      <w:r>
+        <w:t xml:space="preserve">проверка ребра — это готовый быстрый</w:t>
       </w:r>
       <w:r>
         <w:t xml:space="preserve"> </w:t>
@@ -17526,25 +17922,31 @@
         <w:t xml:space="preserve"> </w:t>
       </w:r>
       <w:r>
-        <w:t xml:space="preserve">(уже есть, быстрая),</w:t>
-      </w:r>
-      <w:r>
-        <w:t xml:space="preserve"> </w:t>
-      </w:r>
-      <w:r>
-        <w:t xml:space="preserve">а декартово ребро требовало бы IK на каждой пробе</w:t>
-      </w:r>
-      <w:r>
-        <w:t xml:space="preserve"> </w:t>
-      </w:r>
-      <w:r>
-        <w:t xml:space="preserve">(дорого и с разрывами ветвей). Метрика дерева — евклидова</w:t>
-      </w:r>
-      <w:r>
-        <w:t xml:space="preserve"> </w:t>
-      </w:r>
-      <w:r>
-        <w:t xml:space="preserve">в градусах</w:t>
+        <w:t xml:space="preserve">(§6),</w:t>
+      </w:r>
+      <w:r>
+        <w:t xml:space="preserve"> </w:t>
+      </w:r>
+      <w:r>
+        <w:t xml:space="preserve">тогда как декартово ребро требовало бы IK на каждой пробе</w:t>
+      </w:r>
+      <w:r>
+        <w:t xml:space="preserve"> </w:t>
+      </w:r>
+      <w:r>
+        <w:t xml:space="preserve">(вычислительно затратно, плюс разрывы ветвей при смене</w:t>
+      </w:r>
+      <w:r>
+        <w:t xml:space="preserve"> </w:t>
+      </w:r>
+      <w:r>
+        <w:t xml:space="preserve">конфигурации).</w:t>
+      </w:r>
+      <w:r>
+        <w:t xml:space="preserve"> </w:t>
+      </w:r>
+      <w:r>
+        <w:t xml:space="preserve">Метрика дерева — евклидова в градусах</w:t>
       </w:r>
       <w:r>
         <w:t xml:space="preserve"> </w:t>
@@ -17568,28 +17970,31 @@
         </m:sSup>
       </m:oMath>
       <w:r>
-        <w:t xml:space="preserve"> </w:t>
-      </w:r>
-      <w:r>
-        <w:t xml:space="preserve">(признанная грубость: градус базы</w:t>
-      </w:r>
-      <w:r>
-        <w:t xml:space="preserve"> </w:t>
-      </w:r>
-      <w:r>
-        <w:t xml:space="preserve">«дороже» градуса запястья по движению TCP, но для поиска</w:t>
-      </w:r>
-      <w:r>
-        <w:t xml:space="preserve"> </w:t>
-      </w:r>
-      <w:r>
-        <w:t xml:space="preserve">прохода сгодится; оптимизация пути — сглаживанием</w:t>
-      </w:r>
-      <w:r>
-        <w:t xml:space="preserve"> </w:t>
-      </w:r>
-      <w:r>
-        <w:t xml:space="preserve">(см. абзац «Сглаживание» ниже).</w:t>
+        <w:t xml:space="preserve">;</w:t>
+      </w:r>
+      <w:r>
+        <w:t xml:space="preserve"> </w:t>
+      </w:r>
+      <w:r>
+        <w:t xml:space="preserve">это осознанное упрощение (градус базы даёт большее смещение</w:t>
+      </w:r>
+      <w:r>
+        <w:t xml:space="preserve"> </w:t>
+      </w:r>
+      <w:r>
+        <w:t xml:space="preserve">TCP, чем градус запястья), достаточное для поиска прохода —</w:t>
+      </w:r>
+      <w:r>
+        <w:t xml:space="preserve"> </w:t>
+      </w:r>
+      <w:r>
+        <w:t xml:space="preserve">оптимизация длины пути отдана сглаживанию ниже</w:t>
+      </w:r>
+      <w:r>
+        <w:t xml:space="preserve"> </w:t>
+      </w:r>
+      <w:r>
+        <w:t xml:space="preserve">(см. абзац «Сглаживание»).</w:t>
       </w:r>
     </w:p>
     <w:p>
@@ -17597,7 +18002,7 @@
         <w:pStyle w:val="BodyText"/>
       </w:pPr>
       <w:r>
-        <w:t xml:space="preserve">Параметры (</w:t>
+        <w:t xml:space="preserve">Параметры роста (</w:t>
       </w:r>
       <w:r>
         <w:rPr>
@@ -17606,13 +18011,13 @@
         <w:t xml:space="preserve">detour_planner.cpp</w:t>
       </w:r>
       <w:r>
-        <w:t xml:space="preserve">):</w:t>
-      </w:r>
-      <w:r>
-        <w:t xml:space="preserve"> </w:t>
-      </w:r>
-      <w:r>
-        <w:t xml:space="preserve">- потолок 120 узлов (</w:t>
+        <w:t xml:space="preserve">) подобраны под ESP32:</w:t>
+      </w:r>
+      <w:r>
+        <w:t xml:space="preserve"> </w:t>
+      </w:r>
+      <w:r>
+        <w:t xml:space="preserve">потолок дерева — 120 узлов (</w:t>
       </w:r>
       <w:r>
         <w:rPr>
@@ -17621,7 +18026,7 @@
         <w:t xml:space="preserve">DET_RRT_NODES</w:t>
       </w:r>
       <w:r>
-        <w:t xml:space="preserve">) — память статическая</w:t>
+        <w:t xml:space="preserve">), память статическая</w:t>
       </w:r>
       <w:r>
         <w:t xml:space="preserve"> </w:t>
@@ -17647,19 +18052,19 @@
         <w:t xml:space="preserve"> </w:t>
       </w:r>
       <w:r>
-        <w:t xml:space="preserve">float + родители — килобайты, без malloc</w:t>
-      </w:r>
-      <w:r>
-        <w:t xml:space="preserve"> </w:t>
-      </w:r>
-      <w:r>
-        <w:t xml:space="preserve">на ESP32);</w:t>
-      </w:r>
-      <w:r>
-        <w:t xml:space="preserve"> </w:t>
-      </w:r>
-      <w:r>
-        <w:t xml:space="preserve">- шаг роста 30° (</w:t>
+        <w:t xml:space="preserve">чисел с плавающей точкой плюс родители —</w:t>
+      </w:r>
+      <w:r>
+        <w:t xml:space="preserve"> </w:t>
+      </w:r>
+      <w:r>
+        <w:t xml:space="preserve">единицы килобайт, динамического выделения нет);</w:t>
+      </w:r>
+      <w:r>
+        <w:t xml:space="preserve"> </w:t>
+      </w:r>
+      <w:r>
+        <w:t xml:space="preserve">шаг роста — 30° (</w:t>
       </w:r>
       <w:r>
         <w:rPr>
@@ -17668,7 +18073,13 @@
         <w:t xml:space="preserve">DET_RRT_STEP</w:t>
       </w:r>
       <w:r>
-        <w:t xml:space="preserve">): новый узел =</w:t>
+        <w:t xml:space="preserve">), новый узел откладывается</w:t>
+      </w:r>
+      <w:r>
+        <w:t xml:space="preserve"> </w:t>
+      </w:r>
+      <w:r>
+        <w:t xml:space="preserve">от ближайшего к случайной пробе по формуле</w:t>
       </w:r>
       <w:r>
         <w:t xml:space="preserve"> </w:t>
@@ -17817,166 +18228,46 @@
         </m:r>
       </m:oMath>
       <w:r>
-        <w:t xml:space="preserve">,</w:t>
-      </w:r>
-      <w:r>
-        <w:t xml:space="preserve"> </w:t>
-      </w:r>
-      <w:r>
-        <w:t xml:space="preserve">где</w:t>
-      </w:r>
-      <w:r>
-        <w:t xml:space="preserve"> </w:t>
-      </w:r>
-      <m:oMath>
-        <m:sSub>
-          <m:e>
-            <m:r>
-              <m:t>q</m:t>
-            </m:r>
-          </m:e>
-          <m:sub>
-            <m:r>
-              <m:t>n</m:t>
-            </m:r>
-            <m:r>
-              <m:t>e</m:t>
-            </m:r>
-            <m:r>
-              <m:t>a</m:t>
-            </m:r>
-            <m:r>
-              <m:t>r</m:t>
-            </m:r>
-          </m:sub>
-        </m:sSub>
-      </m:oMath>
-      <w:r>
-        <w:t xml:space="preserve"> </w:t>
-      </w:r>
-      <w:r>
-        <w:t xml:space="preserve">— ближайший узел дерева к случайной пробе,</w:t>
-      </w:r>
-      <w:r>
-        <w:t xml:space="preserve"> </w:t>
-      </w:r>
-      <m:oMath>
-        <m:sSub>
-          <m:e>
-            <m:r>
-              <m:t>q</m:t>
-            </m:r>
-          </m:e>
-          <m:sub>
-            <m:r>
-              <m:t>r</m:t>
-            </m:r>
-            <m:r>
-              <m:t>n</m:t>
-            </m:r>
-            <m:r>
-              <m:t>d</m:t>
-            </m:r>
-          </m:sub>
-        </m:sSub>
-      </m:oMath>
-      <w:r>
-        <w:t xml:space="preserve"> </w:t>
-      </w:r>
-      <w:r>
-        <w:t xml:space="preserve">— сама проба,</w:t>
-      </w:r>
-      <w:r>
-        <w:t xml:space="preserve"> </w:t>
-      </w:r>
-      <m:oMath>
-        <m:r>
-          <m:t>d</m:t>
-        </m:r>
-        <m:r>
-          <m:rPr>
-            <m:sty m:val="p"/>
-          </m:rPr>
-          <m:t>=</m:t>
-        </m:r>
-        <m:sSub>
-          <m:e>
-            <m:r>
-              <m:t>q</m:t>
-            </m:r>
-          </m:e>
-          <m:sub>
-            <m:r>
-              <m:t>r</m:t>
-            </m:r>
-            <m:r>
-              <m:t>n</m:t>
-            </m:r>
-            <m:r>
-              <m:t>d</m:t>
-            </m:r>
-          </m:sub>
-        </m:sSub>
-        <m:r>
-          <m:rPr>
-            <m:sty m:val="p"/>
-          </m:rPr>
-          <m:t>−</m:t>
-        </m:r>
-        <m:sSub>
-          <m:e>
-            <m:r>
-              <m:t>q</m:t>
-            </m:r>
-          </m:e>
-          <m:sub>
-            <m:r>
-              <m:t>n</m:t>
-            </m:r>
-            <m:r>
-              <m:t>e</m:t>
-            </m:r>
-            <m:r>
-              <m:t>a</m:t>
-            </m:r>
-            <m:r>
-              <m:t>r</m:t>
-            </m:r>
-          </m:sub>
-        </m:sSub>
-      </m:oMath>
-      <w:r>
-        <w:t xml:space="preserve">,</w:t>
-      </w:r>
-      <w:r>
-        <w:t xml:space="preserve"> </w:t>
-      </w:r>
-      <w:r>
-        <w:t xml:space="preserve">с clamp в лимиты серв;</w:t>
-      </w:r>
-      <w:r>
-        <w:t xml:space="preserve"> </w:t>
-      </w:r>
-      <w:r>
-        <w:t xml:space="preserve">- goal bias 30%: каждый третий сэмпл — сама цель</w:t>
-      </w:r>
-      <w:r>
-        <w:t xml:space="preserve"> </w:t>
-      </w:r>
-      <w:r>
-        <w:t xml:space="preserve">(ускоряет сходимость в разы против чистого uniform);</w:t>
-      </w:r>
-      <w:r>
-        <w:t xml:space="preserve"> </w:t>
-      </w:r>
-      <w:r>
-        <w:t xml:space="preserve">- ГПСЧ — LCG (линейный конгруэнтный генератор: следующее</w:t>
-      </w:r>
-      <w:r>
-        <w:t xml:space="preserve"> </w:t>
-      </w:r>
-      <w:r>
-        <w:t xml:space="preserve">псевдослучайное число</w:t>
+        <w:t xml:space="preserve"> </w:t>
+      </w:r>
+      <w:r>
+        <w:t xml:space="preserve">с зажимом в лимиты сервоприводов;</w:t>
+      </w:r>
+      <w:r>
+        <w:t xml:space="preserve"> </w:t>
+      </w:r>
+      <w:r>
+        <w:t xml:space="preserve">смещение к цели (goal bias) 30% — каждая третья проба</w:t>
+      </w:r>
+      <w:r>
+        <w:t xml:space="preserve"> </w:t>
+      </w:r>
+      <w:r>
+        <w:t xml:space="preserve">подменяется самой целью, что ускоряет сходимость в разы</w:t>
+      </w:r>
+      <w:r>
+        <w:t xml:space="preserve"> </w:t>
+      </w:r>
+      <w:r>
+        <w:t xml:space="preserve">против чистого равномерного сэмплинга;</w:t>
+      </w:r>
+      <w:r>
+        <w:t xml:space="preserve"> </w:t>
+      </w:r>
+      <w:r>
+        <w:t xml:space="preserve">генератор — LCG (линейный конгруэнтный генератор:</w:t>
+      </w:r>
+      <w:r>
+        <w:t xml:space="preserve"> </w:t>
+      </w:r>
+      <w:r>
+        <w:t xml:space="preserve">следующее псевдослучайное число получается из предыдущего</w:t>
+      </w:r>
+      <w:r>
+        <w:t xml:space="preserve"> </w:t>
+      </w:r>
+      <w:r>
+        <w:t xml:space="preserve">по формуле</w:t>
       </w:r>
       <w:r>
         <w:t xml:space="preserve"> </w:t>
@@ -18003,17 +18294,18 @@
             </m:r>
           </m:sub>
         </m:sSub>
-      </m:oMath>
-      <w:r>
-        <w:t xml:space="preserve"> </w:t>
-      </w:r>
-      <w:r>
-        <w:t xml:space="preserve">получается из предыдущего</w:t>
-      </w:r>
-      <w:r>
-        <w:t xml:space="preserve"> </w:t>
-      </w:r>
-      <m:oMath>
+        <m:r>
+          <m:rPr>
+            <m:sty m:val="p"/>
+          </m:rPr>
+          <m:t>=</m:t>
+        </m:r>
+        <m:r>
+          <m:t>1664525</m:t>
+        </m:r>
+        <m:r>
+          <m:t> </m:t>
+        </m:r>
         <m:sSub>
           <m:e>
             <m:r>
@@ -18026,6 +18318,15 @@
             </m:r>
           </m:sub>
         </m:sSub>
+        <m:r>
+          <m:rPr>
+            <m:sty m:val="p"/>
+          </m:rPr>
+          <m:t>+</m:t>
+        </m:r>
+        <m:r>
+          <m:t>1013904223</m:t>
+        </m:r>
       </m:oMath>
       <w:r>
         <w:t xml:space="preserve">)</w:t>
@@ -18033,70 +18334,8 @@
       <w:r>
         <w:t xml:space="preserve"> </w:t>
       </w:r>
-      <m:oMath>
-        <m:sSub>
-          <m:e>
-            <m:r>
-              <m:t>x</m:t>
-            </m:r>
-          </m:e>
-          <m:sub>
-            <m:r>
-              <m:t>n</m:t>
-            </m:r>
-            <m:r>
-              <m:rPr>
-                <m:sty m:val="p"/>
-              </m:rPr>
-              <m:t>+</m:t>
-            </m:r>
-            <m:r>
-              <m:t>1</m:t>
-            </m:r>
-          </m:sub>
-        </m:sSub>
-        <m:r>
-          <m:rPr>
-            <m:sty m:val="p"/>
-          </m:rPr>
-          <m:t>=</m:t>
-        </m:r>
-        <m:r>
-          <m:t>1664525</m:t>
-        </m:r>
-        <m:r>
-          <m:t> </m:t>
-        </m:r>
-        <m:sSub>
-          <m:e>
-            <m:r>
-              <m:t>x</m:t>
-            </m:r>
-          </m:e>
-          <m:sub>
-            <m:r>
-              <m:t>n</m:t>
-            </m:r>
-          </m:sub>
-        </m:sSub>
-        <m:r>
-          <m:rPr>
-            <m:sty m:val="p"/>
-          </m:rPr>
-          <m:t>+</m:t>
-        </m:r>
-        <m:r>
-          <m:t>1013904223</m:t>
-        </m:r>
-      </m:oMath>
-      <w:r>
-        <w:t xml:space="preserve">,</w:t>
-      </w:r>
-      <w:r>
-        <w:t xml:space="preserve"> </w:t>
-      </w:r>
-      <w:r>
-        <w:t xml:space="preserve">сид 12345:</w:t>
+      <w:r>
+        <w:t xml:space="preserve">с фиксированным сидом 12345, т.е. дерево</w:t>
       </w:r>
       <w:r>
         <w:t xml:space="preserve"> </w:t>
@@ -18106,37 +18345,43 @@
           <w:b/>
           <w:bCs/>
         </w:rPr>
-        <w:t xml:space="preserve">детерминирован</w:t>
-      </w:r>
-      <w:r>
-        <w:t xml:space="preserve"> </w:t>
-      </w:r>
-      <w:r>
-        <w:t xml:space="preserve">— повтор даёт то же дерево</w:t>
-      </w:r>
-      <w:r>
-        <w:t xml:space="preserve"> </w:t>
-      </w:r>
-      <w:r>
-        <w:t xml:space="preserve">(воспроизводимость для диплома и отладки; оборотная</w:t>
-      </w:r>
-      <w:r>
-        <w:t xml:space="preserve"> </w:t>
-      </w:r>
-      <w:r>
-        <w:t xml:space="preserve">сторона — зацикливание на одном и том же неуспехе,</w:t>
-      </w:r>
-      <w:r>
-        <w:t xml:space="preserve"> </w:t>
-      </w:r>
-      <w:r>
-        <w:t xml:space="preserve">лечится сменой сида);</w:t>
-      </w:r>
-      <w:r>
-        <w:t xml:space="preserve"> </w:t>
-      </w:r>
-      <w:r>
-        <w:t xml:space="preserve">- ребро принимается при</w:t>
+        <w:t xml:space="preserve">детерминировано</w:t>
+      </w:r>
+      <w:r>
+        <w:t xml:space="preserve"> </w:t>
+      </w:r>
+      <w:r>
+        <w:t xml:space="preserve">—</w:t>
+      </w:r>
+      <w:r>
+        <w:t xml:space="preserve"> </w:t>
+      </w:r>
+      <w:r>
+        <w:t xml:space="preserve">повтор даёт то же дерево (воспроизводимость для диплома</w:t>
+      </w:r>
+      <w:r>
+        <w:t xml:space="preserve"> </w:t>
+      </w:r>
+      <w:r>
+        <w:t xml:space="preserve">и отладки; оборотная сторона — зацикливание на одном</w:t>
+      </w:r>
+      <w:r>
+        <w:t xml:space="preserve"> </w:t>
+      </w:r>
+      <w:r>
+        <w:t xml:space="preserve">и том же неуспехе лечится сменой сида).</w:t>
+      </w:r>
+      <w:r>
+        <w:t xml:space="preserve"> </w:t>
+      </w:r>
+      <w:r>
+        <w:t xml:space="preserve">Ребро принимается в дерево, только если узел чист</w:t>
+      </w:r>
+      <w:r>
+        <w:t xml:space="preserve"> </w:t>
+      </w:r>
+      <w:r>
+        <w:t xml:space="preserve">по</w:t>
       </w:r>
       <w:r>
         <w:t xml:space="preserve"> </w:t>
@@ -18151,17 +18396,7 @@
         <w:t xml:space="preserve"> </w:t>
       </w:r>
       <w:r>
-        <w:t xml:space="preserve">узла</w:t>
-      </w:r>
-      <w:r>
-        <w:t xml:space="preserve"> </w:t>
-      </w:r>
-      <w:r>
-        <w:rPr>
-          <w:b/>
-          <w:bCs/>
-        </w:rPr>
-        <w:t xml:space="preserve">и</w:t>
+        <w:t xml:space="preserve">и ребро от родителя проходит</w:t>
       </w:r>
       <w:r>
         <w:t xml:space="preserve"> </w:t>
@@ -18176,19 +18411,19 @@
         <w:t xml:space="preserve"> </w:t>
       </w:r>
       <w:r>
-        <w:t xml:space="preserve">(10 проб) от родителя;</w:t>
-      </w:r>
-      <w:r>
-        <w:t xml:space="preserve"> </w:t>
-      </w:r>
-      <w:r>
-        <w:t xml:space="preserve">- стыковка с целью проверяется каждую 4-ю итерацию</w:t>
-      </w:r>
-      <w:r>
-        <w:t xml:space="preserve"> </w:t>
-      </w:r>
-      <w:r>
-        <w:t xml:space="preserve">+ финальная попытка из ближайшего узла.</w:t>
+        <w:t xml:space="preserve">(10 проб); стыковка с целью проверяется</w:t>
+      </w:r>
+      <w:r>
+        <w:t xml:space="preserve"> </w:t>
+      </w:r>
+      <w:r>
+        <w:t xml:space="preserve">каждую 4-ю итерацию плюс финальной попыткой из ближайшего</w:t>
+      </w:r>
+      <w:r>
+        <w:t xml:space="preserve"> </w:t>
+      </w:r>
+      <w:r>
+        <w:t xml:space="preserve">к цели узла.</w:t>
       </w:r>
     </w:p>
     <w:p>
@@ -18196,7 +18431,7 @@
         <w:pStyle w:val="BodyText"/>
       </w:pPr>
       <w:r>
-        <w:t xml:space="preserve">Свойство метода (для записки): RRT</w:t>
+        <w:t xml:space="preserve">Теоретическое свойство метода (для записки): RRT</w:t>
       </w:r>
       <w:r>
         <w:t xml:space="preserve"> </w:t>
@@ -18212,31 +18447,37 @@
         <w:t xml:space="preserve"> </w:t>
       </w:r>
       <w:r>
-        <w:t xml:space="preserve">—</w:t>
-      </w:r>
-      <w:r>
-        <w:t xml:space="preserve"> </w:t>
-      </w:r>
-      <w:r>
-        <w:t xml:space="preserve">при числе узлов → ∞ вероятность найти проход (если он есть)</w:t>
-      </w:r>
-      <w:r>
-        <w:t xml:space="preserve"> </w:t>
-      </w:r>
-      <w:r>
-        <w:t xml:space="preserve">стремится к 1. У нас узлов 120 — практически это «найдёт</w:t>
-      </w:r>
-      <w:r>
-        <w:t xml:space="preserve"> </w:t>
-      </w:r>
-      <w:r>
-        <w:t xml:space="preserve">простой обход, сложную щель может не найти»; честный отказ</w:t>
-      </w:r>
-      <w:r>
-        <w:t xml:space="preserve"> </w:t>
-      </w:r>
-      <w:r>
-        <w:t xml:space="preserve">(§3.7, ворота (18)) покрывает этот случай.</w:t>
+        <w:t xml:space="preserve">— при числе узлов, стремящемся</w:t>
+      </w:r>
+      <w:r>
+        <w:t xml:space="preserve"> </w:t>
+      </w:r>
+      <w:r>
+        <w:t xml:space="preserve">к бесконечности, вероятность найти проход (если он существует)</w:t>
+      </w:r>
+      <w:r>
+        <w:t xml:space="preserve"> </w:t>
+      </w:r>
+      <w:r>
+        <w:t xml:space="preserve">стремится к единице. При нашем потолке 120 узлов практическое</w:t>
+      </w:r>
+      <w:r>
+        <w:t xml:space="preserve"> </w:t>
+      </w:r>
+      <w:r>
+        <w:t xml:space="preserve">прочтение скромнее: простой обход будет найден, сложную щель</w:t>
+      </w:r>
+      <w:r>
+        <w:t xml:space="preserve"> </w:t>
+      </w:r>
+      <w:r>
+        <w:t xml:space="preserve">метод может не найти — этот случай покрывает честный отказ</w:t>
+      </w:r>
+      <w:r>
+        <w:t xml:space="preserve"> </w:t>
+      </w:r>
+      <w:r>
+        <w:t xml:space="preserve">(§3.7, ворота (18)).</w:t>
       </w:r>
     </w:p>
     <w:p>
@@ -18254,13 +18495,25 @@
         <w:t xml:space="preserve"> </w:t>
       </w:r>
       <w:r>
-        <w:t xml:space="preserve">Сырая цепочка родителей — пила.</w:t>
-      </w:r>
-      <w:r>
-        <w:t xml:space="preserve"> </w:t>
-      </w:r>
-      <w:r>
-        <w:t xml:space="preserve">Жадные срезы: от текущего узла — самый дальний достижимый</w:t>
+        <w:t xml:space="preserve">Сырая цепочка «родитель→потомок»,</w:t>
+      </w:r>
+      <w:r>
+        <w:t xml:space="preserve"> </w:t>
+      </w:r>
+      <w:r>
+        <w:t xml:space="preserve">извлечённая из дерева, имеет пилообразную форму, поэтому</w:t>
+      </w:r>
+      <w:r>
+        <w:t xml:space="preserve"> </w:t>
+      </w:r>
+      <w:r>
+        <w:t xml:space="preserve">применяется жадное спрямление срезами: от текущего узла</w:t>
+      </w:r>
+      <w:r>
+        <w:t xml:space="preserve"> </w:t>
+      </w:r>
+      <w:r>
+        <w:t xml:space="preserve">цепочки выбирается самый дальний узел, достижимый</w:t>
       </w:r>
       <w:r>
         <w:t xml:space="preserve"> </w:t>
@@ -18275,7 +18528,13 @@
         <w:t xml:space="preserve">checkTrajectory</w:t>
       </w:r>
       <w:r>
-        <w:t xml:space="preserve">, 10 проб). Сложность</w:t>
+        <w:t xml:space="preserve">, 10 проб), и далее —</w:t>
+      </w:r>
+      <w:r>
+        <w:t xml:space="preserve"> </w:t>
+      </w:r>
+      <w:r>
+        <w:t xml:space="preserve">от него. Сложность процедуры —</w:t>
       </w:r>
       <w:r>
         <w:t xml:space="preserve"> </w:t>
@@ -18313,7 +18572,13 @@
         <w:t xml:space="preserve"> </w:t>
       </w:r>
       <w:r>
-        <w:t xml:space="preserve">проверок рёбер при длине цепочки</w:t>
+        <w:t xml:space="preserve">проверок рёбер</w:t>
+      </w:r>
+      <w:r>
+        <w:t xml:space="preserve"> </w:t>
+      </w:r>
+      <w:r>
+        <w:t xml:space="preserve">при длине цепочки</w:t>
       </w:r>
       <w:r>
         <w:t xml:space="preserve"> </w:t>
@@ -18327,25 +18592,25 @@
         <w:t xml:space="preserve"> </w:t>
       </w:r>
       <w:r>
-        <w:t xml:space="preserve">(короткие —</w:t>
-      </w:r>
-      <w:r>
-        <w:t xml:space="preserve"> </w:t>
-      </w:r>
-      <w:r>
-        <w:t xml:space="preserve">не страшно). Результат — почти минимальная по числу хопов</w:t>
-      </w:r>
-      <w:r>
-        <w:t xml:space="preserve"> </w:t>
-      </w:r>
-      <w:r>
-        <w:t xml:space="preserve">цепочка в построенном дереве (не глобальный оптимум,</w:t>
-      </w:r>
-      <w:r>
-        <w:t xml:space="preserve"> </w:t>
-      </w:r>
-      <w:r>
-        <w:t xml:space="preserve">но гладко и без пилы).</w:t>
+        <w:t xml:space="preserve">(цепочки короткие — не критично),</w:t>
+      </w:r>
+      <w:r>
+        <w:t xml:space="preserve"> </w:t>
+      </w:r>
+      <w:r>
+        <w:t xml:space="preserve">а результат — почти минимальная по числу хопов цепочка</w:t>
+      </w:r>
+      <w:r>
+        <w:t xml:space="preserve"> </w:t>
+      </w:r>
+      <w:r>
+        <w:t xml:space="preserve">в построенном дереве (не глобальный оптимум,</w:t>
+      </w:r>
+      <w:r>
+        <w:t xml:space="preserve"> </w:t>
+      </w:r>
+      <w:r>
+        <w:t xml:space="preserve">но гладкий путь без пилы).</w:t>
       </w:r>
     </w:p>
     <w:p>
@@ -18357,19 +18622,19 @@
           <w:b/>
           <w:bCs/>
         </w:rPr>
-        <w:t xml:space="preserve">Усечение.</w:t>
-      </w:r>
-      <w:r>
-        <w:t xml:space="preserve"> </w:t>
-      </w:r>
-      <w:r>
-        <w:t xml:space="preserve">Хвост цепочки — всегда цель (проверена).</w:t>
-      </w:r>
-      <w:r>
-        <w:t xml:space="preserve"> </w:t>
-      </w:r>
-      <w:r>
-        <w:t xml:space="preserve">Если цепочка не влезает в буфер</w:t>
+        <w:t xml:space="preserve">Усечение и возврат.</w:t>
+      </w:r>
+      <w:r>
+        <w:t xml:space="preserve"> </w:t>
+      </w:r>
+      <w:r>
+        <w:t xml:space="preserve">Хвост цепочки — всегда проверенная</w:t>
+      </w:r>
+      <w:r>
+        <w:t xml:space="preserve"> </w:t>
+      </w:r>
+      <w:r>
+        <w:t xml:space="preserve">цель. Если цепочка целиком не помещается в выходной буфер</w:t>
       </w:r>
       <w:r>
         <w:t xml:space="preserve"> </w:t>
@@ -18381,28 +18646,25 @@
         <w:t xml:space="preserve">wps[cap]</w:t>
       </w:r>
       <w:r>
-        <w:t xml:space="preserve"> </w:t>
-      </w:r>
-      <w:r>
-        <w:t xml:space="preserve">целиком —</w:t>
-      </w:r>
-      <w:r>
-        <w:t xml:space="preserve"> </w:t>
-      </w:r>
-      <w:r>
-        <w:t xml:space="preserve">старт пропускается (оборванная цепочка без цели хуже отказа:</w:t>
-      </w:r>
-      <w:r>
-        <w:t xml:space="preserve"> </w:t>
-      </w:r>
-      <w:r>
-        <w:t xml:space="preserve">исполнение остановилось бы в промежуточной точке без команды).</w:t>
-      </w:r>
-      <w:r>
-        <w:t xml:space="preserve"> </w:t>
-      </w:r>
-      <w:r>
-        <w:t xml:space="preserve">Возврат 0 = «обхода нет» → честный отказ из §3.7.</w:t>
+        <w:t xml:space="preserve">, стартовая точка пропускается: оборванная цепочка</w:t>
+      </w:r>
+      <w:r>
+        <w:t xml:space="preserve"> </w:t>
+      </w:r>
+      <w:r>
+        <w:t xml:space="preserve">без цели хуже отказа (исполнение остановилось бы</w:t>
+      </w:r>
+      <w:r>
+        <w:t xml:space="preserve"> </w:t>
+      </w:r>
+      <w:r>
+        <w:t xml:space="preserve">в промежуточной точке без команды). Возврат 0 означает</w:t>
+      </w:r>
+      <w:r>
+        <w:t xml:space="preserve"> </w:t>
+      </w:r>
+      <w:r>
+        <w:t xml:space="preserve">«обхода нет» и превращается выше в честный отказ из §3.7.</w:t>
       </w:r>
     </w:p>
     <w:p>
@@ -18476,9 +18738,9 @@
         </w:pict>
       </w:r>
     </w:p>
-    <w:bookmarkEnd w:id="42"/>
     <w:bookmarkEnd w:id="43"/>
-    <w:bookmarkStart w:id="49" w:name="X737c5d552481ea947b0e4083cb971c2be8b0e00"/>
+    <w:bookmarkEnd w:id="44"/>
+    <w:bookmarkStart w:id="51" w:name="X737c5d552481ea947b0e4083cb971c2be8b0e00"/>
     <w:p>
       <w:pPr>
         <w:pStyle w:val="Heading2"/>
@@ -18650,7 +18912,7 @@
         <w:t xml:space="preserve">(26)–(29).</w:t>
       </w:r>
     </w:p>
-    <w:bookmarkStart w:id="44" w:name="ограничение-1-минимальная-высота"/>
+    <w:bookmarkStart w:id="45" w:name="ограничение-1-минимальная-высота"/>
     <w:p>
       <w:pPr>
         <w:pStyle w:val="Heading3"/>
@@ -18776,8 +19038,8 @@
         <w:t xml:space="preserve">Смысл: стол — главный враг, защита прямая и бесспорная.</w:t>
       </w:r>
     </w:p>
-    <w:bookmarkEnd w:id="44"/>
-    <w:bookmarkStart w:id="45" w:name="ограничение-2-короб-workspace"/>
+    <w:bookmarkEnd w:id="45"/>
+    <w:bookmarkStart w:id="46" w:name="ограничение-2-короб-workspace"/>
     <w:p>
       <w:pPr>
         <w:pStyle w:val="Heading3"/>
@@ -19124,8 +19386,8 @@
         <w:t xml:space="preserve">).</w:t>
       </w:r>
     </w:p>
-    <w:bookmarkEnd w:id="45"/>
-    <w:bookmarkStart w:id="46" w:name="ограничение-3-цилиндр-достижимости"/>
+    <w:bookmarkEnd w:id="46"/>
+    <w:bookmarkStart w:id="47" w:name="ограничение-3-цилиндр-достижимости"/>
     <w:p>
       <w:pPr>
         <w:pStyle w:val="Heading3"/>
@@ -19391,8 +19653,8 @@
         <w:t xml:space="preserve">.</w:t>
       </w:r>
     </w:p>
-    <w:bookmarkEnd w:id="46"/>
-    <w:bookmarkStart w:id="47" w:name="ограничение-4-запретные-боксы"/>
+    <w:bookmarkEnd w:id="47"/>
+    <w:bookmarkStart w:id="48" w:name="ограничение-4-запретные-боксы"/>
     <w:p>
       <w:pPr>
         <w:pStyle w:val="Heading3"/>
@@ -19719,8 +19981,8 @@
         <w:t xml:space="preserve">M115 показывает эффективную маску.</w:t>
       </w:r>
     </w:p>
-    <w:bookmarkEnd w:id="47"/>
-    <w:bookmarkStart w:id="48" w:name="X2d45081cf61e310e4bf18807c6a48b91f4544ab"/>
+    <w:bookmarkEnd w:id="48"/>
+    <w:bookmarkStart w:id="49" w:name="X2d45081cf61e310e4bf18807c6a48b91f4544ab"/>
     <w:p>
       <w:pPr>
         <w:pStyle w:val="Heading3"/>
@@ -19901,6 +20163,169 @@
         <w:t xml:space="preserve">открытый пункт (см. техдолг самоколлизий в TODO).</w:t>
       </w:r>
     </w:p>
+    <w:bookmarkEnd w:id="49"/>
+    <w:bookmarkStart w:id="50" w:name="самопересечения-звеньев-капсулы-в-работе"/>
+    <w:p>
+      <w:pPr>
+        <w:pStyle w:val="Heading3"/>
+      </w:pPr>
+      <w:r>
+        <w:t xml:space="preserve">6.6. Самопересечения звеньев — капсулы (в работе)</w:t>
+      </w:r>
+    </w:p>
+    <w:p>
+      <w:pPr>
+        <w:pStyle w:val="FirstParagraph"/>
+      </w:pPr>
+      <w:r>
+        <w:t xml:space="preserve">Статус: ветка</w:t>
+      </w:r>
+      <w:r>
+        <w:t xml:space="preserve"> </w:t>
+      </w:r>
+      <w:r>
+        <w:rPr>
+          <w:rStyle w:val="VerbatimChar"/>
+        </w:rPr>
+        <w:t xml:space="preserve">feat-self-collision</w:t>
+      </w:r>
+      <w:r>
+        <w:t xml:space="preserve">, порядок монитор→запрет</w:t>
+      </w:r>
+      <w:r>
+        <w:t xml:space="preserve"> </w:t>
+      </w:r>
+      <w:r>
+        <w:t xml:space="preserve">(сначала SELF-флаги в M115 без запрета движения, потом отказ).</w:t>
+      </w:r>
+      <w:r>
+        <w:t xml:space="preserve"> </w:t>
+      </w:r>
+      <w:r>
+        <w:t xml:space="preserve">Модель (</w:t>
+      </w:r>
+      <w:r>
+        <w:rPr>
+          <w:rStyle w:val="VerbatimChar"/>
+        </w:rPr>
+        <w:t xml:space="preserve">tools/twin/selfcol.py</w:t>
+      </w:r>
+      <w:r>
+        <w:t xml:space="preserve">, зеркало будущего</w:t>
+      </w:r>
+      <w:r>
+        <w:t xml:space="preserve"> </w:t>
+      </w:r>
+      <w:r>
+        <w:rPr>
+          <w:rStyle w:val="VerbatimChar"/>
+        </w:rPr>
+        <w:t xml:space="preserve">checkSelfCollision</w:t>
+      </w:r>
+      <w:r>
+        <w:t xml:space="preserve"> </w:t>
+      </w:r>
+      <w:r>
+        <w:t xml:space="preserve">в</w:t>
+      </w:r>
+      <w:r>
+        <w:t xml:space="preserve"> </w:t>
+      </w:r>
+      <w:r>
+        <w:rPr>
+          <w:rStyle w:val="VerbatimChar"/>
+        </w:rPr>
+        <w:t xml:space="preserve">checkAllLinks</w:t>
+      </w:r>
+      <w:r>
+        <w:t xml:space="preserve">): звенья — капсулы</w:t>
+      </w:r>
+      <w:r>
+        <w:t xml:space="preserve"> </w:t>
+      </w:r>
+      <w:r>
+        <w:t xml:space="preserve">(отрезки J0→…→J6→TCP + радиусы: колонна 67, планки 20,</w:t>
+      </w:r>
+      <w:r>
+        <w:t xml:space="preserve"> </w:t>
+      </w:r>
+      <w:r>
+        <w:t xml:space="preserve">сферы серв 40/30), пары — все кроме соседних и внутризапястных</w:t>
+      </w:r>
+      <w:r>
+        <w:t xml:space="preserve"> </w:t>
+      </w:r>
+      <w:r>
+        <w:t xml:space="preserve">(компактный узел с заводскими зазорами — dist ~27 всегда,</w:t>
+      </w:r>
+      <w:r>
+        <w:t xml:space="preserve"> </w:t>
+      </w:r>
+      <w:r>
+        <w:t xml:space="preserve">это не столкновение). Правила из геометрии, не из индексов:</w:t>
+      </w:r>
+      <w:r>
+        <w:t xml:space="preserve"> </w:t>
+      </w:r>
+      <w:r>
+        <w:t xml:space="preserve">общая точка (включая нулевое L3, где J3==J4) — пропуск.</w:t>
+      </w:r>
+      <w:r>
+        <w:t xml:space="preserve"> </w:t>
+      </w:r>
+      <w:r>
+        <w:t xml:space="preserve">Особенность железа: соединитель серво 2→3 смещён на 59 мм</w:t>
+      </w:r>
+      <w:r>
+        <w:t xml:space="preserve"> </w:t>
+      </w:r>
+      <w:r>
+        <w:t xml:space="preserve">вдоль оси J2 (с чертежа) — в модели параметром</w:t>
+      </w:r>
+      <w:r>
+        <w:t xml:space="preserve"> </w:t>
+      </w:r>
+      <w:r>
+        <w:rPr>
+          <w:rStyle w:val="VerbatimChar"/>
+        </w:rPr>
+        <w:t xml:space="preserve">LINK_SHIFT</w:t>
+      </w:r>
+      <w:r>
+        <w:t xml:space="preserve">.</w:t>
+      </w:r>
+      <w:r>
+        <w:t xml:space="preserve"> </w:t>
+      </w:r>
+      <w:r>
+        <w:t xml:space="preserve">Валидация на 181 позе из логов железа:</w:t>
+      </w:r>
+      <w:r>
+        <w:t xml:space="preserve"> </w:t>
+      </w:r>
+      <w:r>
+        <w:rPr>
+          <w:b/>
+          <w:bCs/>
+        </w:rPr>
+        <w:t xml:space="preserve">0 ложных срабатываний</w:t>
+      </w:r>
+      <w:r>
+        <w:t xml:space="preserve">;</w:t>
+      </w:r>
+      <w:r>
+        <w:t xml:space="preserve"> </w:t>
+      </w:r>
+      <w:r>
+        <w:t xml:space="preserve">300 случайных складок: ловит 35. Слепое пятно (палец↔J4)</w:t>
+      </w:r>
+      <w:r>
+        <w:t xml:space="preserve"> </w:t>
+      </w:r>
+      <w:r>
+        <w:t xml:space="preserve">проверено цифрой: ближе 80 мм не подходит никогда.</w:t>
+      </w:r>
+    </w:p>
     <w:p>
       <w:r>
         <w:pict>
@@ -19908,9 +20333,9 @@
         </w:pict>
       </w:r>
     </w:p>
-    <w:bookmarkEnd w:id="48"/>
-    <w:bookmarkEnd w:id="49"/>
-    <w:bookmarkStart w:id="50" w:name="сервопривод-цепочка-math-микросекунды"/>
+    <w:bookmarkEnd w:id="50"/>
+    <w:bookmarkEnd w:id="51"/>
+    <w:bookmarkStart w:id="52" w:name="сервопривод-цепочка-math-микросекунды"/>
     <w:p>
       <w:pPr>
         <w:pStyle w:val="Heading2"/>
@@ -20072,7 +20497,7 @@
         <w:pStyle w:val="Compact"/>
         <w:numPr>
           <w:ilvl w:val="0"/>
-          <w:numId w:val="1008"/>
+          <w:numId w:val="1010"/>
         </w:numPr>
       </w:pPr>
       <w:r>
@@ -20184,7 +20609,7 @@
         <w:pStyle w:val="Compact"/>
         <w:numPr>
           <w:ilvl w:val="0"/>
-          <w:numId w:val="1008"/>
+          <w:numId w:val="1010"/>
         </w:numPr>
       </w:pPr>
       <w:r>
@@ -20290,7 +20715,7 @@
         <w:pStyle w:val="Compact"/>
         <w:numPr>
           <w:ilvl w:val="0"/>
-          <w:numId w:val="1008"/>
+          <w:numId w:val="1010"/>
         </w:numPr>
       </w:pPr>
       <w:r>
@@ -20301,7 +20726,7 @@
         <w:t xml:space="preserve">инверсия</w:t>
       </w:r>
       <w:r>
-        <w:t xml:space="preserve">:</w:t>
+        <w:t xml:space="preserve">: зеркало относительно центра серво-диапазона,</w:t>
       </w:r>
       <w:r>
         <w:t xml:space="preserve"> </w:t>
@@ -20327,6 +20752,60 @@
           <m:rPr>
             <m:sty m:val="p"/>
           </m:rPr>
+          <m:t>(</m:t>
+        </m:r>
+        <m:sSub>
+          <m:e>
+            <m:r>
+              <m:t>ϕ</m:t>
+            </m:r>
+          </m:e>
+          <m:sub>
+            <m:r>
+              <m:t>m</m:t>
+            </m:r>
+            <m:r>
+              <m:t>i</m:t>
+            </m:r>
+            <m:r>
+              <m:t>n</m:t>
+            </m:r>
+          </m:sub>
+        </m:sSub>
+        <m:r>
+          <m:rPr>
+            <m:sty m:val="p"/>
+          </m:rPr>
+          <m:t>+</m:t>
+        </m:r>
+        <m:sSub>
+          <m:e>
+            <m:r>
+              <m:t>ϕ</m:t>
+            </m:r>
+          </m:e>
+          <m:sub>
+            <m:r>
+              <m:t>m</m:t>
+            </m:r>
+            <m:r>
+              <m:t>a</m:t>
+            </m:r>
+            <m:r>
+              <m:t>x</m:t>
+            </m:r>
+          </m:sub>
+        </m:sSub>
+        <m:r>
+          <m:rPr>
+            <m:sty m:val="p"/>
+          </m:rPr>
+          <m:t>)</m:t>
+        </m:r>
+        <m:r>
+          <m:rPr>
+            <m:sty m:val="p"/>
+          </m:rPr>
           <m:t>−</m:t>
         </m:r>
         <m:r>
@@ -20334,7 +20813,39 @@
         </m:r>
       </m:oMath>
       <w:r>
-        <w:t xml:space="preserve">, если серва зеркальная;</w:t>
+        <w:t xml:space="preserve">, если серва зеркальная</w:t>
+      </w:r>
+      <w:r>
+        <w:t xml:space="preserve"> </w:t>
+      </w:r>
+      <w:r>
+        <w:t xml:space="preserve">(наивное</w:t>
+      </w:r>
+      <w:r>
+        <w:t xml:space="preserve"> </w:t>
+      </w:r>
+      <m:oMath>
+        <m:r>
+          <m:rPr>
+            <m:sty m:val="p"/>
+          </m:rPr>
+          <m:t>−</m:t>
+        </m:r>
+        <m:r>
+          <m:t>ϕ</m:t>
+        </m:r>
+      </m:oMath>
+      <w:r>
+        <w:t xml:space="preserve"> </w:t>
+      </w:r>
+      <w:r>
+        <w:t xml:space="preserve">с clamp роняет всё в 0 — баг был, см. историю);</w:t>
+      </w:r>
+      <w:r>
+        <w:t xml:space="preserve"> </w:t>
+      </w:r>
+      <w:r>
+        <w:t xml:space="preserve">центр стоит, края меняются (P1: 0→135, +135→0, −135→270);</w:t>
       </w:r>
     </w:p>
     <w:p>
@@ -20342,7 +20853,7 @@
         <w:pStyle w:val="Compact"/>
         <w:numPr>
           <w:ilvl w:val="0"/>
-          <w:numId w:val="1008"/>
+          <w:numId w:val="1010"/>
         </w:numPr>
       </w:pPr>
       <w:r>
@@ -21075,8 +21586,8 @@
         </w:pict>
       </w:r>
     </w:p>
-    <w:bookmarkEnd w:id="50"/>
-    <w:bookmarkStart w:id="51" w:name="валидация-двойник-и-железо"/>
+    <w:bookmarkEnd w:id="52"/>
+    <w:bookmarkStart w:id="59" w:name="валидация-двойник-и-железо"/>
     <w:p>
       <w:pPr>
         <w:pStyle w:val="Heading2"/>
@@ -21085,178 +21596,789 @@
         <w:t xml:space="preserve">8. Валидация: двойник и железо</w:t>
       </w:r>
     </w:p>
+    <w:bookmarkStart w:id="53" w:name="метод-предсказание-эксперимент-сравнение"/>
+    <w:p>
+      <w:pPr>
+        <w:pStyle w:val="Heading3"/>
+      </w:pPr>
+      <w:r>
+        <w:t xml:space="preserve">8.1. Метод: предсказание — эксперимент — сравнение</w:t>
+      </w:r>
+    </w:p>
     <w:p>
       <w:pPr>
         <w:pStyle w:val="FirstParagraph"/>
       </w:pPr>
+      <w:r>
+        <w:t xml:space="preserve">Проверка идёт тройками: модель предсказывает число, железо даёт</w:t>
+      </w:r>
+      <w:r>
+        <w:t xml:space="preserve"> </w:t>
+      </w:r>
+      <w:r>
+        <w:t xml:space="preserve">число, сравниваем. Предсказывает двойник</w:t>
+      </w:r>
+      <w:r>
+        <w:t xml:space="preserve"> </w:t>
+      </w:r>
+      <w:r>
+        <w:rPr>
+          <w:rStyle w:val="VerbatimChar"/>
+        </w:rPr>
+        <w:t xml:space="preserve">tools/twin/</w:t>
+      </w:r>
+      <w:r>
+        <w:t xml:space="preserve"> </w:t>
+      </w:r>
+      <w:r>
+        <w:t xml:space="preserve">— та же</w:t>
+      </w:r>
+      <w:r>
+        <w:t xml:space="preserve"> </w:t>
+      </w:r>
+      <w:r>
+        <w:t xml:space="preserve">математика на Python (тот же DLS с теми же константами</w:t>
+      </w:r>
+      <w:r>
+        <w:t xml:space="preserve"> </w:t>
+      </w:r>
+      <m:oMath>
+        <m:r>
+          <m:t>λ</m:t>
+        </m:r>
+        <m:r>
+          <m:rPr>
+            <m:sty m:val="p"/>
+          </m:rPr>
+          <m:t>=</m:t>
+        </m:r>
+        <m:r>
+          <m:t>0.3</m:t>
+        </m:r>
+      </m:oMath>
+      <w:r>
+        <w:t xml:space="preserve">,</w:t>
+      </w:r>
+      <w:r>
+        <w:t xml:space="preserve"> </w:t>
+      </w:r>
+      <m:oMath>
+        <m:r>
+          <m:t>δ</m:t>
+        </m:r>
+        <m:r>
+          <m:rPr>
+            <m:sty m:val="p"/>
+          </m:rPr>
+          <m:t>=</m:t>
+        </m:r>
+        <m:sSup>
+          <m:e>
+            <m:r>
+              <m:t>10</m:t>
+            </m:r>
+          </m:e>
+          <m:sup>
+            <m:r>
+              <m:rPr>
+                <m:sty m:val="p"/>
+              </m:rPr>
+              <m:t>−</m:t>
+            </m:r>
+            <m:r>
+              <m:t>4</m:t>
+            </m:r>
+          </m:sup>
+        </m:sSup>
+      </m:oMath>
+      <w:r>
+        <w:t xml:space="preserve">, те же сиды, те же ворота</w:t>
+      </w:r>
+      <w:r>
+        <w:t xml:space="preserve"> </w:t>
+      </w:r>
+      <w:r>
+        <w:t xml:space="preserve">10 мм / 15°):</w:t>
+      </w:r>
+      <w:r>
+        <w:t xml:space="preserve"> </w:t>
+      </w:r>
+      <w:r>
+        <w:rPr>
+          <w:rStyle w:val="VerbatimChar"/>
+        </w:rPr>
+        <w:t xml:space="preserve">fk.py</w:t>
+      </w:r>
+      <w:r>
+        <w:t xml:space="preserve">,</w:t>
+      </w:r>
+      <w:r>
+        <w:t xml:space="preserve"> </w:t>
+      </w:r>
+      <w:r>
+        <w:rPr>
+          <w:rStyle w:val="VerbatimChar"/>
+        </w:rPr>
+        <w:t xml:space="preserve">ik.py</w:t>
+      </w:r>
+      <w:r>
+        <w:t xml:space="preserve">/</w:t>
+      </w:r>
+      <w:r>
+        <w:rPr>
+          <w:rStyle w:val="VerbatimChar"/>
+        </w:rPr>
+        <w:t xml:space="preserve">solve.py</w:t>
+      </w:r>
+      <w:r>
+        <w:t xml:space="preserve">,</w:t>
+      </w:r>
+      <w:r>
+        <w:t xml:space="preserve"> </w:t>
+      </w:r>
+      <w:r>
+        <w:rPr>
+          <w:rStyle w:val="VerbatimChar"/>
+        </w:rPr>
+        <w:t xml:space="preserve">detour.py</w:t>
+      </w:r>
+      <w:r>
+        <w:t xml:space="preserve">, свипы.</w:t>
+      </w:r>
+      <w:r>
+        <w:t xml:space="preserve"> </w:t>
+      </w:r>
+      <w:r>
+        <w:t xml:space="preserve">Честные границы метода: двойник зеркалит</w:t>
+      </w:r>
+      <w:r>
+        <w:t xml:space="preserve"> </w:t>
+      </w:r>
       <w:r>
         <w:rPr>
           <w:b/>
           <w:bCs/>
         </w:rPr>
-        <w:t xml:space="preserve">Двойник</w:t>
-      </w:r>
-      <w:r>
-        <w:t xml:space="preserve"> </w:t>
-      </w:r>
-      <w:r>
-        <w:rPr>
-          <w:rStyle w:val="VerbatimChar"/>
-        </w:rPr>
-        <w:t xml:space="preserve">tools/twin/</w:t>
-      </w:r>
-      <w:r>
-        <w:t xml:space="preserve"> </w:t>
-      </w:r>
-      <w:r>
-        <w:t xml:space="preserve">— зеркало прошивки 1:1 (тот же DLS,</w:t>
-      </w:r>
-      <w:r>
-        <w:t xml:space="preserve"> </w:t>
-      </w:r>
-      <w:r>
-        <w:t xml:space="preserve">те же пороги) на Python:</w:t>
-      </w:r>
-      <w:r>
-        <w:t xml:space="preserve"> </w:t>
-      </w:r>
-      <w:r>
-        <w:rPr>
-          <w:rStyle w:val="VerbatimChar"/>
-        </w:rPr>
-        <w:t xml:space="preserve">fk.py</w:t>
-      </w:r>
-      <w:r>
-        <w:t xml:space="preserve">,</w:t>
-      </w:r>
-      <w:r>
-        <w:t xml:space="preserve"> </w:t>
-      </w:r>
-      <w:r>
-        <w:rPr>
-          <w:rStyle w:val="VerbatimChar"/>
-        </w:rPr>
-        <w:t xml:space="preserve">ik.py</w:t>
-      </w:r>
+        <w:t xml:space="preserve">математику</w:t>
+      </w:r>
+      <w:r>
+        <w:t xml:space="preserve"> </w:t>
+      </w:r>
+      <w:r>
+        <w:t xml:space="preserve">(кинематику, выбор, ворота), но не механику — люфты редукторов,</w:t>
+      </w:r>
+      <w:r>
+        <w:t xml:space="preserve"> </w:t>
+      </w:r>
+      <w:r>
+        <w:t xml:space="preserve">провисание звеньев под нагрузкой, динамику сервоприводов</w:t>
+      </w:r>
+      <w:r>
+        <w:t xml:space="preserve"> </w:t>
+      </w:r>
+      <w:r>
+        <w:t xml:space="preserve">и время он не моделирует. Поэтому совпадение в десятых —</w:t>
+      </w:r>
+      <w:r>
+        <w:t xml:space="preserve"> </w:t>
+      </w:r>
+      <w:r>
+        <w:t xml:space="preserve">критерий «модель верна», а расхождение в единицах —</w:t>
+      </w:r>
+      <w:r>
+        <w:t xml:space="preserve"> </w:t>
+      </w:r>
+      <w:r>
+        <w:t xml:space="preserve">сигнал смотреть механику, а не формулы. Метрики сравнения:</w:t>
+      </w:r>
+      <w:r>
+        <w:t xml:space="preserve"> </w:t>
+      </w:r>
+      <m:oMath>
+        <m:r>
+          <m:t>d</m:t>
+        </m:r>
+        <m:r>
+          <m:t>P</m:t>
+        </m:r>
+        <m:r>
+          <m:t>o</m:t>
+        </m:r>
+        <m:r>
+          <m:t>s</m:t>
+        </m:r>
+      </m:oMath>
       <w:r>
         <w:t xml:space="preserve">/</w:t>
       </w:r>
-      <w:r>
-        <w:rPr>
-          <w:rStyle w:val="VerbatimChar"/>
-        </w:rPr>
-        <w:t xml:space="preserve">solve.py</w:t>
-      </w:r>
-      <w:r>
-        <w:t xml:space="preserve">,</w:t>
-      </w:r>
-      <w:r>
-        <w:t xml:space="preserve"> </w:t>
-      </w:r>
-      <w:r>
-        <w:rPr>
-          <w:rStyle w:val="VerbatimChar"/>
-        </w:rPr>
-        <w:t xml:space="preserve">detour.py</w:t>
-      </w:r>
-      <w:r>
-        <w:t xml:space="preserve">, свипы (</w:t>
-      </w:r>
-      <w:r>
-        <w:rPr>
-          <w:rStyle w:val="VerbatimChar"/>
-        </w:rPr>
-        <w:t xml:space="preserve">endpoint_sweep.py</w:t>
-      </w:r>
-      <w:r>
-        <w:t xml:space="preserve">,</w:t>
-      </w:r>
-      <w:r>
-        <w:t xml:space="preserve"> </w:t>
-      </w:r>
-      <w:r>
-        <w:rPr>
-          <w:rStyle w:val="VerbatimChar"/>
-        </w:rPr>
-        <w:t xml:space="preserve">workspace_stl.py</w:t>
-      </w:r>
-      <w:r>
-        <w:t xml:space="preserve">).</w:t>
-      </w:r>
-      <w:r>
-        <w:t xml:space="preserve"> </w:t>
-      </w:r>
-      <w:r>
-        <w:t xml:space="preserve">Предсказывает железо в десятых:</w:t>
-      </w:r>
-      <w:r>
-        <w:t xml:space="preserve"> </w:t>
-      </w:r>
-      <w:r>
-        <w:t xml:space="preserve">- T1 (200, 200, 200): двойник 0.0/0.0 — железо 0.0/0.0;</w:t>
-      </w:r>
-      <w:r>
-        <w:t xml:space="preserve"> </w:t>
-      </w:r>
-      <w:r>
-        <w:t xml:space="preserve">- круг r=100 в наклонной плоскости: двойник 1.9/9.1 —</w:t>
-      </w:r>
-      <w:r>
-        <w:t xml:space="preserve"> </w:t>
-      </w:r>
-      <w:r>
-        <w:t xml:space="preserve">железо подтверждает проход без срывов;</w:t>
-      </w:r>
-      <w:r>
-        <w:t xml:space="preserve"> </w:t>
-      </w:r>
-      <w:r>
-        <w:t xml:space="preserve">- отказ (100, 100, 100)+X: шотган 60 случайных сидов,</w:t>
-      </w:r>
-      <w:r>
-        <w:t xml:space="preserve"> </w:t>
-      </w:r>
-      <w:r>
-        <w:t xml:space="preserve">лучший 2.2 мм / 15.5° без сходимости — точка честно</w:t>
-      </w:r>
-      <w:r>
-        <w:t xml:space="preserve"> </w:t>
-      </w:r>
-      <w:r>
-        <w:t xml:space="preserve">недостижима (локоть складывается за лимит ±135°),</w:t>
-      </w:r>
-      <w:r>
-        <w:t xml:space="preserve"> </w:t>
-      </w:r>
-      <w:r>
-        <w:t xml:space="preserve">прошивка и двойник отказывают согласованно.</w:t>
-      </w:r>
-    </w:p>
-    <w:p>
-      <w:pPr>
-        <w:pStyle w:val="BodyText"/>
-      </w:pPr>
+      <m:oMath>
+        <m:r>
+          <m:t>d</m:t>
+        </m:r>
+        <m:r>
+          <m:t>O</m:t>
+        </m:r>
+        <m:r>
+          <m:t>r</m:t>
+        </m:r>
+        <m:r>
+          <m:t>i</m:t>
+        </m:r>
+      </m:oMath>
+      <w:r>
+        <w:t xml:space="preserve"> </w:t>
+      </w:r>
+      <w:r>
+        <w:t xml:space="preserve">факта против предсказания, номер выбранной ветви,</w:t>
+      </w:r>
+      <w:r>
+        <w:t xml:space="preserve"> </w:t>
+      </w:r>
+      <w:r>
+        <w:t xml:space="preserve">факт отказа против прогноза отказа.</w:t>
+      </w:r>
+    </w:p>
+    <w:bookmarkEnd w:id="53"/>
+    <w:bookmarkStart w:id="54" w:name="нулевая-поза-и-воспроизводимость"/>
+    <w:p>
+      <w:pPr>
+        <w:pStyle w:val="Heading3"/>
+      </w:pPr>
+      <w:r>
+        <w:t xml:space="preserve">8.2. Нулевая поза и воспроизводимость</w:t>
+      </w:r>
+    </w:p>
+    <w:p>
+      <w:pPr>
+        <w:pStyle w:val="FirstParagraph"/>
+      </w:pPr>
+      <w:r>
+        <w:t xml:space="preserve">Якорь всей калибровки — нули:</w:t>
+      </w:r>
+      <w:r>
+        <w:t xml:space="preserve"> </w:t>
+      </w:r>
+      <m:oMath>
+        <m:r>
+          <m:t>q</m:t>
+        </m:r>
+        <m:r>
+          <m:rPr>
+            <m:sty m:val="p"/>
+          </m:rPr>
+          <m:t>=</m:t>
+        </m:r>
+        <m:r>
+          <m:t>0</m:t>
+        </m:r>
+      </m:oMath>
+      <w:r>
+        <w:t xml:space="preserve"> </w:t>
+      </w:r>
+      <w:r>
+        <w:t xml:space="preserve">даёт</w:t>
+      </w:r>
+      <w:r>
+        <w:t xml:space="preserve"> </w:t>
+      </w:r>
+      <m:oMath>
+        <m:sSub>
+          <m:e>
+            <m:r>
+              <m:t>p</m:t>
+            </m:r>
+          </m:e>
+          <m:sub>
+            <m:r>
+              <m:t>T</m:t>
+            </m:r>
+            <m:r>
+              <m:t>C</m:t>
+            </m:r>
+            <m:r>
+              <m:t>P</m:t>
+            </m:r>
+          </m:sub>
+        </m:sSub>
+        <m:r>
+          <m:rPr>
+            <m:sty m:val="p"/>
+          </m:rPr>
+          <m:t>=</m:t>
+        </m:r>
+        <m:r>
+          <m:rPr>
+            <m:sty m:val="p"/>
+          </m:rPr>
+          <m:t>(</m:t>
+        </m:r>
+        <m:r>
+          <m:t>132</m:t>
+        </m:r>
+        <m:r>
+          <m:rPr>
+            <m:sty m:val="p"/>
+          </m:rPr>
+          <m:t>,</m:t>
+        </m:r>
+        <m:r>
+          <m:t>53</m:t>
+        </m:r>
+        <m:r>
+          <m:rPr>
+            <m:sty m:val="p"/>
+          </m:rPr>
+          <m:t>,</m:t>
+        </m:r>
+        <m:r>
+          <m:t>514</m:t>
+        </m:r>
+        <m:r>
+          <m:rPr>
+            <m:sty m:val="p"/>
+          </m:rPr>
+          <m:t>)</m:t>
+        </m:r>
+      </m:oMath>
+      <w:r>
+        <w:t xml:space="preserve">, инструмент +X. Проверено рулеткой</w:t>
+      </w:r>
+      <w:r>
+        <w:t xml:space="preserve"> </w:t>
+      </w:r>
+      <w:r>
+        <w:t xml:space="preserve">на железе (допуск ±2–3 мм — люфт редукторов и погрешность</w:t>
+      </w:r>
+      <w:r>
+        <w:t xml:space="preserve"> </w:t>
+      </w:r>
+      <w:r>
+        <w:t xml:space="preserve">замера, не модели). Детерминизм решателя: цель T1 (200, 200, 200)</w:t>
+      </w:r>
+      <w:r>
+        <w:t xml:space="preserve"> </w:t>
+      </w:r>
+      <w:r>
+        <w:t xml:space="preserve">в разные дни даёт побайтово тот же ответ (0.5/12.2°, ветвь [0],</w:t>
+      </w:r>
+      <w:r>
+        <w:t xml:space="preserve"> </w:t>
+      </w:r>
+      <w:r>
+        <w:t xml:space="preserve">сустав P4 на ограничении +90°) — в решателе нет случайности,</w:t>
+      </w:r>
+      <w:r>
+        <w:t xml:space="preserve"> </w:t>
+      </w:r>
+      <w:r>
+        <w:t xml:space="preserve">повторяемость полная.</w:t>
+      </w:r>
+    </w:p>
+    <w:bookmarkEnd w:id="54"/>
+    <w:bookmarkStart w:id="55" w:name="endpoint-демо-и-наклонный-круг"/>
+    <w:p>
+      <w:pPr>
+        <w:pStyle w:val="Heading3"/>
+      </w:pPr>
+      <w:r>
+        <w:t xml:space="preserve">8.3. Endpoint-демо и наклонный круг</w:t>
+      </w:r>
+    </w:p>
+    <w:p>
+      <w:pPr>
+        <w:pStyle w:val="FirstParagraph"/>
+      </w:pPr>
+      <w:r>
+        <w:t xml:space="preserve">Endpoint-демо (12 шагов стоящего TCP с доворотом инструмента):</w:t>
+      </w:r>
+      <w:r>
+        <w:t xml:space="preserve"> </w:t>
+      </w:r>
+      <w:r>
+        <w:t xml:space="preserve">все шаги в допусках, двойник предсказал каждый. Наклонный круг</w:t>
+      </w:r>
+      <w:r>
+        <w:t xml:space="preserve"> </w:t>
+      </w:r>
+      <w:r>
+        <w:t xml:space="preserve">r=100 (24 точки, инструмент строго +X): двойник предсказал</w:t>
+      </w:r>
+      <w:r>
+        <w:t xml:space="preserve"> </w:t>
+      </w:r>
+      <w:r>
+        <w:t xml:space="preserve">проход, железо прошло — но с находкой: на дуге 14–21 ориентация</w:t>
+      </w:r>
+      <w:r>
+        <w:t xml:space="preserve"> </w:t>
+      </w:r>
+      <w:r>
+        <w:t xml:space="preserve">деградирует 4.1° → 19.3° (трекинг держит ветвь, запястье подходит</w:t>
+      </w:r>
+      <w:r>
+        <w:t xml:space="preserve"> </w:t>
+      </w:r>
+      <w:r>
+        <w:t xml:space="preserve">к лимитам), три отказа (точки 16/19/20) и два прохода за воротами</w:t>
+      </w:r>
+      <w:r>
+        <w:t xml:space="preserve"> </w:t>
+      </w:r>
+      <w:r>
+        <w:t xml:space="preserve">(17/18, факт 19.0/19.2° при кандидате ≤15° — см. §3.9).</w:t>
+      </w:r>
+      <w:r>
+        <w:t xml:space="preserve"> </w:t>
+      </w:r>
+      <w:r>
+        <w:t xml:space="preserve">Вывод задачей: tilt-профиль (свои A/B/C на каждую точку,</w:t>
+      </w:r>
+      <w:r>
+        <w:t xml:space="preserve"> </w:t>
+      </w:r>
+      <w:r>
+        <w:t xml:space="preserve">подобраны трекинг-моделью). Прогноз модели: 0 отказов, пик 9.4°;</w:t>
+      </w:r>
+      <w:r>
+        <w:t xml:space="preserve"> </w:t>
+      </w:r>
+      <w:r>
+        <w:t xml:space="preserve">железо:</w:t>
+      </w:r>
+      <w:r>
+        <w:t xml:space="preserve"> </w:t>
+      </w:r>
       <w:r>
         <w:rPr>
           <w:b/>
           <w:bCs/>
         </w:rPr>
-        <w:t xml:space="preserve">Железо</w:t>
-      </w:r>
-      <w:r>
-        <w:t xml:space="preserve">: endpoint-демо 12 шагов, рулетка нулей</w:t>
-      </w:r>
-      <w:r>
-        <w:t xml:space="preserve"> </w:t>
-      </w:r>
-      <w:r>
-        <w:t xml:space="preserve">(TCP = (132, 53, 514)), направления P5/P6 ±10° против</w:t>
-      </w:r>
-      <w:r>
-        <w:t xml:space="preserve"> </w:t>
-      </w:r>
-      <w:r>
-        <w:t xml:space="preserve">прогноза закрыты флагами инверсии (§7, шаг 3).</w:t>
+        <w:t xml:space="preserve">24/24 OK, пик 0.3°</w:t>
+      </w:r>
+      <w:r>
+        <w:t xml:space="preserve">. Модель даёт верхнюю оценку</w:t>
+      </w:r>
+      <w:r>
+        <w:t xml:space="preserve"> </w:t>
+      </w:r>
+      <w:r>
+        <w:t xml:space="preserve">(у прошивки полный набор кандидатов против жадного грида</w:t>
+      </w:r>
+      <w:r>
+        <w:t xml:space="preserve"> </w:t>
+      </w:r>
+      <w:r>
+        <w:t xml:space="preserve">модели), железо лучше — допустимое направление ошибки.</w:t>
+      </w:r>
+      <w:r>
+        <w:t xml:space="preserve"> </w:t>
+      </w:r>
+      <w:r>
+        <w:t xml:space="preserve">Побочный результат: трекинг-модель двойника (доводка</w:t>
+      </w:r>
+      <w:r>
+        <w:t xml:space="preserve"> </w:t>
+      </w:r>
+      <w:r>
+        <w:t xml:space="preserve">от предыдущей позы, как прошивка) совпала с железом</w:t>
+      </w:r>
+      <w:r>
+        <w:t xml:space="preserve"> </w:t>
+      </w:r>
+      <w:r>
+        <w:t xml:space="preserve">до 0.1° на всех 24 точках — валидированный предиктор</w:t>
+      </w:r>
+      <w:r>
+        <w:t xml:space="preserve"> </w:t>
+      </w:r>
+      <w:r>
+        <w:t xml:space="preserve">поведения (предсказывает не только факт, но и отказы:</w:t>
+      </w:r>
+      <w:r>
+        <w:t xml:space="preserve"> </w:t>
+      </w:r>
+      <w:r>
+        <w:t xml:space="preserve">5 прогнозных против 3+2 фактических).</w:t>
+      </w:r>
+    </w:p>
+    <w:bookmarkEnd w:id="55"/>
+    <w:bookmarkStart w:id="56" w:name="отказы-честные-и-воспроизводимые"/>
+    <w:p>
+      <w:pPr>
+        <w:pStyle w:val="Heading3"/>
+      </w:pPr>
+      <w:r>
+        <w:t xml:space="preserve">8.4. Отказы: честные и воспроизводимые</w:t>
+      </w:r>
+    </w:p>
+    <w:p>
+      <w:pPr>
+        <w:pStyle w:val="FirstParagraph"/>
+      </w:pPr>
+      <w:r>
+        <w:t xml:space="preserve">Точка (100, 100, 100)+X: шотган 60 случайных сидов, лучший</w:t>
+      </w:r>
+      <w:r>
+        <w:t xml:space="preserve"> </w:t>
+      </w:r>
+      <w:r>
+        <w:t xml:space="preserve">2.2 мм / 15.5° без сходимости — недостижима физически</w:t>
+      </w:r>
+      <w:r>
+        <w:t xml:space="preserve"> </w:t>
+      </w:r>
+      <w:r>
+        <w:t xml:space="preserve">(локоть складывается за лимит ±135° при ориентации +X),</w:t>
+      </w:r>
+      <w:r>
+        <w:t xml:space="preserve"> </w:t>
+      </w:r>
+      <w:r>
+        <w:t xml:space="preserve">прошивка и двойник отказывают согласованно. Стена</w:t>
+      </w:r>
+      <w:r>
+        <w:t xml:space="preserve"> </w:t>
+      </w:r>
+      <w:r>
+        <w:t xml:space="preserve">«едет/отказ» для низких близких точек локализована:</w:t>
+      </w:r>
+      <w:r>
+        <w:t xml:space="preserve"> </w:t>
+      </w:r>
+      <w:r>
+        <w:t xml:space="preserve">(150, 150, 150) проходит (0.6/6.3°), (120, 120, 120)</w:t>
+      </w:r>
+      <w:r>
+        <w:t xml:space="preserve"> </w:t>
+      </w:r>
+      <w:r>
+        <w:t xml:space="preserve">отказывает (2.2/16.5°) — переход в полосе ~30 мм.</w:t>
+      </w:r>
+      <w:r>
+        <w:t xml:space="preserve"> </w:t>
+      </w:r>
+      <w:r>
+        <w:t xml:space="preserve">Принцип, подтверждённый всеми отказами: неточного движения</w:t>
+      </w:r>
+      <w:r>
+        <w:t xml:space="preserve"> </w:t>
+      </w:r>
+      <w:r>
+        <w:t xml:space="preserve">нет как класса — либо в воротах, либо стояние с причиной</w:t>
+      </w:r>
+      <w:r>
+        <w:t xml:space="preserve"> </w:t>
+      </w:r>
+      <w:r>
+        <w:t xml:space="preserve">в</w:t>
+      </w:r>
+      <w:r>
+        <w:t xml:space="preserve"> </w:t>
+      </w:r>
+      <w:r>
+        <w:rPr>
+          <w:rStyle w:val="VerbatimChar"/>
+        </w:rPr>
+        <w:t xml:space="preserve">failReason</w:t>
+      </w:r>
+      <w:r>
+        <w:t xml:space="preserve">, никогда — уход в неверную позу.</w:t>
+      </w:r>
+    </w:p>
+    <w:bookmarkEnd w:id="56"/>
+    <w:bookmarkStart w:id="57" w:name="свип-168-точек-с-препятствиями"/>
+    <w:p>
+      <w:pPr>
+        <w:pStyle w:val="Heading3"/>
+      </w:pPr>
+      <w:r>
+        <w:t xml:space="preserve">8.5. Свип 168 точек с препятствиями</w:t>
+      </w:r>
+    </w:p>
+    <w:p>
+      <w:pPr>
+        <w:pStyle w:val="FirstParagraph"/>
+      </w:pPr>
+      <w:r>
+        <w:t xml:space="preserve">Цилиндрическая сетка (12 углов × 5 радиусов × 5 высот)</w:t>
+      </w:r>
+      <w:r>
+        <w:t xml:space="preserve"> </w:t>
+      </w:r>
+      <w:r>
+        <w:t xml:space="preserve">с двумя ящиками-препятствиями (только рантайм, ребут смывает):</w:t>
+      </w:r>
+      <w:r>
+        <w:t xml:space="preserve"> </w:t>
+      </w:r>
+      <w:r>
+        <w:t xml:space="preserve">слой z=40 мёртв (2/44 — локоть не складывается на высоте 40 мм),</w:t>
+      </w:r>
+      <w:r>
+        <w:t xml:space="preserve"> </w:t>
+      </w:r>
+      <w:r>
+        <w:t xml:space="preserve">z=140 пограничный (26/61 — режет в основном ориентация),</w:t>
+      </w:r>
+      <w:r>
+        <w:t xml:space="preserve"> </w:t>
+      </w:r>
+      <w:r>
+        <w:t xml:space="preserve">z=240 рабочий (36/60). Принятых решений под столом —</w:t>
+      </w:r>
+      <w:r>
+        <w:t xml:space="preserve"> </w:t>
+      </w:r>
+      <w:r>
+        <w:rPr>
+          <w:b/>
+          <w:bCs/>
+        </w:rPr>
+        <w:t xml:space="preserve">ноль</w:t>
+      </w:r>
+      <w:r>
+        <w:t xml:space="preserve"> </w:t>
+      </w:r>
+      <w:r>
+        <w:t xml:space="preserve">(уходящие вниз ветви находятся решателем и режутся safety —</w:t>
+      </w:r>
+      <w:r>
+        <w:t xml:space="preserve"> </w:t>
+      </w:r>
+      <w:r>
+        <w:t xml:space="preserve">проверено перебором выбранных кандидатов, а не слов).</w:t>
+      </w:r>
+      <w:r>
+        <w:t xml:space="preserve"> </w:t>
+      </w:r>
+      <w:r>
+        <w:t xml:space="preserve">Планировщик объезда сработал вживую:</w:t>
+      </w:r>
+      <w:r>
+        <w:t xml:space="preserve"> </w:t>
+      </w:r>
+      <w:r>
+        <w:rPr>
+          <w:rStyle w:val="VerbatimChar"/>
+        </w:rPr>
+        <w:t xml:space="preserve">WPS: 3</w:t>
+      </w:r>
+      <w:r>
+        <w:t xml:space="preserve"> </w:t>
+      </w:r>
+      <w:r>
+        <w:t xml:space="preserve">с верхней точкой</w:t>
+      </w:r>
+      <w:r>
+        <w:t xml:space="preserve"> </w:t>
+      </w:r>
+      <w:r>
+        <w:t xml:space="preserve">(35.9, 288.1, 338.2) — перелёт через ящик. Побочный приём,</w:t>
+      </w:r>
+      <w:r>
+        <w:t xml:space="preserve"> </w:t>
+      </w:r>
+      <w:r>
+        <w:t xml:space="preserve">доказанный на цели W1: та же цель из окрестности ветви [1]</w:t>
+      </w:r>
+      <w:r>
+        <w:t xml:space="preserve"> </w:t>
+      </w:r>
+      <w:r>
+        <w:t xml:space="preserve">даёт</w:t>
+      </w:r>
+      <w:r>
+        <w:t xml:space="preserve"> </w:t>
+      </w:r>
+      <w:r>
+        <w:rPr>
+          <w:rStyle w:val="VerbatimChar"/>
+        </w:rPr>
+        <w:t xml:space="preserve">CHOSEN [1]</w:t>
+      </w:r>
+      <w:r>
+        <w:t xml:space="preserve"> </w:t>
+      </w:r>
+      <w:r>
+        <w:t xml:space="preserve">0.1/0.1 вместо 0.2/4.3 через [0] —</w:t>
+      </w:r>
+      <w:r>
+        <w:t xml:space="preserve"> </w:t>
+      </w:r>
+      <w:r>
+        <w:t xml:space="preserve">предпозиционирование (подход рядом + точный ход) как штатная</w:t>
+      </w:r>
+      <w:r>
+        <w:t xml:space="preserve"> </w:t>
+      </w:r>
+      <w:r>
+        <w:t xml:space="preserve">техника взятия точной ветви.</w:t>
+      </w:r>
+    </w:p>
+    <w:bookmarkEnd w:id="57"/>
+    <w:bookmarkStart w:id="58" w:name="границы-применимости-и-открытые-пункты"/>
+    <w:p>
+      <w:pPr>
+        <w:pStyle w:val="Heading3"/>
+      </w:pPr>
+      <w:r>
+        <w:t xml:space="preserve">8.6. Границы применимости и открытые пункты</w:t>
+      </w:r>
+    </w:p>
+    <w:p>
+      <w:pPr>
+        <w:pStyle w:val="FirstParagraph"/>
+      </w:pPr>
+      <w:r>
+        <w:t xml:space="preserve">Модель не покрывает: динамику сервоприводов (считаем мгновенным</w:t>
+      </w:r>
+      <w:r>
+        <w:t xml:space="preserve"> </w:t>
+      </w:r>
+      <w:r>
+        <w:t xml:space="preserve">исполнением углов), люфты (компенсация M400 задаётся руками —</w:t>
+      </w:r>
+      <w:r>
+        <w:t xml:space="preserve"> </w:t>
+      </w:r>
+      <w:r>
+        <w:t xml:space="preserve">измерение гироскопом в TODO), провисание под нагрузкой,</w:t>
+      </w:r>
+      <w:r>
+        <w:t xml:space="preserve"> </w:t>
+      </w:r>
+      <w:r>
+        <w:t xml:space="preserve">точность энкодеров (их нет — open loop, вся точность обязана</w:t>
+      </w:r>
+      <w:r>
+        <w:t xml:space="preserve"> </w:t>
+      </w:r>
+      <w:r>
+        <w:t xml:space="preserve">сходиться в расчёте, см. §0). Открыто на момент записки:</w:t>
+      </w:r>
+      <w:r>
+        <w:t xml:space="preserve"> </w:t>
+      </w:r>
+      <w:r>
+        <w:t xml:space="preserve">рулетка дальних точек (физический вердикт DH и пальцу),</w:t>
+      </w:r>
+      <w:r>
+        <w:t xml:space="preserve"> </w:t>
+      </w:r>
+      <w:r>
+        <w:t xml:space="preserve">статистика T2/T3, направления P5/P6 (картирование джогами</w:t>
+      </w:r>
+      <w:r>
+        <w:t xml:space="preserve"> </w:t>
+      </w:r>
+      <w:r>
+        <w:t xml:space="preserve">с рулеткой/M114 — протокол: M502-якорь флагов, G28, джог ±15°,</w:t>
+      </w:r>
+      <w:r>
+        <w:t xml:space="preserve"> </w:t>
+      </w:r>
+      <w:r>
+        <w:t xml:space="preserve">сравнение знака с моделью).</w:t>
       </w:r>
     </w:p>
     <w:p>
@@ -21280,19 +22402,2438 @@
         <w:t xml:space="preserve"> </w:t>
       </w:r>
       <w:r>
-        <w:t xml:space="preserve">система построена на принципе «честный отказ вместо</w:t>
-      </w:r>
-      <w:r>
-        <w:t xml:space="preserve"> </w:t>
-      </w:r>
-      <w:r>
-        <w:t xml:space="preserve">прыжка в мусор» — четыре независимых ограничения (§3.7, §4.3,</w:t>
-      </w:r>
-      <w:r>
-        <w:t xml:space="preserve"> </w:t>
-      </w:r>
-      <w:r>
-        <w:t xml:space="preserve">§5.2, §6) гарантируют, что любое движение либо точно</w:t>
+        <w:t xml:space="preserve">система построена на принципе отказа от выполнения</w:t>
+      </w:r>
+      <w:r>
+        <w:t xml:space="preserve"> </w:t>
+      </w:r>
+      <w:r>
+        <w:t xml:space="preserve">недостоверного движения: четыре независимых ограничения</w:t>
+      </w:r>
+      <w:r>
+        <w:t xml:space="preserve"> </w:t>
+      </w:r>
+      <w:r>
+        <w:t xml:space="preserve">(§3.7, §4.3, §5.2, §6) гарантируют, что любое движение</w:t>
+      </w:r>
+      <w:r>
+        <w:t xml:space="preserve"> </w:t>
+      </w:r>
+      <w:r>
+        <w:t xml:space="preserve">либо точно (</w:t>
+      </w:r>
+      <m:oMath>
+        <m:r>
+          <m:rPr>
+            <m:sty m:val="p"/>
+          </m:rPr>
+          <m:t>≤</m:t>
+        </m:r>
+      </m:oMath>
+      <w:r>
+        <w:t xml:space="preserve"> </w:t>
+      </w:r>
+      <w:r>
+        <w:t xml:space="preserve">10 мм / 15°) и безопасно, либо</w:t>
+      </w:r>
+      <w:r>
+        <w:t xml:space="preserve"> </w:t>
+      </w:r>
+      <w:r>
+        <w:t xml:space="preserve">не выполняется с диагностируемой причиной в M115.</w:t>
+      </w:r>
+    </w:p>
+    <w:p>
+      <w:r>
+        <w:pict>
+          <v:rect style="width:0;height:1.5pt" o:hralign="center" o:hrstd="t" o:hr="t"/>
+        </w:pict>
+      </w:r>
+    </w:p>
+    <w:bookmarkEnd w:id="58"/>
+    <w:bookmarkEnd w:id="59"/>
+    <w:bookmarkStart w:id="65" w:name="imu-фьюжн-наклона-калибровка-логгер"/>
+    <w:p>
+      <w:pPr>
+        <w:pStyle w:val="Heading2"/>
+      </w:pPr>
+      <w:r>
+        <w:t xml:space="preserve">9. IMU: фьюжн наклона, калибровка, логгер</w:t>
+      </w:r>
+    </w:p>
+    <w:p>
+      <w:pPr>
+        <w:pStyle w:val="FirstParagraph"/>
+      </w:pPr>
+      <w:r>
+        <w:t xml:space="preserve">Датчик GY-80 (гироскоп L3G4200D + акселерометр ADXL345, та же I2C):</w:t>
+      </w:r>
+      <w:r>
+        <w:t xml:space="preserve"> </w:t>
+      </w:r>
+      <w:r>
+        <w:t xml:space="preserve">опрашивается задачей Core 1 на 200 Гц голыми регистрами</w:t>
+      </w:r>
+      <w:r>
+        <w:t xml:space="preserve"> </w:t>
+      </w:r>
+      <w:r>
+        <w:t xml:space="preserve">(сторонние либы под RTOS чудили — unbounded циклы и повторный</w:t>
+      </w:r>
+      <w:r>
+        <w:t xml:space="preserve"> </w:t>
+      </w:r>
+      <w:r>
+        <w:rPr>
+          <w:rStyle w:val="VerbatimChar"/>
+        </w:rPr>
+        <w:t xml:space="preserve">Wire.begin</w:t>
+      </w:r>
+      <w:r>
+        <w:t xml:space="preserve">, выкинуты). Применение: сверка ориентации с FK,</w:t>
+      </w:r>
+      <w:r>
+        <w:t xml:space="preserve"> </w:t>
+      </w:r>
+      <w:r>
+        <w:t xml:space="preserve">guard соударений, АЧХ/люфты (TODO, пункты в–е).</w:t>
+      </w:r>
+    </w:p>
+    <w:bookmarkStart w:id="60" w:name="кадры-и-единицы-что-измеряем"/>
+    <w:p>
+      <w:pPr>
+        <w:pStyle w:val="Heading3"/>
+      </w:pPr>
+      <w:r>
+        <w:t xml:space="preserve">9.0. Кадры и единицы: что измеряем</w:t>
+      </w:r>
+    </w:p>
+    <w:p>
+      <w:pPr>
+        <w:pStyle w:val="FirstParagraph"/>
+      </w:pPr>
+      <w:r>
+        <w:t xml:space="preserve">Датчик живёт в</w:t>
+      </w:r>
+      <w:r>
+        <w:t xml:space="preserve"> </w:t>
+      </w:r>
+      <w:r>
+        <w:rPr>
+          <w:b/>
+          <w:bCs/>
+        </w:rPr>
+        <w:t xml:space="preserve">своей</w:t>
+      </w:r>
+      <w:r>
+        <w:t xml:space="preserve"> </w:t>
+      </w:r>
+      <w:r>
+        <w:t xml:space="preserve">системе координат</w:t>
+      </w:r>
+      <w:r>
+        <w:t xml:space="preserve"> </w:t>
+      </w:r>
+      <m:oMath>
+        <m:r>
+          <m:t>S</m:t>
+        </m:r>
+      </m:oMath>
+      <w:r>
+        <w:t xml:space="preserve"> </w:t>
+      </w:r>
+      <w:r>
+        <w:t xml:space="preserve">(оси нарисованы</w:t>
+      </w:r>
+      <w:r>
+        <w:t xml:space="preserve"> </w:t>
+      </w:r>
+      <w:r>
+        <w:t xml:space="preserve">на плате GY-80), робот — в базовой</w:t>
+      </w:r>
+      <w:r>
+        <w:t xml:space="preserve"> </w:t>
+      </w:r>
+      <m:oMath>
+        <m:r>
+          <m:t>B</m:t>
+        </m:r>
+      </m:oMath>
+      <w:r>
+        <w:t xml:space="preserve"> </w:t>
+      </w:r>
+      <w:r>
+        <w:t xml:space="preserve">(+X вперёд, +Y влево,</w:t>
+      </w:r>
+      <w:r>
+        <w:t xml:space="preserve"> </w:t>
+      </w:r>
+      <w:r>
+        <w:t xml:space="preserve">+Z вверх). Связывает их матрица монтажа</w:t>
+      </w:r>
+      <w:r>
+        <w:t xml:space="preserve"> </w:t>
+      </w:r>
+      <m:oMath>
+        <m:sSub>
+          <m:e>
+            <m:r>
+              <m:t>R</m:t>
+            </m:r>
+          </m:e>
+          <m:sub>
+            <m:r>
+              <m:t>m</m:t>
+            </m:r>
+            <m:r>
+              <m:t>o</m:t>
+            </m:r>
+            <m:r>
+              <m:t>u</m:t>
+            </m:r>
+            <m:r>
+              <m:t>n</m:t>
+            </m:r>
+            <m:r>
+              <m:t>t</m:t>
+            </m:r>
+          </m:sub>
+        </m:sSub>
+      </m:oMath>
+      <w:r>
+        <w:t xml:space="preserve"> </w:t>
+      </w:r>
+      <w:r>
+        <w:t xml:space="preserve">(как плата</w:t>
+      </w:r>
+      <w:r>
+        <w:t xml:space="preserve"> </w:t>
+      </w:r>
+      <w:r>
+        <w:t xml:space="preserve">прикручена к звену). Пока считаем оси совпадающими, честная</w:t>
+      </w:r>
+      <w:r>
+        <w:t xml:space="preserve"> </w:t>
+      </w:r>
+      <w:r>
+        <w:t xml:space="preserve">калибровка</w:t>
+      </w:r>
+      <w:r>
+        <w:t xml:space="preserve"> </w:t>
+      </w:r>
+      <m:oMath>
+        <m:sSub>
+          <m:e>
+            <m:r>
+              <m:t>R</m:t>
+            </m:r>
+          </m:e>
+          <m:sub>
+            <m:r>
+              <m:t>m</m:t>
+            </m:r>
+            <m:r>
+              <m:t>o</m:t>
+            </m:r>
+            <m:r>
+              <m:t>u</m:t>
+            </m:r>
+            <m:r>
+              <m:t>n</m:t>
+            </m:r>
+            <m:r>
+              <m:t>t</m:t>
+            </m:r>
+          </m:sub>
+        </m:sSub>
+      </m:oMath>
+      <w:r>
+        <w:t xml:space="preserve"> </w:t>
+      </w:r>
+      <w:r>
+        <w:t xml:space="preserve">— открытый пункт §9.4: без неё tilt —</w:t>
+      </w:r>
+      <w:r>
+        <w:t xml:space="preserve"> </w:t>
+      </w:r>
+      <w:r>
+        <w:t xml:space="preserve">это наклон платы, а не звена.</w:t>
+      </w:r>
+    </w:p>
+    <w:p>
+      <w:pPr>
+        <w:pStyle w:val="BodyText"/>
+      </w:pPr>
+      <w:r>
+        <w:t xml:space="preserve">Сырые отсчёты — целые counts: акселерометр int16 (знак по направлению</w:t>
+      </w:r>
+      <w:r>
+        <w:t xml:space="preserve"> </w:t>
+      </w:r>
+      <w:r>
+        <w:t xml:space="preserve">оси), гироскоп int16 (знак по правилу правого винта вокруг оси).</w:t>
+      </w:r>
+      <w:r>
+        <w:t xml:space="preserve"> </w:t>
+      </w:r>
+      <w:r>
+        <w:t xml:space="preserve">Перевод в физику — умножением на масштаб из даташита:</w:t>
+      </w:r>
+    </w:p>
+    <w:p>
+      <w:pPr>
+        <w:pStyle w:val="Compact"/>
+        <w:numPr>
+          <w:ilvl w:val="0"/>
+          <w:numId w:val="1011"/>
+        </w:numPr>
+      </w:pPr>
+      <w:r>
+        <w:t xml:space="preserve">акселерометр:</w:t>
+      </w:r>
+      <w:r>
+        <w:t xml:space="preserve"> </w:t>
+      </w:r>
+      <m:oMath>
+        <m:r>
+          <m:t>a</m:t>
+        </m:r>
+        <m:r>
+          <m:rPr>
+            <m:sty m:val="p"/>
+          </m:rPr>
+          <m:t>[</m:t>
+        </m:r>
+        <m:r>
+          <m:rPr>
+            <m:nor/>
+            <m:sty m:val="p"/>
+          </m:rPr>
+          <m:t>мг</m:t>
+        </m:r>
+        <m:r>
+          <m:rPr>
+            <m:sty m:val="p"/>
+          </m:rPr>
+          <m:t>]</m:t>
+        </m:r>
+        <m:r>
+          <m:rPr>
+            <m:sty m:val="p"/>
+          </m:rPr>
+          <m:t>=</m:t>
+        </m:r>
+        <m:r>
+          <m:t>c</m:t>
+        </m:r>
+        <m:r>
+          <m:t>o</m:t>
+        </m:r>
+        <m:r>
+          <m:t>u</m:t>
+        </m:r>
+        <m:r>
+          <m:t>n</m:t>
+        </m:r>
+        <m:r>
+          <m:t>t</m:t>
+        </m:r>
+        <m:r>
+          <m:t>s</m:t>
+        </m:r>
+        <m:r>
+          <m:rPr>
+            <m:sty m:val="p"/>
+          </m:rPr>
+          <m:t>×</m:t>
+        </m:r>
+        <m:r>
+          <m:t>3.902</m:t>
+        </m:r>
+      </m:oMath>
+      <w:r>
+        <w:t xml:space="preserve"> </w:t>
+      </w:r>
+      <w:r>
+        <w:t xml:space="preserve">(режим full-res</w:t>
+      </w:r>
+      <w:r>
+        <w:t xml:space="preserve"> </w:t>
+      </w:r>
+      <w:r>
+        <w:t xml:space="preserve">при range 16g; без full-res было бы 10 бит и 31.2 мг/LSB —</w:t>
+      </w:r>
+      <w:r>
+        <w:t xml:space="preserve"> </w:t>
+      </w:r>
+      <w:r>
+        <w:t xml:space="preserve">ловушка, в которую чуть не попались: масштаб проверен</w:t>
+      </w:r>
+      <w:r>
+        <w:t xml:space="preserve"> </w:t>
+      </w:r>
+      <w:r>
+        <w:t xml:space="preserve">железом,</w:t>
+      </w:r>
+      <w:r>
+        <w:t xml:space="preserve"> </w:t>
+      </w:r>
+      <m:oMath>
+        <m:sSub>
+          <m:e>
+            <m:r>
+              <m:t>a</m:t>
+            </m:r>
+          </m:e>
+          <m:sub>
+            <m:r>
+              <m:t>z</m:t>
+            </m:r>
+          </m:sub>
+        </m:sSub>
+        <m:r>
+          <m:rPr>
+            <m:sty m:val="p"/>
+          </m:rPr>
+          <m:t>=</m:t>
+        </m:r>
+        <m:r>
+          <m:t>256</m:t>
+        </m:r>
+        <m:r>
+          <m:rPr>
+            <m:sty m:val="p"/>
+          </m:rPr>
+          <m:t>⇒</m:t>
+        </m:r>
+        <m:r>
+          <m:t>0.999</m:t>
+        </m:r>
+        <m:r>
+          <m:t>g</m:t>
+        </m:r>
+      </m:oMath>
+      <w:r>
+        <w:t xml:space="preserve">);</w:t>
+      </w:r>
+    </w:p>
+    <w:p>
+      <w:pPr>
+        <w:pStyle w:val="Compact"/>
+        <w:numPr>
+          <w:ilvl w:val="0"/>
+          <w:numId w:val="1011"/>
+        </w:numPr>
+      </w:pPr>
+      <w:r>
+        <w:t xml:space="preserve">гироскоп:</w:t>
+      </w:r>
+      <w:r>
+        <w:t xml:space="preserve"> </w:t>
+      </w:r>
+      <m:oMath>
+        <m:r>
+          <m:t>ω</m:t>
+        </m:r>
+        <m:r>
+          <m:rPr>
+            <m:sty m:val="p"/>
+          </m:rPr>
+          <m:t>[</m:t>
+        </m:r>
+        <m:r>
+          <m:rPr>
+            <m:nor/>
+            <m:sty m:val="p"/>
+          </m:rPr>
+          <m:t>mdps</m:t>
+        </m:r>
+        <m:r>
+          <m:rPr>
+            <m:sty m:val="p"/>
+          </m:rPr>
+          <m:t>]</m:t>
+        </m:r>
+        <m:r>
+          <m:rPr>
+            <m:sty m:val="p"/>
+          </m:rPr>
+          <m:t>=</m:t>
+        </m:r>
+        <m:r>
+          <m:t>c</m:t>
+        </m:r>
+        <m:r>
+          <m:t>o</m:t>
+        </m:r>
+        <m:r>
+          <m:t>u</m:t>
+        </m:r>
+        <m:r>
+          <m:t>n</m:t>
+        </m:r>
+        <m:r>
+          <m:t>t</m:t>
+        </m:r>
+        <m:r>
+          <m:t>s</m:t>
+        </m:r>
+        <m:r>
+          <m:rPr>
+            <m:sty m:val="p"/>
+          </m:rPr>
+          <m:t>×</m:t>
+        </m:r>
+        <m:r>
+          <m:t>8.75</m:t>
+        </m:r>
+      </m:oMath>
+      <w:r>
+        <w:t xml:space="preserve"> </w:t>
+      </w:r>
+      <w:r>
+        <w:t xml:space="preserve">(range 250 dps).</w:t>
+      </w:r>
+    </w:p>
+    <w:bookmarkEnd w:id="60"/>
+    <w:bookmarkStart w:id="61" w:name="комплементарный-фьюжн"/>
+    <w:p>
+      <w:pPr>
+        <w:pStyle w:val="Heading3"/>
+      </w:pPr>
+      <w:r>
+        <w:t xml:space="preserve">9.1. Комплементарный фьюжн</w:t>
+      </w:r>
+    </w:p>
+    <w:p>
+      <w:pPr>
+        <w:pStyle w:val="FirstParagraph"/>
+      </w:pPr>
+      <w:r>
+        <w:t xml:space="preserve">Задача: угол наклона без дрейфа. Гироскоп даёт угловую скорость:</w:t>
+      </w:r>
+      <w:r>
+        <w:t xml:space="preserve"> </w:t>
+      </w:r>
+      <w:r>
+        <w:t xml:space="preserve">угол — её интеграл, а интеграл копирует ошибку нуля (дрейф).</w:t>
+      </w:r>
+      <w:r>
+        <w:t xml:space="preserve"> </w:t>
+      </w:r>
+      <w:r>
+        <w:t xml:space="preserve">Акселерометр даёт абсолют (проекция гравитации</w:t>
+      </w:r>
+      <w:r>
+        <w:t xml:space="preserve"> </w:t>
+      </w:r>
+      <m:oMath>
+        <m:r>
+          <m:t>g</m:t>
+        </m:r>
+      </m:oMath>
+      <w:r>
+        <w:t xml:space="preserve"> </w:t>
+      </w:r>
+      <w:r>
+        <w:t xml:space="preserve">на оси),</w:t>
+      </w:r>
+      <w:r>
+        <w:t xml:space="preserve"> </w:t>
+      </w:r>
+      <w:r>
+        <w:t xml:space="preserve">но только в покое — в движении к гравитации примешивается</w:t>
+      </w:r>
+      <w:r>
+        <w:t xml:space="preserve"> </w:t>
+      </w:r>
+      <w:r>
+        <w:t xml:space="preserve">ускорение руки. Решение — взаимодополняющие фильтры:</w:t>
+      </w:r>
+      <w:r>
+        <w:t xml:space="preserve"> </w:t>
+      </w:r>
+      <w:r>
+        <w:t xml:space="preserve">Гироскоп ведёт в короткую (интегрирование), акселерометр тянет</w:t>
+      </w:r>
+      <w:r>
+        <w:t xml:space="preserve"> </w:t>
+      </w:r>
+      <w:r>
+        <w:t xml:space="preserve">к абсолюту в долгую (поправка). Наклон по акселерометру —</w:t>
+      </w:r>
+      <w:r>
+        <w:t xml:space="preserve"> </w:t>
+      </w:r>
+      <w:r>
+        <w:t xml:space="preserve">из геометрии проекции: крен — арктангенс боковой</w:t>
+      </w:r>
+      <w:r>
+        <w:t xml:space="preserve"> </w:t>
+      </w:r>
+      <w:r>
+        <w:t xml:space="preserve">составляющей на вертикальную, тангаж — продольной</w:t>
+      </w:r>
+      <w:r>
+        <w:t xml:space="preserve"> </w:t>
+      </w:r>
+      <w:r>
+        <w:t xml:space="preserve">на модуль горизонтальной проекции:</w:t>
+      </w:r>
+    </w:p>
+    <w:p>
+      <w:pPr>
+        <w:pStyle w:val="BodyText"/>
+      </w:pPr>
+      <m:oMathPara>
+        <m:oMathParaPr>
+          <m:jc m:val="center"/>
+        </m:oMathParaPr>
+        <m:oMath>
+          <m:r>
+            <m:t>r</m:t>
+          </m:r>
+          <m:r>
+            <m:t>o</m:t>
+          </m:r>
+          <m:r>
+            <m:t>l</m:t>
+          </m:r>
+          <m:sSub>
+            <m:e>
+              <m:r>
+                <m:t>l</m:t>
+              </m:r>
+            </m:e>
+            <m:sub>
+              <m:r>
+                <m:t>a</m:t>
+              </m:r>
+              <m:r>
+                <m:t>c</m:t>
+              </m:r>
+              <m:r>
+                <m:t>c</m:t>
+              </m:r>
+            </m:sub>
+          </m:sSub>
+          <m:r>
+            <m:rPr>
+              <m:sty m:val="p"/>
+            </m:rPr>
+            <m:t>=</m:t>
+          </m:r>
+          <m:r>
+            <m:rPr>
+              <m:sty m:val="p"/>
+            </m:rPr>
+            <m:t>atan2</m:t>
+          </m:r>
+          <m:r>
+            <m:rPr>
+              <m:sty m:val="p"/>
+            </m:rPr>
+            <m:t>(</m:t>
+          </m:r>
+          <m:sSub>
+            <m:e>
+              <m:r>
+                <m:t>a</m:t>
+              </m:r>
+            </m:e>
+            <m:sub>
+              <m:r>
+                <m:t>y</m:t>
+              </m:r>
+            </m:sub>
+          </m:sSub>
+          <m:r>
+            <m:rPr>
+              <m:sty m:val="p"/>
+            </m:rPr>
+            <m:t>,</m:t>
+          </m:r>
+          <m:sSub>
+            <m:e>
+              <m:r>
+                <m:t>a</m:t>
+              </m:r>
+            </m:e>
+            <m:sub>
+              <m:r>
+                <m:t>z</m:t>
+              </m:r>
+            </m:sub>
+          </m:sSub>
+          <m:r>
+            <m:rPr>
+              <m:sty m:val="p"/>
+            </m:rPr>
+            <m:t>)</m:t>
+          </m:r>
+          <m:r>
+            <m:rPr>
+              <m:sty m:val="p"/>
+            </m:rPr>
+            <m:t>,</m:t>
+          </m:r>
+          <m:r>
+            <m:t>  </m:t>
+          </m:r>
+          <m:r>
+            <m:t>p</m:t>
+          </m:r>
+          <m:r>
+            <m:t>i</m:t>
+          </m:r>
+          <m:r>
+            <m:t>t</m:t>
+          </m:r>
+          <m:r>
+            <m:t>c</m:t>
+          </m:r>
+          <m:sSub>
+            <m:e>
+              <m:r>
+                <m:t>h</m:t>
+              </m:r>
+            </m:e>
+            <m:sub>
+              <m:r>
+                <m:t>a</m:t>
+              </m:r>
+              <m:r>
+                <m:t>c</m:t>
+              </m:r>
+              <m:r>
+                <m:t>c</m:t>
+              </m:r>
+            </m:sub>
+          </m:sSub>
+          <m:r>
+            <m:rPr>
+              <m:sty m:val="p"/>
+            </m:rPr>
+            <m:t>=</m:t>
+          </m:r>
+          <m:r>
+            <m:rPr>
+              <m:sty m:val="p"/>
+            </m:rPr>
+            <m:t>atan2</m:t>
+          </m:r>
+          <m:r>
+            <m:rPr>
+              <m:sty m:val="p"/>
+            </m:rPr>
+            <m:t>(</m:t>
+          </m:r>
+          <m:r>
+            <m:rPr>
+              <m:sty m:val="p"/>
+            </m:rPr>
+            <m:t>−</m:t>
+          </m:r>
+          <m:sSub>
+            <m:e>
+              <m:r>
+                <m:t>a</m:t>
+              </m:r>
+            </m:e>
+            <m:sub>
+              <m:r>
+                <m:t>x</m:t>
+              </m:r>
+            </m:sub>
+          </m:sSub>
+          <m:r>
+            <m:rPr>
+              <m:sty m:val="p"/>
+            </m:rPr>
+            <m:t>,</m:t>
+          </m:r>
+          <m:rad>
+            <m:radPr>
+              <m:degHide m:val="on"/>
+            </m:radPr>
+            <m:deg/>
+            <m:e>
+              <m:sSubSup>
+                <m:e>
+                  <m:r>
+                    <m:t>a</m:t>
+                  </m:r>
+                </m:e>
+                <m:sub>
+                  <m:r>
+                    <m:t>y</m:t>
+                  </m:r>
+                </m:sub>
+                <m:sup>
+                  <m:r>
+                    <m:t>2</m:t>
+                  </m:r>
+                </m:sup>
+              </m:sSubSup>
+              <m:r>
+                <m:rPr>
+                  <m:sty m:val="p"/>
+                </m:rPr>
+                <m:t>+</m:t>
+              </m:r>
+              <m:sSubSup>
+                <m:e>
+                  <m:r>
+                    <m:t>a</m:t>
+                  </m:r>
+                </m:e>
+                <m:sub>
+                  <m:r>
+                    <m:t>z</m:t>
+                  </m:r>
+                </m:sub>
+                <m:sup>
+                  <m:r>
+                    <m:t>2</m:t>
+                  </m:r>
+                </m:sup>
+              </m:sSubSup>
+            </m:e>
+          </m:rad>
+          <m:r>
+            <m:rPr>
+              <m:sty m:val="p"/>
+            </m:rPr>
+            <m:t>)</m:t>
+          </m:r>
+          <m:r>
+            <m:rPr>
+              <m:sty m:val="p"/>
+            </m:rPr>
+            <m:t>.</m:t>
+          </m:r>
+        </m:oMath>
+      </m:oMathPara>
+    </w:p>
+    <w:p>
+      <w:pPr>
+        <w:pStyle w:val="FirstParagraph"/>
+      </w:pPr>
+      <w:r>
+        <w:t xml:space="preserve">(33)</w:t>
+      </w:r>
+    </w:p>
+    <w:p>
+      <w:pPr>
+        <w:pStyle w:val="BodyText"/>
+      </w:pPr>
+      <w:r>
+        <w:t xml:space="preserve">где</w:t>
+      </w:r>
+      <w:r>
+        <w:t xml:space="preserve"> </w:t>
+      </w:r>
+      <m:oMath>
+        <m:sSub>
+          <m:e>
+            <m:r>
+              <m:t>a</m:t>
+            </m:r>
+          </m:e>
+          <m:sub>
+            <m:r>
+              <m:t>x</m:t>
+            </m:r>
+          </m:sub>
+        </m:sSub>
+        <m:r>
+          <m:rPr>
+            <m:sty m:val="p"/>
+          </m:rPr>
+          <m:t>,</m:t>
+        </m:r>
+        <m:sSub>
+          <m:e>
+            <m:r>
+              <m:t>a</m:t>
+            </m:r>
+          </m:e>
+          <m:sub>
+            <m:r>
+              <m:t>y</m:t>
+            </m:r>
+          </m:sub>
+        </m:sSub>
+        <m:r>
+          <m:rPr>
+            <m:sty m:val="p"/>
+          </m:rPr>
+          <m:t>,</m:t>
+        </m:r>
+        <m:sSub>
+          <m:e>
+            <m:r>
+              <m:t>a</m:t>
+            </m:r>
+          </m:e>
+          <m:sub>
+            <m:r>
+              <m:t>z</m:t>
+            </m:r>
+          </m:sub>
+        </m:sSub>
+      </m:oMath>
+      <w:r>
+        <w:t xml:space="preserve"> </w:t>
+      </w:r>
+      <w:r>
+        <w:t xml:space="preserve">— ускорение в милли-g (знаки: ось смотрит</w:t>
+      </w:r>
+      <w:r>
+        <w:t xml:space="preserve"> </w:t>
+      </w:r>
+      <w:r>
+        <w:t xml:space="preserve">вверх — плюс; минус у</w:t>
+      </w:r>
+      <w:r>
+        <w:t xml:space="preserve"> </w:t>
+      </w:r>
+      <m:oMath>
+        <m:sSub>
+          <m:e>
+            <m:r>
+              <m:t>a</m:t>
+            </m:r>
+          </m:e>
+          <m:sub>
+            <m:r>
+              <m:t>x</m:t>
+            </m:r>
+          </m:sub>
+        </m:sSub>
+      </m:oMath>
+      <w:r>
+        <w:t xml:space="preserve"> </w:t>
+      </w:r>
+      <w:r>
+        <w:t xml:space="preserve">— чтобы нос вниз давал плюс</w:t>
+      </w:r>
+      <w:r>
+        <w:t xml:space="preserve"> </w:t>
+      </w:r>
+      <w:r>
+        <w:t xml:space="preserve">тангажа, как принято). Слияние с проинтегрированным гироскопом:</w:t>
+      </w:r>
+    </w:p>
+    <w:p>
+      <w:pPr>
+        <w:pStyle w:val="BodyText"/>
+      </w:pPr>
+      <m:oMathPara>
+        <m:oMathParaPr>
+          <m:jc m:val="center"/>
+        </m:oMathParaPr>
+        <m:oMath>
+          <m:r>
+            <m:t>t</m:t>
+          </m:r>
+          <m:r>
+            <m:t>i</m:t>
+          </m:r>
+          <m:r>
+            <m:t>l</m:t>
+          </m:r>
+          <m:r>
+            <m:t>t</m:t>
+          </m:r>
+          <m:r>
+            <m:rPr>
+              <m:sty m:val="p"/>
+            </m:rPr>
+            <m:t>=</m:t>
+          </m:r>
+          <m:r>
+            <m:t>α</m:t>
+          </m:r>
+          <m:r>
+            <m:rPr>
+              <m:sty m:val="p"/>
+            </m:rPr>
+            <m:t>⋅</m:t>
+          </m:r>
+          <m:r>
+            <m:rPr>
+              <m:sty m:val="p"/>
+            </m:rPr>
+            <m:t>(</m:t>
+          </m:r>
+          <m:r>
+            <m:t>t</m:t>
+          </m:r>
+          <m:r>
+            <m:t>i</m:t>
+          </m:r>
+          <m:r>
+            <m:t>l</m:t>
+          </m:r>
+          <m:r>
+            <m:t>t</m:t>
+          </m:r>
+          <m:r>
+            <m:rPr>
+              <m:sty m:val="p"/>
+            </m:rPr>
+            <m:t>+</m:t>
+          </m:r>
+          <m:r>
+            <m:t>ω</m:t>
+          </m:r>
+          <m:r>
+            <m:rPr>
+              <m:sty m:val="p"/>
+            </m:rPr>
+            <m:t>⋅</m:t>
+          </m:r>
+          <m:r>
+            <m:t>d</m:t>
+          </m:r>
+          <m:r>
+            <m:t>t</m:t>
+          </m:r>
+          <m:r>
+            <m:rPr>
+              <m:sty m:val="p"/>
+            </m:rPr>
+            <m:t>)</m:t>
+          </m:r>
+          <m:r>
+            <m:rPr>
+              <m:sty m:val="p"/>
+            </m:rPr>
+            <m:t>+</m:t>
+          </m:r>
+          <m:r>
+            <m:rPr>
+              <m:sty m:val="p"/>
+            </m:rPr>
+            <m:t>(</m:t>
+          </m:r>
+          <m:r>
+            <m:t>1</m:t>
+          </m:r>
+          <m:r>
+            <m:rPr>
+              <m:sty m:val="p"/>
+            </m:rPr>
+            <m:t>−</m:t>
+          </m:r>
+          <m:r>
+            <m:t>α</m:t>
+          </m:r>
+          <m:r>
+            <m:rPr>
+              <m:sty m:val="p"/>
+            </m:rPr>
+            <m:t>)</m:t>
+          </m:r>
+          <m:r>
+            <m:rPr>
+              <m:sty m:val="p"/>
+            </m:rPr>
+            <m:t>⋅</m:t>
+          </m:r>
+          <m:r>
+            <m:t>t</m:t>
+          </m:r>
+          <m:r>
+            <m:t>i</m:t>
+          </m:r>
+          <m:r>
+            <m:t>l</m:t>
+          </m:r>
+          <m:sSub>
+            <m:e>
+              <m:r>
+                <m:t>t</m:t>
+              </m:r>
+            </m:e>
+            <m:sub>
+              <m:r>
+                <m:t>a</m:t>
+              </m:r>
+              <m:r>
+                <m:t>c</m:t>
+              </m:r>
+              <m:r>
+                <m:t>c</m:t>
+              </m:r>
+            </m:sub>
+          </m:sSub>
+          <m:r>
+            <m:rPr>
+              <m:sty m:val="p"/>
+            </m:rPr>
+            <m:t>,</m:t>
+          </m:r>
+        </m:oMath>
+      </m:oMathPara>
+    </w:p>
+    <w:p>
+      <w:pPr>
+        <w:pStyle w:val="FirstParagraph"/>
+      </w:pPr>
+      <w:r>
+        <w:t xml:space="preserve">(32)</w:t>
+      </w:r>
+    </w:p>
+    <w:p>
+      <w:pPr>
+        <w:pStyle w:val="BodyText"/>
+      </w:pPr>
+      <w:r>
+        <w:t xml:space="preserve">где</w:t>
+      </w:r>
+      <w:r>
+        <w:t xml:space="preserve"> </w:t>
+      </w:r>
+      <m:oMath>
+        <m:r>
+          <m:t>t</m:t>
+        </m:r>
+        <m:r>
+          <m:t>i</m:t>
+        </m:r>
+        <m:r>
+          <m:t>l</m:t>
+        </m:r>
+        <m:r>
+          <m:t>t</m:t>
+        </m:r>
+      </m:oMath>
+      <w:r>
+        <w:t xml:space="preserve"> </w:t>
+      </w:r>
+      <w:r>
+        <w:t xml:space="preserve">— оценка наклона (град, хранится между тиками),</w:t>
+      </w:r>
+      <w:r>
+        <w:t xml:space="preserve"> </w:t>
+      </w:r>
+      <m:oMath>
+        <m:r>
+          <m:t>ω</m:t>
+        </m:r>
+      </m:oMath>
+      <w:r>
+        <w:t xml:space="preserve"> </w:t>
+      </w:r>
+      <w:r>
+        <w:t xml:space="preserve">— угловая скорость гироскопа за вычетом bias (град/с),</w:t>
+      </w:r>
+      <w:r>
+        <w:t xml:space="preserve"> </w:t>
+      </w:r>
+      <m:oMath>
+        <m:r>
+          <m:t>t</m:t>
+        </m:r>
+        <m:r>
+          <m:t>i</m:t>
+        </m:r>
+        <m:r>
+          <m:t>l</m:t>
+        </m:r>
+        <m:sSub>
+          <m:e>
+            <m:r>
+              <m:t>t</m:t>
+            </m:r>
+          </m:e>
+          <m:sub>
+            <m:r>
+              <m:t>a</m:t>
+            </m:r>
+            <m:r>
+              <m:t>c</m:t>
+            </m:r>
+            <m:r>
+              <m:t>c</m:t>
+            </m:r>
+          </m:sub>
+        </m:sSub>
+      </m:oMath>
+      <w:r>
+        <w:t xml:space="preserve"> </w:t>
+      </w:r>
+      <w:r>
+        <w:t xml:space="preserve">— наклон по акселерометру (35) (град),</w:t>
+      </w:r>
+      <w:r>
+        <w:t xml:space="preserve"> </w:t>
+      </w:r>
+      <m:oMath>
+        <m:r>
+          <m:t>d</m:t>
+        </m:r>
+        <m:r>
+          <m:t>t</m:t>
+        </m:r>
+        <m:r>
+          <m:rPr>
+            <m:sty m:val="p"/>
+          </m:rPr>
+          <m:t>=</m:t>
+        </m:r>
+        <m:r>
+          <m:t>0.005</m:t>
+        </m:r>
+      </m:oMath>
+      <w:r>
+        <w:t xml:space="preserve"> </w:t>
+      </w:r>
+      <w:r>
+        <w:t xml:space="preserve">с (тик 200 Гц),</w:t>
+      </w:r>
+      <w:r>
+        <w:t xml:space="preserve"> </w:t>
+      </w:r>
+      <m:oMath>
+        <m:r>
+          <m:t>α</m:t>
+        </m:r>
+        <m:r>
+          <m:rPr>
+            <m:sty m:val="p"/>
+          </m:rPr>
+          <m:t>=</m:t>
+        </m:r>
+        <m:r>
+          <m:t>0.99</m:t>
+        </m:r>
+      </m:oMath>
+      <w:r>
+        <w:t xml:space="preserve">.</w:t>
+      </w:r>
+      <w:r>
+        <w:t xml:space="preserve"> </w:t>
+      </w:r>
+      <w:r>
+        <w:t xml:space="preserve">Вес связан с постоянной времени</w:t>
+      </w:r>
+      <w:r>
+        <w:t xml:space="preserve"> </w:t>
+      </w:r>
+      <m:oMath>
+        <m:r>
+          <m:t>τ</m:t>
+        </m:r>
+        <m:r>
+          <m:rPr>
+            <m:sty m:val="p"/>
+          </m:rPr>
+          <m:t>=</m:t>
+        </m:r>
+        <m:r>
+          <m:t>α</m:t>
+        </m:r>
+        <m:r>
+          <m:rPr>
+            <m:sty m:val="p"/>
+          </m:rPr>
+          <m:t>⋅</m:t>
+        </m:r>
+        <m:r>
+          <m:t>d</m:t>
+        </m:r>
+        <m:r>
+          <m:t>t</m:t>
+        </m:r>
+        <m:r>
+          <m:rPr>
+            <m:sty m:val="p"/>
+          </m:rPr>
+          <m:t>/</m:t>
+        </m:r>
+        <m:r>
+          <m:rPr>
+            <m:sty m:val="p"/>
+          </m:rPr>
+          <m:t>(</m:t>
+        </m:r>
+        <m:r>
+          <m:t>1</m:t>
+        </m:r>
+        <m:r>
+          <m:rPr>
+            <m:sty m:val="p"/>
+          </m:rPr>
+          <m:t>−</m:t>
+        </m:r>
+        <m:r>
+          <m:t>α</m:t>
+        </m:r>
+        <m:r>
+          <m:rPr>
+            <m:sty m:val="p"/>
+          </m:rPr>
+          <m:t>)</m:t>
+        </m:r>
+        <m:r>
+          <m:rPr>
+            <m:sty m:val="p"/>
+          </m:rPr>
+          <m:t>≈</m:t>
+        </m:r>
+        <m:r>
+          <m:t>0.5</m:t>
+        </m:r>
+      </m:oMath>
+      <w:r>
+        <w:t xml:space="preserve"> </w:t>
+      </w:r>
+      <w:r>
+        <w:t xml:space="preserve">с: возмущения быстрее полусекунды отрабатывает</w:t>
+      </w:r>
+      <w:r>
+        <w:t xml:space="preserve"> </w:t>
+      </w:r>
+      <w:r>
+        <w:t xml:space="preserve">гироскоп, медленнее — подтягивает акселерометр. Зачем вообще акселерометр:</w:t>
+      </w:r>
+      <w:r>
+        <w:t xml:space="preserve"> </w:t>
+      </w:r>
+      <w:r>
+        <w:t xml:space="preserve">без него ошибка нуля</w:t>
+      </w:r>
+      <w:r>
+        <w:t xml:space="preserve"> </w:t>
+      </w:r>
+      <m:oMath>
+        <m:r>
+          <m:t>b</m:t>
+        </m:r>
+      </m:oMath>
+      <w:r>
+        <w:t xml:space="preserve"> </w:t>
+      </w:r>
+      <w:r>
+        <w:t xml:space="preserve">интегрируется в уход</w:t>
+      </w:r>
+    </w:p>
+    <w:p>
+      <w:pPr>
+        <w:pStyle w:val="BodyText"/>
+      </w:pPr>
+      <m:oMathPara>
+        <m:oMathParaPr>
+          <m:jc m:val="center"/>
+        </m:oMathParaPr>
+        <m:oMath>
+          <m:r>
+            <m:t>e</m:t>
+          </m:r>
+          <m:r>
+            <m:rPr>
+              <m:sty m:val="p"/>
+            </m:rPr>
+            <m:t>(</m:t>
+          </m:r>
+          <m:r>
+            <m:t>t</m:t>
+          </m:r>
+          <m:r>
+            <m:rPr>
+              <m:sty m:val="p"/>
+            </m:rPr>
+            <m:t>)</m:t>
+          </m:r>
+          <m:r>
+            <m:rPr>
+              <m:sty m:val="p"/>
+            </m:rPr>
+            <m:t>=</m:t>
+          </m:r>
+          <m:r>
+            <m:t>b</m:t>
+          </m:r>
+          <m:r>
+            <m:rPr>
+              <m:sty m:val="p"/>
+            </m:rPr>
+            <m:t>⋅</m:t>
+          </m:r>
+          <m:r>
+            <m:t>t</m:t>
+          </m:r>
+          <m:r>
+            <m:rPr>
+              <m:sty m:val="p"/>
+            </m:rPr>
+            <m:t>,</m:t>
+          </m:r>
+        </m:oMath>
+      </m:oMathPara>
+    </w:p>
+    <w:p>
+      <w:pPr>
+        <w:pStyle w:val="FirstParagraph"/>
+      </w:pPr>
+      <w:r>
+        <w:t xml:space="preserve">(34)</w:t>
+      </w:r>
+    </w:p>
+    <w:p>
+      <w:pPr>
+        <w:pStyle w:val="BodyText"/>
+      </w:pPr>
+      <w:r>
+        <w:t xml:space="preserve">где</w:t>
+      </w:r>
+      <w:r>
+        <w:t xml:space="preserve"> </w:t>
+      </w:r>
+      <m:oMath>
+        <m:r>
+          <m:t>e</m:t>
+        </m:r>
+      </m:oMath>
+      <w:r>
+        <w:t xml:space="preserve"> </w:t>
+      </w:r>
+      <w:r>
+        <w:t xml:space="preserve">— накопленная ошибка угла,</w:t>
+      </w:r>
+      <w:r>
+        <w:t xml:space="preserve"> </w:t>
+      </w:r>
+      <m:oMath>
+        <m:r>
+          <m:t>b</m:t>
+        </m:r>
+      </m:oMath>
+      <w:r>
+        <w:t xml:space="preserve"> </w:t>
+      </w:r>
+      <w:r>
+        <w:t xml:space="preserve">— bias (типично 0.15 dps:</w:t>
+      </w:r>
+      <w:r>
+        <w:t xml:space="preserve"> </w:t>
+      </w:r>
+      <w:r>
+        <w:t xml:space="preserve">за минуту стояния убежит на 9° — поэтому фьюжн обязателен,</w:t>
+      </w:r>
+      <w:r>
+        <w:t xml:space="preserve"> </w:t>
+      </w:r>
+      <w:r>
+        <w:t xml:space="preserve">а не опционален). Замена на EKF — внутри одной функции</w:t>
+      </w:r>
+      <w:r>
+        <w:t xml:space="preserve"> </w:t>
+      </w:r>
+      <w:r>
+        <w:rPr>
+          <w:rStyle w:val="VerbatimChar"/>
+        </w:rPr>
+        <w:t xml:space="preserve">imuFuse()</w:t>
+      </w:r>
+      <w:r>
+        <w:t xml:space="preserve">, остальное (кольцо, M119, guard) не заметит.</w:t>
+      </w:r>
+    </w:p>
+    <w:bookmarkEnd w:id="61"/>
+    <w:bookmarkStart w:id="62" w:name="калибровка-нуля-гироскопа"/>
+    <w:p>
+      <w:pPr>
+        <w:pStyle w:val="Heading3"/>
+      </w:pPr>
+      <w:r>
+        <w:t xml:space="preserve">9.2. Калибровка нуля гироскопа</w:t>
+      </w:r>
+    </w:p>
+    <w:p>
+      <w:pPr>
+        <w:pStyle w:val="FirstParagraph"/>
+      </w:pPr>
+      <w:r>
+        <w:t xml:space="preserve">Нуль плывёт с температурой — калибруемся каждый boot,</w:t>
+      </w:r>
+      <w:r>
+        <w:t xml:space="preserve"> </w:t>
+      </w:r>
+      <w:r>
+        <w:t xml:space="preserve">в RAM (не в EEPROM). Рука стоит в home (поза не важна:</w:t>
+      </w:r>
+      <w:r>
+        <w:t xml:space="preserve"> </w:t>
+      </w:r>
+      <w:r>
+        <w:t xml:space="preserve">гироскоп меряет угловую скорость, в покое она нуль</w:t>
+      </w:r>
+      <w:r>
+        <w:t xml:space="preserve"> </w:t>
+      </w:r>
+      <w:r>
+        <w:t xml:space="preserve">в любой позе), отстойка механики 1.5 с, дальше среднее:</w:t>
+      </w:r>
+    </w:p>
+    <w:p>
+      <w:pPr>
+        <w:pStyle w:val="BodyText"/>
+      </w:pPr>
+      <m:oMathPara>
+        <m:oMathParaPr>
+          <m:jc m:val="center"/>
+        </m:oMathParaPr>
+        <m:oMath>
+          <m:r>
+            <m:t>b</m:t>
+          </m:r>
+          <m:r>
+            <m:t>i</m:t>
+          </m:r>
+          <m:r>
+            <m:t>a</m:t>
+          </m:r>
+          <m:r>
+            <m:t>s</m:t>
+          </m:r>
+          <m:r>
+            <m:rPr>
+              <m:sty m:val="p"/>
+            </m:rPr>
+            <m:t>=</m:t>
+          </m:r>
+          <m:f>
+            <m:fPr>
+              <m:type m:val="bar"/>
+            </m:fPr>
+            <m:num>
+              <m:r>
+                <m:t>1</m:t>
+              </m:r>
+            </m:num>
+            <m:den>
+              <m:r>
+                <m:t>N</m:t>
+              </m:r>
+            </m:den>
+          </m:f>
+          <m:nary>
+            <m:naryPr>
+              <m:chr m:val="∑"/>
+              <m:limLoc m:val="undOvr"/>
+              <m:subHide m:val="off"/>
+              <m:supHide m:val="off"/>
+            </m:naryPr>
+            <m:sub>
+              <m:r>
+                <m:t>k</m:t>
+              </m:r>
+              <m:r>
+                <m:rPr>
+                  <m:sty m:val="p"/>
+                </m:rPr>
+                <m:t>=</m:t>
+              </m:r>
+              <m:r>
+                <m:t>21</m:t>
+              </m:r>
+            </m:sub>
+            <m:sup>
+              <m:r>
+                <m:t>N</m:t>
+              </m:r>
+              <m:r>
+                <m:rPr>
+                  <m:sty m:val="p"/>
+                </m:rPr>
+                <m:t>+</m:t>
+              </m:r>
+              <m:r>
+                <m:t>20</m:t>
+              </m:r>
+            </m:sup>
+            <m:e>
+              <m:sSub>
+                <m:e>
+                  <m:r>
+                    <m:t>g</m:t>
+                  </m:r>
+                </m:e>
+                <m:sub>
+                  <m:r>
+                    <m:t>k</m:t>
+                  </m:r>
+                </m:sub>
+              </m:sSub>
+            </m:e>
+          </m:nary>
+          <m:r>
+            <m:rPr>
+              <m:sty m:val="p"/>
+            </m:rPr>
+            <m:t>,</m:t>
+          </m:r>
+          <m:r>
+            <m:t>  </m:t>
+          </m:r>
+          <m:r>
+            <m:t>N</m:t>
+          </m:r>
+          <m:r>
+            <m:rPr>
+              <m:sty m:val="p"/>
+            </m:rPr>
+            <m:t>=</m:t>
+          </m:r>
+          <m:r>
+            <m:t>400</m:t>
+          </m:r>
+          <m:r>
+            <m:rPr>
+              <m:sty m:val="p"/>
+            </m:rPr>
+            <m:t>,</m:t>
+          </m:r>
+        </m:oMath>
+      </m:oMathPara>
+    </w:p>
+    <w:p>
+      <w:pPr>
+        <w:pStyle w:val="FirstParagraph"/>
+      </w:pPr>
+      <w:r>
+        <w:t xml:space="preserve">(35)</w:t>
+      </w:r>
+    </w:p>
+    <w:p>
+      <w:pPr>
+        <w:pStyle w:val="BodyText"/>
+      </w:pPr>
+      <w:r>
+        <w:t xml:space="preserve">где</w:t>
+      </w:r>
+      <w:r>
+        <w:t xml:space="preserve"> </w:t>
+      </w:r>
+      <m:oMath>
+        <m:sSub>
+          <m:e>
+            <m:r>
+              <m:t>g</m:t>
+            </m:r>
+          </m:e>
+          <m:sub>
+            <m:r>
+              <m:t>k</m:t>
+            </m:r>
+          </m:sub>
+        </m:sSub>
+      </m:oMath>
+      <w:r>
+        <w:t xml:space="preserve"> </w:t>
+      </w:r>
+      <w:r>
+        <w:t xml:space="preserve">— сырые counts гироскопа, первые 20 сэмплов мимо</w:t>
+      </w:r>
+      <w:r>
+        <w:t xml:space="preserve"> </w:t>
+      </w:r>
+      <w:r>
+        <w:t xml:space="preserve">(переходный после включения). Замеренные bias живого экземпляра:</w:t>
+      </w:r>
+      <w:r>
+        <w:t xml:space="preserve"> </w:t>
+      </w:r>
+      <w:r>
+        <w:t xml:space="preserve">−0.04…−0.26 dps (стабильны от boot к boot); единицы dps —</w:t>
+      </w:r>
+      <w:r>
+        <w:t xml:space="preserve"> </w:t>
+      </w:r>
+      <w:r>
+        <w:t xml:space="preserve">признак того, что руку тронули во время</w:t>
+      </w:r>
+      <w:r>
+        <w:t xml:space="preserve"> </w:t>
+      </w:r>
+      <w:r>
+        <w:rPr>
+          <w:rStyle w:val="VerbatimChar"/>
+        </w:rPr>
+        <w:t xml:space="preserve">CALIB</w:t>
+      </w:r>
+      <w:r>
+        <w:t xml:space="preserve">. Почему не храним</w:t>
+      </w:r>
+      <w:r>
+        <w:t xml:space="preserve"> </w:t>
+      </w:r>
+      <w:r>
+        <w:t xml:space="preserve">в EEPROM: нуль плывёт с температурой (десятки mdps на градус</w:t>
+      </w:r>
+      <w:r>
+        <w:t xml:space="preserve"> </w:t>
+      </w:r>
+      <w:r>
+        <w:t xml:space="preserve">у MEMS), вчерашний bias сегодня врёт — калибруемся каждый раз.</w:t>
+      </w:r>
+    </w:p>
+    <w:bookmarkEnd w:id="62"/>
+    <w:bookmarkStart w:id="63" w:name="кольцо-последнего-движения"/>
+    <w:p>
+      <w:pPr>
+        <w:pStyle w:val="Heading3"/>
+      </w:pPr>
+      <w:r>
+        <w:t xml:space="preserve">9.3. Кольцо последнего движения</w:t>
+      </w:r>
+    </w:p>
+    <w:p>
+      <w:pPr>
+        <w:pStyle w:val="FirstParagraph"/>
+      </w:pPr>
+      <w:r>
+        <w:t xml:space="preserve">Пока интерполятор в движении (</w:t>
+      </w:r>
+      <w:r>
+        <w:rPr>
+          <w:rStyle w:val="VerbatimChar"/>
+        </w:rPr>
+        <w:t xml:space="preserve">isMoving</w:t>
+      </w:r>
+      <w:r>
+        <w:t xml:space="preserve">), каждый тик пишется</w:t>
+      </w:r>
+      <w:r>
+        <w:t xml:space="preserve"> </w:t>
+      </w:r>
+      <w:r>
+        <w:t xml:space="preserve">сэмпл; сброс — только при паузе между движениями &gt; 1 с</w:t>
+      </w:r>
+      <w:r>
+        <w:t xml:space="preserve"> </w:t>
+      </w:r>
+      <w:r>
+        <w:t xml:space="preserve">(вейпоинты одного G0 идут вплотную и запись не рвут);</w:t>
+      </w:r>
+      <w:r>
+        <w:t xml:space="preserve"> </w:t>
+      </w:r>
+      <w:r>
+        <w:t xml:space="preserve">первый сэмпл метится стартом, хопы вейпоинтов — флагом.</w:t>
+      </w:r>
+      <w:r>
+        <w:t xml:space="preserve"> </w:t>
+      </w:r>
+      <w:r>
+        <w:t xml:space="preserve">Объём при 200 Гц (замерено ~166 Гц из-за contention с сервами):</w:t>
+      </w:r>
+    </w:p>
+    <w:p>
+      <w:pPr>
+        <w:pStyle w:val="BodyText"/>
+      </w:pPr>
+      <m:oMathPara>
+        <m:oMathParaPr>
+          <m:jc m:val="center"/>
+        </m:oMathParaPr>
+        <m:oMath>
+          <m:r>
+            <m:t>1024</m:t>
+          </m:r>
+          <m:r>
+            <m:rPr>
+              <m:sty m:val="p"/>
+            </m:rPr>
+            <m:t>×</m:t>
+          </m:r>
+          <m:r>
+            <m:t>18</m:t>
+          </m:r>
+          <m:r>
+            <m:t> </m:t>
+          </m:r>
+          <m:r>
+            <m:rPr>
+              <m:nor/>
+              <m:sty m:val="p"/>
+            </m:rPr>
+            <m:t>Б</m:t>
+          </m:r>
+          <m:r>
+            <m:rPr>
+              <m:sty m:val="p"/>
+            </m:rPr>
+            <m:t>≈</m:t>
+          </m:r>
+          <m:r>
+            <m:t>18</m:t>
+          </m:r>
+          <m:r>
+            <m:t> </m:t>
+          </m:r>
+          <m:r>
+            <m:rPr>
+              <m:nor/>
+              <m:sty m:val="p"/>
+            </m:rPr>
+            <m:t>КБ</m:t>
+          </m:r>
+          <m:r>
+            <m:rPr>
+              <m:sty m:val="p"/>
+            </m:rPr>
+            <m:t>≈</m:t>
+          </m:r>
+          <m:r>
+            <m:t>5</m:t>
+          </m:r>
+          <m:r>
+            <m:t> </m:t>
+          </m:r>
+          <m:r>
+            <m:rPr>
+              <m:nor/>
+              <m:sty m:val="p"/>
+            </m:rPr>
+            <m:t>с записи</m:t>
+          </m:r>
+          <m:r>
+            <m:rPr>
+              <m:sty m:val="p"/>
+            </m:rPr>
+            <m:t>,</m:t>
+          </m:r>
+        </m:oMath>
+      </m:oMathPara>
+    </w:p>
+    <w:p>
+      <w:pPr>
+        <w:pStyle w:val="FirstParagraph"/>
+      </w:pPr>
+      <w:r>
+        <w:t xml:space="preserve">(36)</w:t>
+      </w:r>
+    </w:p>
+    <w:p>
+      <w:pPr>
+        <w:pStyle w:val="BodyText"/>
+      </w:pPr>
+      <w:r>
+        <w:t xml:space="preserve">где сэмпл —</w:t>
+      </w:r>
+      <w:r>
+        <w:t xml:space="preserve"> </w:t>
+      </w:r>
+      <w:r>
+        <w:rPr>
+          <w:rStyle w:val="VerbatimChar"/>
+        </w:rPr>
+        <w:t xml:space="preserve">millis</w:t>
+      </w:r>
+      <w:r>
+        <w:t xml:space="preserve"> </w:t>
+      </w:r>
+      <w:r>
+        <w:t xml:space="preserve">+ 6×int16 counts + флаги (f=1 старт,</w:t>
+      </w:r>
+      <w:r>
+        <w:t xml:space="preserve"> </w:t>
+      </w:r>
+      <w:r>
+        <w:t xml:space="preserve">f=2 вейпоинт). Раскладка сэмпла (18 байт, порядок как в дампе):</w:t>
+      </w:r>
+    </w:p>
+    <w:tbl>
+      <w:tblPr>
+        <w:tblStyle w:val="Table"/>
+        <w:tblW w:type="pct" w:w="5000"/>
+        <w:tblLayout w:type="fixed"/>
+        <w:tblLook w:firstRow="1" w:lastRow="0" w:firstColumn="0" w:lastColumn="0" w:noHBand="0" w:noVBand="0" w:val="0020"/>
+      </w:tblPr>
+      <w:tblGrid>
+        <w:gridCol w:w="2640"/>
+        <w:gridCol w:w="2640"/>
+        <w:gridCol w:w="2640"/>
+      </w:tblGrid>
+      <w:tr>
+        <w:trPr>
+          <w:tblHeader w:val="on"/>
+        </w:trPr>
+        <w:tc>
+          <w:tcPr/>
+          <w:p>
+            <w:pPr>
+              <w:pStyle w:val="Compact"/>
+            </w:pPr>
+            <w:r>
+              <w:t xml:space="preserve">Поле</w:t>
+            </w:r>
+          </w:p>
+        </w:tc>
+        <w:tc>
+          <w:tcPr/>
+          <w:p>
+            <w:pPr>
+              <w:pStyle w:val="Compact"/>
+            </w:pPr>
+            <w:r>
+              <w:t xml:space="preserve">Тип</w:t>
+            </w:r>
+          </w:p>
+        </w:tc>
+        <w:tc>
+          <w:tcPr/>
+          <w:p>
+            <w:pPr>
+              <w:pStyle w:val="Compact"/>
+            </w:pPr>
+            <w:r>
+              <w:t xml:space="preserve">Что означает</w:t>
+            </w:r>
+          </w:p>
+        </w:tc>
+      </w:tr>
+      <w:tr>
+        <w:tc>
+          <w:tcPr/>
+          <w:p>
+            <w:pPr>
+              <w:pStyle w:val="Compact"/>
+            </w:pPr>
+            <w:r>
+              <w:rPr>
+                <w:rStyle w:val="VerbatimChar"/>
+              </w:rPr>
+              <w:t xml:space="preserve">t</w:t>
+            </w:r>
+          </w:p>
+        </w:tc>
+        <w:tc>
+          <w:tcPr/>
+          <w:p>
+            <w:pPr>
+              <w:pStyle w:val="Compact"/>
+            </w:pPr>
+            <w:r>
+              <w:t xml:space="preserve">uint32</w:t>
+            </w:r>
+          </w:p>
+        </w:tc>
+        <w:tc>
+          <w:tcPr/>
+          <w:p>
+            <w:pPr>
+              <w:pStyle w:val="Compact"/>
+            </w:pPr>
+            <w:r>
+              <w:rPr>
+                <w:rStyle w:val="VerbatimChar"/>
+              </w:rPr>
+              <w:t xml:space="preserve">millis()</w:t>
+            </w:r>
+            <w:r>
+              <w:t xml:space="preserve"> </w:t>
+            </w:r>
+            <w:r>
+              <w:t xml:space="preserve">взятия (единая шкала с прошивкой — синхронизация с траекторией бесплатна)</w:t>
+            </w:r>
+          </w:p>
+        </w:tc>
+      </w:tr>
+      <w:tr>
+        <w:tc>
+          <w:tcPr/>
+          <w:p>
+            <w:pPr>
+              <w:pStyle w:val="Compact"/>
+            </w:pPr>
+            <w:r>
+              <w:rPr>
+                <w:rStyle w:val="VerbatimChar"/>
+              </w:rPr>
+              <w:t xml:space="preserve">ax ay az</w:t>
+            </w:r>
+          </w:p>
+        </w:tc>
+        <w:tc>
+          <w:tcPr/>
+          <w:p>
+            <w:pPr>
+              <w:pStyle w:val="Compact"/>
+            </w:pPr>
+            <w:r>
+              <w:t xml:space="preserve">int16 ×3</w:t>
+            </w:r>
+          </w:p>
+        </w:tc>
+        <w:tc>
+          <w:tcPr/>
+          <w:p>
+            <w:pPr>
+              <w:pStyle w:val="Compact"/>
+            </w:pPr>
+            <w:r>
+              <w:t xml:space="preserve">акселерометр, counts (знак по оси)</w:t>
+            </w:r>
+          </w:p>
+        </w:tc>
+      </w:tr>
+      <w:tr>
+        <w:tc>
+          <w:tcPr/>
+          <w:p>
+            <w:pPr>
+              <w:pStyle w:val="Compact"/>
+            </w:pPr>
+            <w:r>
+              <w:rPr>
+                <w:rStyle w:val="VerbatimChar"/>
+              </w:rPr>
+              <w:t xml:space="preserve">gx gy gz</w:t>
+            </w:r>
+          </w:p>
+        </w:tc>
+        <w:tc>
+          <w:tcPr/>
+          <w:p>
+            <w:pPr>
+              <w:pStyle w:val="Compact"/>
+            </w:pPr>
+            <w:r>
+              <w:t xml:space="preserve">int16 ×3</w:t>
+            </w:r>
+          </w:p>
+        </w:tc>
+        <w:tc>
+          <w:tcPr/>
+          <w:p>
+            <w:pPr>
+              <w:pStyle w:val="Compact"/>
+            </w:pPr>
+            <w:r>
+              <w:t xml:space="preserve">гироскоп, counts, bias НЕ вычтен (вычитает хост по</w:t>
+            </w:r>
+            <w:r>
+              <w:t xml:space="preserve"> </w:t>
+            </w:r>
+            <w:r>
+              <w:rPr>
+                <w:rStyle w:val="VerbatimChar"/>
+              </w:rPr>
+              <w:t xml:space="preserve">#BIAS</w:t>
+            </w:r>
+            <w:r>
+              <w:t xml:space="preserve">)</w:t>
+            </w:r>
+          </w:p>
+        </w:tc>
+      </w:tr>
+      <w:tr>
+        <w:tc>
+          <w:tcPr/>
+          <w:p>
+            <w:pPr>
+              <w:pStyle w:val="Compact"/>
+            </w:pPr>
+            <w:r>
+              <w:rPr>
+                <w:rStyle w:val="VerbatimChar"/>
+              </w:rPr>
+              <w:t xml:space="preserve">f</w:t>
+            </w:r>
+          </w:p>
+        </w:tc>
+        <w:tc>
+          <w:tcPr/>
+          <w:p>
+            <w:pPr>
+              <w:pStyle w:val="Compact"/>
+            </w:pPr>
+            <w:r>
+              <w:t xml:space="preserve">uint16</w:t>
+            </w:r>
+          </w:p>
+        </w:tc>
+        <w:tc>
+          <w:tcPr/>
+          <w:p>
+            <w:pPr>
+              <w:pStyle w:val="Compact"/>
+            </w:pPr>
+            <w:r>
+              <w:t xml:space="preserve">0 = обычный, 1 = первый сэмпл записи, 2 = хоп вейпоинта внутри одного G0</w:t>
+            </w:r>
+          </w:p>
+        </w:tc>
+      </w:tr>
+    </w:tbl>
+    <w:p>
+      <w:pPr>
+        <w:pStyle w:val="BodyText"/>
+      </w:pPr>
+      <w:r>
+        <w:t xml:space="preserve">В кольце сырые counts; перевод в единицы —</w:t>
+      </w:r>
+      <w:r>
+        <w:t xml:space="preserve"> </w:t>
+      </w:r>
+      <w:r>
+        <w:t xml:space="preserve">на хосте по</w:t>
+      </w:r>
+      <w:r>
+        <w:t xml:space="preserve"> </w:t>
+      </w:r>
+      <w:r>
+        <w:rPr>
+          <w:rStyle w:val="VerbatimChar"/>
+        </w:rPr>
+        <w:t xml:space="preserve">#SCALE</w:t>
+      </w:r>
+      <w:r>
+        <w:t xml:space="preserve">-строке дампа (акселерометр 3.902 мг/LSB —</w:t>
+      </w:r>
+      <w:r>
+        <w:t xml:space="preserve"> </w:t>
+      </w:r>
+      <w:r>
+        <w:t xml:space="preserve">full-res 16g, без него было бы 31 мг; гироскоп 8.75 mdps/LSB).</w:t>
+      </w:r>
+      <w:r>
+        <w:t xml:space="preserve"> </w:t>
+      </w:r>
+      <w:r>
+        <w:t xml:space="preserve">Пики за движение считаются на лету (для будущего guard’а):</w:t>
+      </w:r>
+      <w:r>
+        <w:t xml:space="preserve"> </w:t>
+      </w:r>
+      <w:r>
+        <w:t xml:space="preserve">максимум модуля ускорения (в g) и максимум джерка —</w:t>
+      </w:r>
+      <w:r>
+        <w:t xml:space="preserve"> </w:t>
+      </w:r>
+      <w:r>
+        <w:t xml:space="preserve">скорости изменения ускорения:</w:t>
+      </w:r>
+    </w:p>
+    <w:p>
+      <w:pPr>
+        <w:pStyle w:val="BodyText"/>
+      </w:pPr>
+      <m:oMathPara>
+        <m:oMathParaPr>
+          <m:jc m:val="center"/>
+        </m:oMathParaPr>
+        <m:oMath>
+          <m:r>
+            <m:t>j</m:t>
+          </m:r>
+          <m:r>
+            <m:t>e</m:t>
+          </m:r>
+          <m:r>
+            <m:t>r</m:t>
+          </m:r>
+          <m:r>
+            <m:t>k</m:t>
+          </m:r>
+          <m:r>
+            <m:rPr>
+              <m:sty m:val="p"/>
+            </m:rPr>
+            <m:t>=</m:t>
+          </m:r>
+          <m:f>
+            <m:fPr>
+              <m:type m:val="bar"/>
+            </m:fPr>
+            <m:num>
+              <m:r>
+                <m:rPr>
+                  <m:sty m:val="p"/>
+                </m:rPr>
+                <m:t>|</m:t>
+              </m:r>
+              <m:sSub>
+                <m:e>
+                  <m:r>
+                    <m:t>a</m:t>
+                  </m:r>
+                </m:e>
+                <m:sub>
+                  <m:r>
+                    <m:t>t</m:t>
+                  </m:r>
+                </m:sub>
+              </m:sSub>
+              <m:r>
+                <m:rPr>
+                  <m:sty m:val="p"/>
+                </m:rPr>
+                <m:t>−</m:t>
+              </m:r>
+              <m:sSub>
+                <m:e>
+                  <m:r>
+                    <m:t>a</m:t>
+                  </m:r>
+                </m:e>
+                <m:sub>
+                  <m:r>
+                    <m:t>t</m:t>
+                  </m:r>
+                  <m:r>
+                    <m:rPr>
+                      <m:sty m:val="p"/>
+                    </m:rPr>
+                    <m:t>−</m:t>
+                  </m:r>
+                  <m:r>
+                    <m:t>1</m:t>
+                  </m:r>
+                </m:sub>
+              </m:sSub>
+              <m:r>
+                <m:rPr>
+                  <m:sty m:val="p"/>
+                </m:rPr>
+                <m:t>|</m:t>
+              </m:r>
+            </m:num>
+            <m:den>
+              <m:r>
+                <m:rPr>
+                  <m:sty m:val="p"/>
+                </m:rPr>
+                <m:t>Δ</m:t>
+              </m:r>
+              <m:r>
+                <m:t>t</m:t>
+              </m:r>
+            </m:den>
+          </m:f>
+          <m:r>
+            <m:rPr>
+              <m:sty m:val="p"/>
+            </m:rPr>
+            <m:t>,</m:t>
+          </m:r>
+        </m:oMath>
+      </m:oMathPara>
+    </w:p>
+    <w:p>
+      <w:pPr>
+        <w:pStyle w:val="FirstParagraph"/>
+      </w:pPr>
+      <w:r>
+        <w:t xml:space="preserve">(37)</w:t>
+      </w:r>
+    </w:p>
+    <w:p>
+      <w:pPr>
+        <w:pStyle w:val="BodyText"/>
+      </w:pPr>
+      <w:r>
+        <w:t xml:space="preserve">где</w:t>
+      </w:r>
+      <w:r>
+        <w:t xml:space="preserve"> </w:t>
+      </w:r>
+      <m:oMath>
+        <m:r>
+          <m:t>a</m:t>
+        </m:r>
+      </m:oMath>
+      <w:r>
+        <w:t xml:space="preserve"> </w:t>
+      </w:r>
+      <w:r>
+        <w:t xml:space="preserve">— вектор ускорения (g),</w:t>
+      </w:r>
+      <w:r>
+        <w:t xml:space="preserve"> </w:t>
+      </w:r>
+      <m:oMath>
+        <m:r>
+          <m:rPr>
+            <m:sty m:val="p"/>
+          </m:rPr>
+          <m:t>Δ</m:t>
+        </m:r>
+        <m:r>
+          <m:t>t</m:t>
+        </m:r>
+        <m:r>
+          <m:rPr>
+            <m:sty m:val="p"/>
+          </m:rPr>
+          <m:t>=</m:t>
+        </m:r>
+        <m:r>
+          <m:t>0.005</m:t>
+        </m:r>
+      </m:oMath>
+      <w:r>
+        <w:t xml:space="preserve"> </w:t>
+      </w:r>
+      <w:r>
+        <w:t xml:space="preserve">с.</w:t>
+      </w:r>
+      <w:r>
+        <w:t xml:space="preserve"> </w:t>
+      </w:r>
+      <w:r>
+        <w:t xml:space="preserve">Замерено: покой — 1.03g / 7.4 g/s (пол: гравитация + шум);</w:t>
+      </w:r>
+      <w:r>
+        <w:t xml:space="preserve"> </w:t>
+      </w:r>
+      <w:r>
+        <w:t xml:space="preserve">взмах рукой — 3.35g / 468 g/s. Отсюда сразу видно, почему</w:t>
+      </w:r>
+      <w:r>
+        <w:t xml:space="preserve"> </w:t>
+      </w:r>
+      <w:r>
+        <w:t xml:space="preserve">черновой порог удара 2.5g неприменим (ручной взмах его</w:t>
+      </w:r>
+      <w:r>
+        <w:t xml:space="preserve"> </w:t>
+      </w:r>
+      <w:r>
+        <w:t xml:space="preserve">пробивает): порог калибруется по реальным ходам руки,</w:t>
+      </w:r>
+      <w:r>
+        <w:t xml:space="preserve"> </w:t>
+      </w:r>
+      <w:r>
+        <w:t xml:space="preserve">а не по рукам. Выдача:</w:t>
+      </w:r>
+      <w:r>
+        <w:t xml:space="preserve"> </w:t>
+      </w:r>
+      <w:r>
+        <w:rPr>
+          <w:rStyle w:val="VerbatimChar"/>
+        </w:rPr>
+        <w:t xml:space="preserve">M119</w:t>
+      </w:r>
+      <w:r>
+        <w:t xml:space="preserve"> </w:t>
+      </w:r>
+      <w:r>
+        <w:t xml:space="preserve">(живые + пики + счётчики шины)</w:t>
+      </w:r>
+      <w:r>
+        <w:t xml:space="preserve"> </w:t>
+      </w:r>
+      <w:r>
+        <w:t xml:space="preserve">и</w:t>
+      </w:r>
+      <w:r>
+        <w:t xml:space="preserve"> </w:t>
+      </w:r>
+      <w:r>
+        <w:rPr>
+          <w:rStyle w:val="VerbatimChar"/>
+        </w:rPr>
+        <w:t xml:space="preserve">M119 S=1 [D=n]</w:t>
+      </w:r>
+      <w:r>
+        <w:t xml:space="preserve"> </w:t>
+      </w:r>
+      <w:r>
+        <w:t xml:space="preserve">(дамп</w:t>
+      </w:r>
+      <w:r>
+        <w:t xml:space="preserve"> </w:t>
+      </w:r>
+      <w:r>
+        <w:rPr>
+          <w:rStyle w:val="VerbatimChar"/>
+        </w:rPr>
+        <w:t xml:space="preserve">#IMU</w:t>
+      </w:r>
+      <w:r>
+        <w:t xml:space="preserve"> </w:t>
+      </w:r>
+      <w:r>
+        <w:t xml:space="preserve">+</w:t>
+      </w:r>
+      <w:r>
+        <w:t xml:space="preserve"> </w:t>
+      </w:r>
+      <w:r>
+        <w:rPr>
+          <w:rStyle w:val="VerbatimChar"/>
+        </w:rPr>
+        <w:t xml:space="preserve">OK</w:t>
+      </w:r>
+      <w:r>
+        <w:t xml:space="preserve">; децимация D —</w:t>
+      </w:r>
+      <w:r>
+        <w:t xml:space="preserve"> </w:t>
+      </w:r>
+      <w:r>
+        <w:t xml:space="preserve">каждый N-й; полный дамп ~60 КБ: ~0.6 с на 921600,</w:t>
+      </w:r>
+      <w:r>
+        <w:t xml:space="preserve"> </w:t>
+      </w:r>
+      <w:r>
+        <w:t xml:space="preserve">~5 с на 115200 — поэтому бодрейт и поднимали).</w:t>
+      </w:r>
+      <w:r>
+        <w:t xml:space="preserve"> </w:t>
+      </w:r>
+      <w:r>
+        <w:t xml:space="preserve">Шина общая с сервами: все транзакции под</w:t>
+      </w:r>
+      <w:r>
+        <w:t xml:space="preserve"> </w:t>
+      </w:r>
+      <w:r>
+        <w:rPr>
+          <w:rStyle w:val="VerbatimChar"/>
+        </w:rPr>
+        <w:t xml:space="preserve">i2cMutex</w:t>
+      </w:r>
+      <w:r>
+        <w:t xml:space="preserve">,</w:t>
+      </w:r>
+      <w:r>
+        <w:t xml:space="preserve"> </w:t>
+      </w:r>
+      <w:r>
+        <w:t xml:space="preserve">только bounded ожидания (никаких</w:t>
+      </w:r>
+      <w:r>
+        <w:t xml:space="preserve"> </w:t>
+      </w:r>
+      <w:r>
+        <w:rPr>
+          <w:rStyle w:val="VerbatimChar"/>
+        </w:rPr>
+        <w:t xml:space="preserve">portMAX_DELAY</w:t>
+      </w:r>
+      <w:r>
+        <w:t xml:space="preserve"> </w:t>
+      </w:r>
+      <w:r>
+        <w:t xml:space="preserve">на шине),</w:t>
+      </w:r>
+      <w:r>
+        <w:t xml:space="preserve"> </w:t>
+      </w:r>
+      <w:r>
+        <w:t xml:space="preserve">счётчики fails/recovers и самовосстановление</w:t>
       </w:r>
       <w:r>
         <w:t xml:space="preserve"> </w:t>
@@ -21300,29 +24841,276 @@
       <w:r>
         <w:t xml:space="preserve">(</w:t>
       </w:r>
-      <m:oMath>
-        <m:r>
-          <m:rPr>
-            <m:sty m:val="p"/>
-          </m:rPr>
-          <m:t>≤</m:t>
-        </m:r>
-      </m:oMath>
-      <w:r>
-        <w:t xml:space="preserve"> </w:t>
-      </w:r>
-      <w:r>
-        <w:t xml:space="preserve">10 мм / 15°) и безопасно, либо не выполняется</w:t>
-      </w:r>
-      <w:r>
-        <w:t xml:space="preserve"> </w:t>
-      </w:r>
-      <w:r>
-        <w:t xml:space="preserve">с диагностируемой причиной в M115.</w:t>
-      </w:r>
-    </w:p>
-    <w:bookmarkEnd w:id="51"/>
-    <w:bookmarkEnd w:id="52"/>
+      <w:r>
+        <w:rPr>
+          <w:rStyle w:val="VerbatimChar"/>
+        </w:rPr>
+        <w:t xml:space="preserve">Wire.end/begin</w:t>
+      </w:r>
+      <w:r>
+        <w:t xml:space="preserve"> </w:t>
+      </w:r>
+      <w:r>
+        <w:t xml:space="preserve">+ переинит регистров).</w:t>
+      </w:r>
+    </w:p>
+    <w:bookmarkEnd w:id="63"/>
+    <w:bookmarkStart w:id="64" w:name="калибровка-монтажа-открытый-пункт"/>
+    <w:p>
+      <w:pPr>
+        <w:pStyle w:val="Heading3"/>
+      </w:pPr>
+      <w:r>
+        <w:t xml:space="preserve">9.4. Калибровка монтажа (открытый пункт)</w:t>
+      </w:r>
+    </w:p>
+    <w:p>
+      <w:pPr>
+        <w:pStyle w:val="FirstParagraph"/>
+      </w:pPr>
+      <w:r>
+        <w:t xml:space="preserve">Всё выше — в кадре платы</w:t>
+      </w:r>
+      <w:r>
+        <w:t xml:space="preserve"> </w:t>
+      </w:r>
+      <m:oMath>
+        <m:r>
+          <m:t>S</m:t>
+        </m:r>
+      </m:oMath>
+      <w:r>
+        <w:t xml:space="preserve">. Чтобы tilt стал углом звена,</w:t>
+      </w:r>
+      <w:r>
+        <w:t xml:space="preserve"> </w:t>
+      </w:r>
+      <w:r>
+        <w:t xml:space="preserve">нужна матрица монтажа</w:t>
+      </w:r>
+      <w:r>
+        <w:t xml:space="preserve"> </w:t>
+      </w:r>
+      <m:oMath>
+        <m:sSub>
+          <m:e>
+            <m:r>
+              <m:t>R</m:t>
+            </m:r>
+          </m:e>
+          <m:sub>
+            <m:r>
+              <m:t>m</m:t>
+            </m:r>
+            <m:r>
+              <m:t>o</m:t>
+            </m:r>
+            <m:r>
+              <m:t>u</m:t>
+            </m:r>
+            <m:r>
+              <m:t>n</m:t>
+            </m:r>
+            <m:r>
+              <m:t>t</m:t>
+            </m:r>
+          </m:sub>
+        </m:sSub>
+      </m:oMath>
+      <w:r>
+        <w:t xml:space="preserve"> </w:t>
+      </w:r>
+      <w:r>
+        <w:t xml:space="preserve">(как плата прикручена).</w:t>
+      </w:r>
+      <w:r>
+        <w:t xml:space="preserve"> </w:t>
+      </w:r>
+      <w:r>
+        <w:t xml:space="preserve">Калибровка — по известным позам: ставим руку в 2–3 точные</w:t>
+      </w:r>
+      <w:r>
+        <w:t xml:space="preserve"> </w:t>
+      </w:r>
+      <w:r>
+        <w:t xml:space="preserve">позиции (нули + наклоны), читаем tilt платы и ориентацию</w:t>
+      </w:r>
+      <w:r>
+        <w:t xml:space="preserve"> </w:t>
+      </w:r>
+      <w:r>
+        <w:t xml:space="preserve">звена из FK, решаем</w:t>
+      </w:r>
+      <w:r>
+        <w:t xml:space="preserve"> </w:t>
+      </w:r>
+      <m:oMath>
+        <m:sSub>
+          <m:e>
+            <m:r>
+              <m:t>R</m:t>
+            </m:r>
+          </m:e>
+          <m:sub>
+            <m:r>
+              <m:t>m</m:t>
+            </m:r>
+            <m:r>
+              <m:t>o</m:t>
+            </m:r>
+            <m:r>
+              <m:t>u</m:t>
+            </m:r>
+            <m:r>
+              <m:t>n</m:t>
+            </m:r>
+            <m:r>
+              <m:t>t</m:t>
+            </m:r>
+          </m:sub>
+        </m:sSub>
+      </m:oMath>
+      <w:r>
+        <w:t xml:space="preserve"> </w:t>
+      </w:r>
+      <w:r>
+        <w:t xml:space="preserve">ортогональным Прокрустом</w:t>
+      </w:r>
+      <w:r>
+        <w:t xml:space="preserve"> </w:t>
+      </w:r>
+      <w:r>
+        <w:t xml:space="preserve">(минимум</w:t>
+      </w:r>
+      <w:r>
+        <w:t xml:space="preserve"> </w:t>
+      </w:r>
+      <m:oMath>
+        <m:r>
+          <m:rPr>
+            <m:sty m:val="p"/>
+          </m:rPr>
+          <m:t>∥</m:t>
+        </m:r>
+        <m:sSub>
+          <m:e>
+            <m:r>
+              <m:t>R</m:t>
+            </m:r>
+          </m:e>
+          <m:sub>
+            <m:r>
+              <m:t>m</m:t>
+            </m:r>
+            <m:r>
+              <m:t>o</m:t>
+            </m:r>
+            <m:r>
+              <m:t>u</m:t>
+            </m:r>
+            <m:r>
+              <m:t>n</m:t>
+            </m:r>
+            <m:r>
+              <m:t>t</m:t>
+            </m:r>
+          </m:sub>
+        </m:sSub>
+        <m:sSub>
+          <m:e>
+            <m:r>
+              <m:t>R</m:t>
+            </m:r>
+          </m:e>
+          <m:sub>
+            <m:r>
+              <m:t>F</m:t>
+            </m:r>
+            <m:r>
+              <m:t>K</m:t>
+            </m:r>
+          </m:sub>
+        </m:sSub>
+        <m:r>
+          <m:rPr>
+            <m:sty m:val="p"/>
+          </m:rPr>
+          <m:t>−</m:t>
+        </m:r>
+        <m:sSub>
+          <m:e>
+            <m:r>
+              <m:t>R</m:t>
+            </m:r>
+          </m:e>
+          <m:sub>
+            <m:r>
+              <m:t>I</m:t>
+            </m:r>
+            <m:r>
+              <m:t>M</m:t>
+            </m:r>
+            <m:r>
+              <m:t>U</m:t>
+            </m:r>
+          </m:sub>
+        </m:sSub>
+        <m:sSub>
+          <m:e>
+            <m:r>
+              <m:rPr>
+                <m:sty m:val="p"/>
+              </m:rPr>
+              <m:t>∥</m:t>
+            </m:r>
+          </m:e>
+          <m:sub>
+            <m:r>
+              <m:t>F</m:t>
+            </m:r>
+          </m:sub>
+        </m:sSub>
+      </m:oMath>
+      <w:r>
+        <w:t xml:space="preserve">). Пока не сделано:</w:t>
+      </w:r>
+      <w:r>
+        <w:t xml:space="preserve"> </w:t>
+      </w:r>
+      <w:r>
+        <w:t xml:space="preserve">tilt из</w:t>
+      </w:r>
+      <w:r>
+        <w:t xml:space="preserve"> </w:t>
+      </w:r>
+      <w:r>
+        <w:rPr>
+          <w:rStyle w:val="VerbatimChar"/>
+        </w:rPr>
+        <w:t xml:space="preserve">M119</w:t>
+      </w:r>
+      <w:r>
+        <w:t xml:space="preserve"> </w:t>
+      </w:r>
+      <w:r>
+        <w:t xml:space="preserve">— это наклон платы; на фланец переносится</w:t>
+      </w:r>
+      <w:r>
+        <w:t xml:space="preserve"> </w:t>
+      </w:r>
+      <w:r>
+        <w:t xml:space="preserve">вручную. Сюда же ляжет 9-DOF yaw по магнитометру, когда</w:t>
+      </w:r>
+      <w:r>
+        <w:t xml:space="preserve"> </w:t>
+      </w:r>
+      <w:r>
+        <w:t xml:space="preserve">до него дойдёт очередь.</w:t>
+      </w:r>
+    </w:p>
+    <w:bookmarkEnd w:id="64"/>
+    <w:bookmarkEnd w:id="65"/>
+    <w:bookmarkEnd w:id="66"/>
     <w:sectPr>
       <w:footnotePr>
         <w:numRestart w:val="eachSect"/>
@@ -21646,6 +25434,12 @@
     <w:abstractNumId w:val="991"/>
   </w:num>
   <w:num w:numId="1008">
+    <w:abstractNumId w:val="991"/>
+  </w:num>
+  <w:num w:numId="1009">
+    <w:abstractNumId w:val="991"/>
+  </w:num>
+  <w:num w:numId="1010">
     <w:abstractNumId w:val="99411"/>
     <w:lvlOverride w:ilvl="0">
       <w:startOverride w:val="1"/>
@@ -21674,6 +25468,9 @@
     <w:lvlOverride w:ilvl="8">
       <w:startOverride w:val="1"/>
     </w:lvlOverride>
+  </w:num>
+  <w:num w:numId="1011">
+    <w:abstractNumId w:val="991"/>
   </w:num>
 </w:numbering>
 </file>

--- a/docs/MATH.docx
+++ b/docs/MATH.docx
@@ -21,13 +21,13 @@
       </w:r>
     </w:p>
     <w:bookmarkEnd w:id="20"/>
-    <w:bookmarkStart w:id="21" w:name="введение-что-за-машина-и-о-чём-записка"/>
+    <w:bookmarkStart w:id="21" w:name="введение"/>
     <w:p>
       <w:pPr>
         <w:pStyle w:val="Heading2"/>
       </w:pPr>
       <w:r>
-        <w:t xml:space="preserve">1. Введение: что за машина и о чём записка</w:t>
+        <w:t xml:space="preserve">1. Введение</w:t>
       </w:r>
     </w:p>
     <w:p>
@@ -815,7 +815,7 @@
         </w:numPr>
       </w:pPr>
       <w:r>
-        <w:t xml:space="preserve">§1. Введение: что за машина и о чём записка</w:t>
+        <w:t xml:space="preserve">§1. Введение</w:t>
       </w:r>
     </w:p>
     <w:p>
@@ -827,7 +827,7 @@
         </w:numPr>
       </w:pPr>
       <w:r>
-        <w:t xml:space="preserve">§2. Прямая кинематика (FK): цепочка Денавита–Хартенберга</w:t>
+        <w:t xml:space="preserve">§2. Расчет прямой кинематики (FK): цепочка Денавита–Хартенберга</w:t>
       </w:r>
     </w:p>
     <w:p>
@@ -839,7 +839,7 @@
         </w:numPr>
       </w:pPr>
       <w:r>
-        <w:t xml:space="preserve">2.1. Откуда берётся DH-матрица</w:t>
+        <w:t xml:space="preserve">2.1. Матрица однородного преобразования DH</w:t>
       </w:r>
     </w:p>
     <w:p>
@@ -851,7 +851,19 @@
         </w:numPr>
       </w:pPr>
       <w:r>
-        <w:t xml:space="preserve">2.2. Параметры цепи</w:t>
+        <w:t xml:space="preserve">2.2. Параметры цепи (чертёж</w:t>
+      </w:r>
+      <w:r>
+        <w:t xml:space="preserve"> </w:t>
+      </w:r>
+      <w:r>
+        <w:rPr>
+          <w:rStyle w:val="VerbatimChar"/>
+        </w:rPr>
+        <w:t xml:space="preserve">docs/robot1.jpg</w:t>
+      </w:r>
+      <w:r>
+        <w:t xml:space="preserve">)</w:t>
       </w:r>
     </w:p>
     <w:p>
@@ -875,7 +887,7 @@
         </w:numPr>
       </w:pPr>
       <w:r>
-        <w:t xml:space="preserve">§3. Обратная кинематика (IK): геометрия-сид + матричный DLS</w:t>
+        <w:t xml:space="preserve">§3. Расчет обратной кинематики (IK): геометрия-сид + матричный DLS</w:t>
       </w:r>
     </w:p>
     <w:p>
@@ -887,7 +899,7 @@
         </w:numPr>
       </w:pPr>
       <w:r>
-        <w:t xml:space="preserve">3.1. Две стадии, не путать</w:t>
+        <w:t xml:space="preserve">3.1. Этапы расчёта задачи обратной кинематики</w:t>
       </w:r>
     </w:p>
     <w:p>
@@ -899,7 +911,7 @@
         </w:numPr>
       </w:pPr>
       <w:r>
-        <w:t xml:space="preserve">3.2. Перенос цели TCP → запястье</w:t>
+        <w:t xml:space="preserve">3.2. Перенос цели с TCP на запястье</w:t>
       </w:r>
     </w:p>
     <w:p>
@@ -1077,7 +1089,7 @@
         </w:numPr>
       </w:pPr>
       <w:r>
-        <w:t xml:space="preserve">3.7. Выбор решения: min-residual с биасами</w:t>
+        <w:t xml:space="preserve">3.7. Выбор решения: min-residual со штрафами</w:t>
       </w:r>
     </w:p>
     <w:p>
@@ -1460,22 +1472,22 @@
       </w:r>
     </w:p>
     <w:bookmarkEnd w:id="22"/>
-    <w:bookmarkStart w:id="26" w:name="X1bebb3708aa8f3562fdaee3ddc4245323e70843"/>
+    <w:bookmarkStart w:id="26" w:name="X664e04e37534e310b7e5231ce3e1d044a6e1b2a"/>
     <w:p>
       <w:pPr>
         <w:pStyle w:val="Heading2"/>
       </w:pPr>
       <w:r>
-        <w:t xml:space="preserve">2. Прямая кинематика (FK): цепочка Денавита–Хартенберга</w:t>
-      </w:r>
-    </w:p>
-    <w:bookmarkStart w:id="23" w:name="откуда-берётся-dh-матрица"/>
+        <w:t xml:space="preserve">2. Расчет прямой кинематики (FK): цепочка Денавита–Хартенберга</w:t>
+      </w:r>
+    </w:p>
+    <w:bookmarkStart w:id="23" w:name="матрица-однородного-преобразования-dh"/>
     <w:p>
       <w:pPr>
         <w:pStyle w:val="Heading3"/>
       </w:pPr>
       <w:r>
-        <w:t xml:space="preserve">2.1. Откуда берётся DH-матрица</w:t>
+        <w:t xml:space="preserve">2.1. Матрица однородного преобразования DH</w:t>
       </w:r>
     </w:p>
     <w:p>
@@ -1483,13 +1495,19 @@
         <w:pStyle w:val="FirstParagraph"/>
       </w:pPr>
       <w:r>
-        <w:t xml:space="preserve">Переход между соседними кадрами по convention DH — четыре</w:t>
-      </w:r>
-      <w:r>
-        <w:t xml:space="preserve"> </w:t>
-      </w:r>
-      <w:r>
-        <w:t xml:space="preserve">элементарных движения: поворот на</w:t>
+        <w:t xml:space="preserve">Переход между соседними системами координат по соглашению</w:t>
+      </w:r>
+      <w:r>
+        <w:t xml:space="preserve"> </w:t>
+      </w:r>
+      <w:r>
+        <w:t xml:space="preserve">Денавита–Хартенберга задаётся композицией четырёх элементарных</w:t>
+      </w:r>
+      <w:r>
+        <w:t xml:space="preserve"> </w:t>
+      </w:r>
+      <w:r>
+        <w:t xml:space="preserve">движений: поворот на угол</w:t>
       </w:r>
       <w:r>
         <w:t xml:space="preserve"> </w:t>
@@ -1503,7 +1521,7 @@
         <w:t xml:space="preserve"> </w:t>
       </w:r>
       <w:r>
-        <w:t xml:space="preserve">вокруг</w:t>
+        <w:t xml:space="preserve">вокруг оси</w:t>
       </w:r>
       <w:r>
         <w:t xml:space="preserve"> </w:t>
@@ -1514,13 +1532,13 @@
         </m:r>
       </m:oMath>
       <w:r>
-        <w:t xml:space="preserve">,</w:t>
-      </w:r>
-      <w:r>
-        <w:t xml:space="preserve"> </w:t>
-      </w:r>
-      <w:r>
-        <w:t xml:space="preserve">сдвиг на</w:t>
+        <w:t xml:space="preserve">, сдвиг</w:t>
+      </w:r>
+      <w:r>
+        <w:t xml:space="preserve"> </w:t>
+      </w:r>
+      <w:r>
+        <w:t xml:space="preserve">на</w:t>
       </w:r>
       <w:r>
         <w:t xml:space="preserve"> </w:t>
@@ -1534,7 +1552,7 @@
         <w:t xml:space="preserve"> </w:t>
       </w:r>
       <w:r>
-        <w:t xml:space="preserve">вдоль</w:t>
+        <w:t xml:space="preserve">вдоль оси</w:t>
       </w:r>
       <w:r>
         <w:t xml:space="preserve"> </w:t>
@@ -1559,7 +1577,7 @@
         <w:t xml:space="preserve"> </w:t>
       </w:r>
       <w:r>
-        <w:t xml:space="preserve">вдоль</w:t>
+        <w:t xml:space="preserve">вдоль оси</w:t>
       </w:r>
       <w:r>
         <w:t xml:space="preserve"> </w:t>
@@ -1576,7 +1594,7 @@
         <w:t xml:space="preserve"> </w:t>
       </w:r>
       <w:r>
-        <w:t xml:space="preserve">на</w:t>
+        <w:t xml:space="preserve">на угол</w:t>
       </w:r>
       <w:r>
         <w:t xml:space="preserve"> </w:t>
@@ -1590,7 +1608,7 @@
         <w:t xml:space="preserve"> </w:t>
       </w:r>
       <w:r>
-        <w:t xml:space="preserve">вокруг</w:t>
+        <w:t xml:space="preserve">вокруг оси</w:t>
       </w:r>
       <w:r>
         <w:t xml:space="preserve"> </w:t>
@@ -1801,7 +1819,13 @@
         <w:pStyle w:val="FirstParagraph"/>
       </w:pPr>
       <w:r>
-        <w:t xml:space="preserve">Перемножение даёт (1) — ровно эта формула в коде</w:t>
+        <w:t xml:space="preserve">Раскрытие произведения даёт формулу (1), реализованную</w:t>
+      </w:r>
+      <w:r>
+        <w:t xml:space="preserve"> </w:t>
+      </w:r>
+      <w:r>
+        <w:t xml:space="preserve">в коде как</w:t>
       </w:r>
       <w:r>
         <w:t xml:space="preserve"> </w:t>
@@ -1813,7 +1837,7 @@
         <w:t xml:space="preserve">FKSolver::dhTransform</w:t>
       </w:r>
       <w:r>
-        <w:t xml:space="preserve">):</w:t>
+        <w:t xml:space="preserve">:</w:t>
       </w:r>
     </w:p>
     <w:p>
@@ -2216,10 +2240,16 @@
         </m:sSub>
       </m:oMath>
       <w:r>
-        <w:t xml:space="preserve"> </w:t>
-      </w:r>
-      <w:r>
-        <w:t xml:space="preserve">(</w:t>
+        <w:t xml:space="preserve">,</w:t>
+      </w:r>
+      <w:r>
+        <w:t xml:space="preserve"> </w:t>
+      </w:r>
+      <w:r>
+        <w:t xml:space="preserve">где</w:t>
+      </w:r>
+      <w:r>
+        <w:t xml:space="preserve"> </w:t>
       </w:r>
       <m:oMath>
         <m:sSub>
@@ -2245,7 +2275,13 @@
         <w:t xml:space="preserve"> </w:t>
       </w:r>
       <w:r>
-        <w:t xml:space="preserve">— заводской сдвиг нуля, напр.</w:t>
+        <w:t xml:space="preserve">— заводской сдвиг нулевого положения</w:t>
+      </w:r>
+      <w:r>
+        <w:t xml:space="preserve"> </w:t>
+      </w:r>
+      <w:r>
+        <w:t xml:space="preserve">(например,</w:t>
       </w:r>
       <w:r>
         <w:t xml:space="preserve"> </w:t>
@@ -2271,7 +2307,7 @@
         <w:t xml:space="preserve"> </w:t>
       </w:r>
       <w:r>
-        <w:t xml:space="preserve">у плеча).</w:t>
+        <w:t xml:space="preserve">у плеча, см. таблицу ниже).</w:t>
       </w:r>
     </w:p>
     <w:bookmarkEnd w:id="23"/>
@@ -2401,7 +2437,7 @@
               <w:pStyle w:val="Compact"/>
             </w:pPr>
             <w:r>
-              <w:t xml:space="preserve">Смысл</w:t>
+              <w:t xml:space="preserve">Назначение звена</w:t>
             </w:r>
           </w:p>
         </w:tc>
@@ -2820,29 +2856,31 @@
         <w:pStyle w:val="BodyText"/>
       </w:pPr>
       <w:r>
-        <w:rPr>
-          <w:b/>
-          <w:bCs/>
-        </w:rPr>
-        <w:t xml:space="preserve">Важно:</w:t>
-      </w:r>
-      <w:r>
-        <w:t xml:space="preserve"> </w:t>
-      </w:r>
-      <w:r>
-        <w:t xml:space="preserve">запястье НЕ сферическое (J4→фланец ≈ 107 мм по чертежу),</w:t>
-      </w:r>
-      <w:r>
-        <w:t xml:space="preserve"> </w:t>
-      </w:r>
-      <w:r>
-        <w:t xml:space="preserve">сустав J6 — roll вокруг оси инструмента (проверено на железе:</w:t>
-      </w:r>
-      <w:r>
-        <w:t xml:space="preserve"> </w:t>
-      </w:r>
-      <w:r>
-        <w:t xml:space="preserve">P6 крутит захват на месте, TCP стоит). Палец захвата</w:t>
+        <w:t xml:space="preserve">Конструктивная особенность: запястье не является сферическим</w:t>
+      </w:r>
+      <w:r>
+        <w:t xml:space="preserve"> </w:t>
+      </w:r>
+      <w:r>
+        <w:t xml:space="preserve">(расстояние J4→фланец ≈ 107 мм по чертежу); сустав J6 —</w:t>
+      </w:r>
+      <w:r>
+        <w:t xml:space="preserve"> </w:t>
+      </w:r>
+      <w:r>
+        <w:t xml:space="preserve">вращение вокруг оси инструмента (экспериментально подтверждено:</w:t>
+      </w:r>
+      <w:r>
+        <w:t xml:space="preserve"> </w:t>
+      </w:r>
+      <w:r>
+        <w:t xml:space="preserve">поворот P6 вращает захват на месте, TCP неподвижен). Палец</w:t>
+      </w:r>
+      <w:r>
+        <w:t xml:space="preserve"> </w:t>
+      </w:r>
+      <w:r>
+        <w:t xml:space="preserve">захвата длиной</w:t>
       </w:r>
       <w:r>
         <w:t xml:space="preserve"> </w:t>
@@ -2865,13 +2903,13 @@
         <w:t xml:space="preserve"> </w:t>
       </w:r>
       <w:r>
-        <w:t xml:space="preserve">мм</w:t>
-      </w:r>
-      <w:r>
-        <w:t xml:space="preserve"> </w:t>
-      </w:r>
-      <w:r>
-        <w:t xml:space="preserve">сидит поверх фланца (в DH: J6→фланец 27 мм — это</w:t>
+        <w:t xml:space="preserve">мм продолжает фланец (в DH: переход</w:t>
+      </w:r>
+      <w:r>
+        <w:t xml:space="preserve"> </w:t>
+      </w:r>
+      <w:r>
+        <w:t xml:space="preserve">J6→фланец 27 мм входит как параметр</w:t>
       </w:r>
       <w:r>
         <w:t xml:space="preserve"> </w:t>
@@ -2993,7 +3031,7 @@
               <m:nor/>
               <m:sty m:val="p"/>
             </m:rPr>
-            <m:t>3-й столбец </m:t>
+            <m:t>третий столбец </m:t>
           </m:r>
           <m:sSub>
             <m:e>
@@ -3155,13 +3193,13 @@
         <w:t xml:space="preserve"> </w:t>
       </w:r>
       <w:r>
-        <w:t xml:space="preserve">— позиция кончика пальца захвата (то, что ездит</w:t>
-      </w:r>
-      <w:r>
-        <w:t xml:space="preserve"> </w:t>
-      </w:r>
-      <w:r>
-        <w:t xml:space="preserve">по G-code),</w:t>
+        <w:t xml:space="preserve">— позиция кончика пальца захвата (задаваемая</w:t>
+      </w:r>
+      <w:r>
+        <w:t xml:space="preserve"> </w:t>
+      </w:r>
+      <w:r>
+        <w:t xml:space="preserve">в G-code точка),</w:t>
       </w:r>
       <w:r>
         <w:t xml:space="preserve"> </w:t>
@@ -3230,7 +3268,7 @@
         <w:t xml:space="preserve"> </w:t>
       </w:r>
       <w:r>
-        <w:t xml:space="preserve">вектор вдоль пальца (куда он смотрит).</w:t>
+        <w:t xml:space="preserve">вектор вдоль пальца.</w:t>
       </w:r>
     </w:p>
     <w:p>
@@ -3238,7 +3276,13 @@
         <w:pStyle w:val="BodyText"/>
       </w:pPr>
       <w:r>
-        <w:t xml:space="preserve">Оси нулей: J1 =</w:t>
+        <w:t xml:space="preserve">Направления осей суставов в нулевой конфигурации:</w:t>
+      </w:r>
+      <w:r>
+        <w:t xml:space="preserve"> </w:t>
+      </w:r>
+      <w:r>
+        <w:t xml:space="preserve">J1 — вдоль</w:t>
       </w:r>
       <w:r>
         <w:t xml:space="preserve"> </w:t>
@@ -3249,7 +3293,7 @@
         </m:r>
       </m:oMath>
       <w:r>
-        <w:t xml:space="preserve">, J2 = J3 = J4 =</w:t>
+        <w:t xml:space="preserve">, J2 = J3 = J4 — вдоль</w:t>
       </w:r>
       <w:r>
         <w:t xml:space="preserve"> </w:t>
@@ -3266,7 +3310,7 @@
         </m:r>
       </m:oMath>
       <w:r>
-        <w:t xml:space="preserve">, J5 =</w:t>
+        <w:t xml:space="preserve">, J5 — вдоль</w:t>
       </w:r>
       <w:r>
         <w:t xml:space="preserve"> </w:t>
@@ -3293,7 +3337,7 @@
           <w:b/>
           <w:bCs/>
         </w:rPr>
-        <w:t xml:space="preserve">J6 =</w:t>
+        <w:t xml:space="preserve">J6 — вдоль</w:t>
       </w:r>
       <w:r>
         <w:rPr>
@@ -3463,13 +3507,10 @@
         <w:pStyle w:val="FirstParagraph"/>
       </w:pPr>
       <w:r>
-        <w:t xml:space="preserve">Проверка «на пальцах»: плечо стоит вертикально</w:t>
-      </w:r>
-      <w:r>
-        <w:t xml:space="preserve"> </w:t>
-      </w:r>
-      <w:r>
-        <w:t xml:space="preserve">(</w:t>
+        <w:t xml:space="preserve">Контрольная подстановка: плечо вертикально при</w:t>
+      </w:r>
+      <w:r>
+        <w:t xml:space="preserve"> </w:t>
       </w:r>
       <m:oMath>
         <m:sSub>
@@ -3495,10 +3536,13 @@
         </m:r>
       </m:oMath>
       <w:r>
-        <w:t xml:space="preserve"> </w:t>
-      </w:r>
-      <w:r>
-        <w:t xml:space="preserve">= вертикаль), цепочка J1(134) → +165 → +161 даёт</w:t>
+        <w:t xml:space="preserve">,</w:t>
+      </w:r>
+      <w:r>
+        <w:t xml:space="preserve"> </w:t>
+      </w:r>
+      <w:r>
+        <w:t xml:space="preserve">поэтому цепочка J1(134) → +165 → +161 даёт высоту</w:t>
       </w:r>
       <w:r>
         <w:t xml:space="preserve"> </w:t>
@@ -3548,7 +3592,7 @@
         <w:t xml:space="preserve"> </w:t>
       </w:r>
       <w:r>
-        <w:t xml:space="preserve">на оси; дальше запястье со сдвигом</w:t>
+        <w:t xml:space="preserve">на оси; далее запястье со сдвигом</w:t>
       </w:r>
       <w:r>
         <w:t xml:space="preserve"> </w:t>
@@ -3580,7 +3624,7 @@
         <w:t xml:space="preserve"> </w:t>
       </w:r>
       <w:r>
-        <w:t xml:space="preserve">по своей оси и фланцем 27 мм выносит TCP в</w:t>
+        <w:t xml:space="preserve">вдоль собственной оси и фланцем 27 мм выводит TCP в</w:t>
       </w:r>
       <w:r>
         <w:t xml:space="preserve"> </w:t>
@@ -3621,13 +3665,13 @@
         </m:r>
       </m:oMath>
       <w:r>
-        <w:t xml:space="preserve">. Это физический факт, проверенный линейкой, —</w:t>
-      </w:r>
-      <w:r>
-        <w:t xml:space="preserve"> </w:t>
-      </w:r>
-      <w:r>
-        <w:t xml:space="preserve">якорь всей калибровки.</w:t>
+        <w:t xml:space="preserve">. Значение измерено линейкой на физическом</w:t>
+      </w:r>
+      <w:r>
+        <w:t xml:space="preserve"> </w:t>
+      </w:r>
+      <w:r>
+        <w:t xml:space="preserve">манипуляторе и принято за калибровочный эталон всей модели.</w:t>
       </w:r>
     </w:p>
     <w:p>
@@ -3639,22 +3683,22 @@
     </w:p>
     <w:bookmarkEnd w:id="25"/>
     <w:bookmarkEnd w:id="26"/>
-    <w:bookmarkStart w:id="36" w:name="X33284e24df2f1896cbf43e416457af7336fa3fb"/>
+    <w:bookmarkStart w:id="36" w:name="X09745429107712a203cec0e2726b9664629691e"/>
     <w:p>
       <w:pPr>
         <w:pStyle w:val="Heading2"/>
       </w:pPr>
       <w:r>
-        <w:t xml:space="preserve">3. Обратная кинематика (IK): геометрия-сид + матричный DLS</w:t>
-      </w:r>
-    </w:p>
-    <w:bookmarkStart w:id="27" w:name="две-стадии-не-путать"/>
+        <w:t xml:space="preserve">3. Расчет обратной кинематики (IK): геометрия-сид + матричный DLS</w:t>
+      </w:r>
+    </w:p>
+    <w:bookmarkStart w:id="27" w:name="этапы-расчёта-задачи-обратной-кинематики"/>
     <w:p>
       <w:pPr>
         <w:pStyle w:val="Heading3"/>
       </w:pPr>
       <w:r>
-        <w:t xml:space="preserve">3.1. Две стадии, не путать</w:t>
+        <w:t xml:space="preserve">3.1. Этапы расчёта задачи обратной кинематики</w:t>
       </w:r>
     </w:p>
     <w:p>
@@ -4198,13 +4242,13 @@
       </w:r>
     </w:p>
     <w:bookmarkEnd w:id="27"/>
-    <w:bookmarkStart w:id="28" w:name="перенос-цели-tcp-запястье"/>
+    <w:bookmarkStart w:id="28" w:name="перенос-цели-с-tcp-на-запястье"/>
     <w:p>
       <w:pPr>
         <w:pStyle w:val="Heading3"/>
       </w:pPr>
       <w:r>
-        <w:t xml:space="preserve">3.2. Перенос цели TCP → запястье</w:t>
+        <w:t xml:space="preserve">3.2. Перенос цели с TCP на запястье</w:t>
       </w:r>
     </w:p>
     <w:p>
@@ -8610,12 +8654,60 @@
         <w:t xml:space="preserve"> </w:t>
       </w:r>
       <w:r>
-        <w:t xml:space="preserve">Минимизируем</w:t>
-      </w:r>
-      <w:r>
-        <w:t xml:space="preserve"> </w:t>
-      </w:r>
-      <m:oMath>
+        <w:t xml:space="preserve">Минимизируется взвешенная сумма квадратов</w:t>
+      </w:r>
+      <w:r>
+        <w:t xml:space="preserve"> </w:t>
+      </w:r>
+      <w:r>
+        <w:t xml:space="preserve">расхождения</w:t>
+      </w:r>
+      <w:r>
+        <w:t xml:space="preserve"> </w:t>
+      </w:r>
+      <m:oMath>
+        <m:r>
+          <m:rPr>
+            <m:sty m:val="p"/>
+          </m:rPr>
+          <m:t>Φ</m:t>
+        </m:r>
+        <m:r>
+          <m:rPr>
+            <m:sty m:val="p"/>
+          </m:rPr>
+          <m:t>(</m:t>
+        </m:r>
+        <m:r>
+          <m:t>q</m:t>
+        </m:r>
+        <m:r>
+          <m:rPr>
+            <m:sty m:val="p"/>
+          </m:rPr>
+          <m:t>)</m:t>
+        </m:r>
+        <m:r>
+          <m:rPr>
+            <m:sty m:val="p"/>
+          </m:rPr>
+          <m:t>=</m:t>
+        </m:r>
+        <m:f>
+          <m:fPr>
+            <m:type m:val="bar"/>
+          </m:fPr>
+          <m:num>
+            <m:r>
+              <m:t>1</m:t>
+            </m:r>
+          </m:num>
+          <m:den>
+            <m:r>
+              <m:t>2</m:t>
+            </m:r>
+          </m:den>
+        </m:f>
         <m:r>
           <m:rPr>
             <m:sty m:val="p"/>
@@ -8657,10 +8749,7 @@
         </m:sSup>
       </m:oMath>
       <w:r>
-        <w:t xml:space="preserve"> </w:t>
-      </w:r>
-      <w:r>
-        <w:t xml:space="preserve">— квадрат расхождения,</w:t>
+        <w:t xml:space="preserve">, где</w:t>
       </w:r>
       <w:r>
         <w:t xml:space="preserve"> </w:t>
@@ -8696,19 +8785,51 @@
         <w:t xml:space="preserve"> </w:t>
       </w:r>
       <w:r>
-        <w:t xml:space="preserve">(половина — миллиметры, половина —</w:t>
-      </w:r>
-      <w:r>
-        <w:t xml:space="preserve"> </w:t>
-      </w:r>
-      <w:r>
-        <w:t xml:space="preserve">«градусы × вес», см. (15)). Метод Ньютона для суммы квадратов</w:t>
-      </w:r>
-      <w:r>
-        <w:t xml:space="preserve"> </w:t>
-      </w:r>
-      <w:r>
-        <w:t xml:space="preserve">(Гаусс–Ньютон) линеаризует</w:t>
+        <w:t xml:space="preserve">(половина компонент — миллиметры позиции, половина —</w:t>
+      </w:r>
+      <w:r>
+        <w:t xml:space="preserve"> </w:t>
+      </w:r>
+      <w:r>
+        <w:t xml:space="preserve">«градусы × вес» ориентации, см. (15); множитель</w:t>
+      </w:r>
+      <w:r>
+        <w:t xml:space="preserve"> </w:t>
+      </w:r>
+      <m:oMath>
+        <m:f>
+          <m:fPr>
+            <m:type m:val="bar"/>
+          </m:fPr>
+          <m:num>
+            <m:r>
+              <m:t>1</m:t>
+            </m:r>
+          </m:num>
+          <m:den>
+            <m:r>
+              <m:t>2</m:t>
+            </m:r>
+          </m:den>
+        </m:f>
+      </m:oMath>
+      <w:r>
+        <w:t xml:space="preserve"> </w:t>
+      </w:r>
+      <w:r>
+        <w:t xml:space="preserve">убирается при дифференцировании). Метод Ньютона для суммы</w:t>
+      </w:r>
+      <w:r>
+        <w:t xml:space="preserve"> </w:t>
+      </w:r>
+      <w:r>
+        <w:t xml:space="preserve">квадратов (Гаусс–Ньютон) линеаризует расхождение вокруг текущей</w:t>
+      </w:r>
+      <w:r>
+        <w:t xml:space="preserve"> </w:t>
+      </w:r>
+      <w:r>
+        <w:t xml:space="preserve">точки,</w:t>
       </w:r>
       <w:r>
         <w:t xml:space="preserve"> </w:t>
@@ -8776,10 +8897,13 @@
         </m:r>
       </m:oMath>
       <w:r>
-        <w:t xml:space="preserve"> </w:t>
-      </w:r>
-      <w:r>
-        <w:t xml:space="preserve">и решает нормальную систему</w:t>
+        <w:t xml:space="preserve">, и решает</w:t>
+      </w:r>
+      <w:r>
+        <w:t xml:space="preserve"> </w:t>
+      </w:r>
+      <w:r>
+        <w:t xml:space="preserve">нормальную систему</w:t>
       </w:r>
       <w:r>
         <w:t xml:space="preserve"> </w:t>
@@ -8847,30 +8971,49 @@
         <w:t xml:space="preserve"> </w:t>
       </w:r>
       <w:r>
-        <w:t xml:space="preserve">Чистый GN перелетает через минимум и расходится у сингулярностей</w:t>
-      </w:r>
-      <w:r>
-        <w:t xml:space="preserve"> </w:t>
-      </w:r>
-      <w:r>
-        <w:t xml:space="preserve">(</w:t>
-      </w:r>
-      <m:oMath>
-        <m:r>
-          <m:t>J</m:t>
-        </m:r>
-      </m:oMath>
-      <w:r>
-        <w:t xml:space="preserve"> </w:t>
-      </w:r>
-      <w:r>
-        <w:t xml:space="preserve">вырожден — суставы на одной линии), поэтому добавляется</w:t>
-      </w:r>
-      <w:r>
-        <w:t xml:space="preserve"> </w:t>
-      </w:r>
-      <w:r>
-        <w:t xml:space="preserve">демпфирование Левенберга–Марквардта</w:t>
+        <w:t xml:space="preserve">Чистый метод Гаусса–Ньютона отказывает двояко: во-первых,</w:t>
+      </w:r>
+      <w:r>
+        <w:t xml:space="preserve"> </w:t>
+      </w:r>
+      <w:r>
+        <w:t xml:space="preserve">квадратичная модель достоверна лишь вблизи текущей точки,</w:t>
+      </w:r>
+      <w:r>
+        <w:t xml:space="preserve"> </w:t>
+      </w:r>
+      <w:r>
+        <w:t xml:space="preserve">и полный ньютоновский шаг регулярно перелетает через минимум;</w:t>
+      </w:r>
+      <w:r>
+        <w:t xml:space="preserve"> </w:t>
+      </w:r>
+      <w:r>
+        <w:t xml:space="preserve">во-вторых, у кинематических сингулярностей (суставы на одной</w:t>
+      </w:r>
+      <w:r>
+        <w:t xml:space="preserve"> </w:t>
+      </w:r>
+      <w:r>
+        <w:t xml:space="preserve">линии, рука в полном вытягивании) якобиан вырождается</w:t>
+      </w:r>
+      <w:r>
+        <w:t xml:space="preserve"> </w:t>
+      </w:r>
+      <w:r>
+        <w:t xml:space="preserve">и нормальная система не имеет устойчивого решения.</w:t>
+      </w:r>
+      <w:r>
+        <w:t xml:space="preserve"> </w:t>
+      </w:r>
+      <w:r>
+        <w:t xml:space="preserve">Оба отказа лечатся демпфированием Левенберга–Марквардта —</w:t>
+      </w:r>
+      <w:r>
+        <w:t xml:space="preserve"> </w:t>
+      </w:r>
+      <w:r>
+        <w:t xml:space="preserve">штрафом</w:t>
       </w:r>
       <w:r>
         <w:t xml:space="preserve"> </w:t>
@@ -8920,7 +9063,10 @@
         </m:sSup>
       </m:oMath>
       <w:r>
-        <w:t xml:space="preserve">:</w:t>
+        <w:t xml:space="preserve"> </w:t>
+      </w:r>
+      <w:r>
+        <w:t xml:space="preserve">за длину шага:</w:t>
       </w:r>
     </w:p>
     <w:p>
@@ -9312,13 +9458,183 @@
         <w:t xml:space="preserve"> </w:t>
       </w:r>
       <w:r>
-        <w:t xml:space="preserve">та же размерность здесь, но численно лучше при строках</w:t>
-      </w:r>
-      <w:r>
-        <w:t xml:space="preserve"> </w:t>
-      </w:r>
-      <w:r>
-        <w:t xml:space="preserve">разного масштаба). При</w:t>
+        <w:t xml:space="preserve">та же размерность здесь; эквивалентность — тождество проталкивания</w:t>
+      </w:r>
+      <w:r>
+        <w:t xml:space="preserve"> </w:t>
+      </w:r>
+      <m:oMath>
+        <m:r>
+          <m:rPr>
+            <m:sty m:val="p"/>
+          </m:rPr>
+          <m:t>(</m:t>
+        </m:r>
+        <m:sSup>
+          <m:e>
+            <m:r>
+              <m:t>J</m:t>
+            </m:r>
+          </m:e>
+          <m:sup>
+            <m:r>
+              <m:t>T</m:t>
+            </m:r>
+          </m:sup>
+        </m:sSup>
+        <m:r>
+          <m:t>J</m:t>
+        </m:r>
+        <m:r>
+          <m:rPr>
+            <m:sty m:val="p"/>
+          </m:rPr>
+          <m:t>+</m:t>
+        </m:r>
+        <m:sSup>
+          <m:e>
+            <m:r>
+              <m:t>λ</m:t>
+            </m:r>
+          </m:e>
+          <m:sup>
+            <m:r>
+              <m:t>2</m:t>
+            </m:r>
+          </m:sup>
+        </m:sSup>
+        <m:r>
+          <m:t>I</m:t>
+        </m:r>
+        <m:sSup>
+          <m:e>
+            <m:r>
+              <m:rPr>
+                <m:sty m:val="p"/>
+              </m:rPr>
+              <m:t>)</m:t>
+            </m:r>
+          </m:e>
+          <m:sup>
+            <m:r>
+              <m:rPr>
+                <m:sty m:val="p"/>
+              </m:rPr>
+              <m:t>−</m:t>
+            </m:r>
+            <m:r>
+              <m:t>1</m:t>
+            </m:r>
+          </m:sup>
+        </m:sSup>
+        <m:sSup>
+          <m:e>
+            <m:r>
+              <m:t>J</m:t>
+            </m:r>
+          </m:e>
+          <m:sup>
+            <m:r>
+              <m:t>T</m:t>
+            </m:r>
+          </m:sup>
+        </m:sSup>
+        <m:r>
+          <m:rPr>
+            <m:sty m:val="p"/>
+          </m:rPr>
+          <m:t>=</m:t>
+        </m:r>
+        <m:sSup>
+          <m:e>
+            <m:r>
+              <m:t>J</m:t>
+            </m:r>
+          </m:e>
+          <m:sup>
+            <m:r>
+              <m:t>T</m:t>
+            </m:r>
+          </m:sup>
+        </m:sSup>
+        <m:r>
+          <m:rPr>
+            <m:sty m:val="p"/>
+          </m:rPr>
+          <m:t>(</m:t>
+        </m:r>
+        <m:r>
+          <m:t>J</m:t>
+        </m:r>
+        <m:sSup>
+          <m:e>
+            <m:r>
+              <m:t>J</m:t>
+            </m:r>
+          </m:e>
+          <m:sup>
+            <m:r>
+              <m:t>T</m:t>
+            </m:r>
+          </m:sup>
+        </m:sSup>
+        <m:r>
+          <m:rPr>
+            <m:sty m:val="p"/>
+          </m:rPr>
+          <m:t>+</m:t>
+        </m:r>
+        <m:sSup>
+          <m:e>
+            <m:r>
+              <m:t>λ</m:t>
+            </m:r>
+          </m:e>
+          <m:sup>
+            <m:r>
+              <m:t>2</m:t>
+            </m:r>
+          </m:sup>
+        </m:sSup>
+        <m:r>
+          <m:t>I</m:t>
+        </m:r>
+        <m:sSup>
+          <m:e>
+            <m:r>
+              <m:rPr>
+                <m:sty m:val="p"/>
+              </m:rPr>
+              <m:t>)</m:t>
+            </m:r>
+          </m:e>
+          <m:sup>
+            <m:r>
+              <m:rPr>
+                <m:sty m:val="p"/>
+              </m:rPr>
+              <m:t>−</m:t>
+            </m:r>
+            <m:r>
+              <m:t>1</m:t>
+            </m:r>
+          </m:sup>
+        </m:sSup>
+      </m:oMath>
+      <w:r>
+        <w:t xml:space="preserve">,</w:t>
+      </w:r>
+      <w:r>
+        <w:t xml:space="preserve"> </w:t>
+      </w:r>
+      <w:r>
+        <w:t xml:space="preserve">выбрана форма с взвешенными строками расхождения). Предельные режимы</w:t>
+      </w:r>
+      <w:r>
+        <w:t xml:space="preserve"> </w:t>
+      </w:r>
+      <w:r>
+        <w:t xml:space="preserve">показывают смысл</w:t>
       </w:r>
       <w:r>
         <w:t xml:space="preserve"> </w:t>
@@ -9327,6 +9643,26 @@
         <m:r>
           <m:t>λ</m:t>
         </m:r>
+      </m:oMath>
+      <w:r>
+        <w:t xml:space="preserve"> </w:t>
+      </w:r>
+      <w:r>
+        <w:t xml:space="preserve">как интерполяции между методами:</w:t>
+      </w:r>
+      <w:r>
+        <w:t xml:space="preserve"> </w:t>
+      </w:r>
+      <w:r>
+        <w:t xml:space="preserve">при</w:t>
+      </w:r>
+      <w:r>
+        <w:t xml:space="preserve"> </w:t>
+      </w:r>
+      <m:oMath>
+        <m:r>
+          <m:t>λ</m:t>
+        </m:r>
         <m:r>
           <m:rPr>
             <m:sty m:val="p"/>
@@ -9341,13 +9677,13 @@
         <w:t xml:space="preserve"> </w:t>
       </w:r>
       <w:r>
-        <w:t xml:space="preserve">— шаг GN (быстро</w:t>
-      </w:r>
-      <w:r>
-        <w:t xml:space="preserve"> </w:t>
-      </w:r>
-      <w:r>
-        <w:t xml:space="preserve">у цели), при</w:t>
+        <w:t xml:space="preserve">— шаг Гаусса–Ньютона (быстрая сходимость</w:t>
+      </w:r>
+      <w:r>
+        <w:t xml:space="preserve"> </w:t>
+      </w:r>
+      <w:r>
+        <w:t xml:space="preserve">вблизи цели), при</w:t>
       </w:r>
       <w:r>
         <w:t xml:space="preserve"> </w:t>
@@ -9373,13 +9709,84 @@
         <w:t xml:space="preserve"> </w:t>
       </w:r>
       <w:r>
-        <w:t xml:space="preserve">— мелкий градиентный шаг</w:t>
-      </w:r>
-      <w:r>
-        <w:t xml:space="preserve"> </w:t>
-      </w:r>
-      <w:r>
-        <w:t xml:space="preserve">(безопасно вдали). Адаптация</w:t>
+        <w:t xml:space="preserve">— шаг градиентного спуска</w:t>
+      </w:r>
+      <w:r>
+        <w:t xml:space="preserve"> </w:t>
+      </w:r>
+      <m:oMath>
+        <m:r>
+          <m:rPr>
+            <m:sty m:val="p"/>
+          </m:rPr>
+          <m:t>Δ</m:t>
+        </m:r>
+        <m:r>
+          <m:t>q</m:t>
+        </m:r>
+        <m:r>
+          <m:rPr>
+            <m:sty m:val="p"/>
+          </m:rPr>
+          <m:t>≈</m:t>
+        </m:r>
+        <m:r>
+          <m:rPr>
+            <m:sty m:val="p"/>
+          </m:rPr>
+          <m:t>−</m:t>
+        </m:r>
+        <m:f>
+          <m:fPr>
+            <m:type m:val="bar"/>
+          </m:fPr>
+          <m:num>
+            <m:r>
+              <m:t>1</m:t>
+            </m:r>
+          </m:num>
+          <m:den>
+            <m:sSup>
+              <m:e>
+                <m:r>
+                  <m:t>λ</m:t>
+                </m:r>
+              </m:e>
+              <m:sup>
+                <m:r>
+                  <m:t>2</m:t>
+                </m:r>
+              </m:sup>
+            </m:sSup>
+          </m:den>
+        </m:f>
+        <m:sSup>
+          <m:e>
+            <m:r>
+              <m:t>J</m:t>
+            </m:r>
+          </m:e>
+          <m:sup>
+            <m:r>
+              <m:t>T</m:t>
+            </m:r>
+          </m:sup>
+        </m:sSup>
+        <m:r>
+          <m:t>e</m:t>
+        </m:r>
+      </m:oMath>
+      <w:r>
+        <w:t xml:space="preserve"> </w:t>
+      </w:r>
+      <w:r>
+        <w:t xml:space="preserve">(короткий и безопасный</w:t>
+      </w:r>
+      <w:r>
+        <w:t xml:space="preserve"> </w:t>
+      </w:r>
+      <w:r>
+        <w:t xml:space="preserve">вдали от цели). Адаптация</w:t>
       </w:r>
       <w:r>
         <w:t xml:space="preserve"> </w:t>
@@ -9393,13 +9800,181 @@
         <w:t xml:space="preserve"> </w:t>
       </w:r>
       <w:r>
-        <w:t xml:space="preserve">(§3.6 детали) интерполирует</w:t>
+        <w:t xml:space="preserve">(расписание ниже) перемещается</w:t>
       </w:r>
       <w:r>
         <w:t xml:space="preserve"> </w:t>
       </w:r>
       <w:r>
         <w:t xml:space="preserve">между режимами автоматически.</w:t>
+      </w:r>
+    </w:p>
+    <w:p>
+      <w:pPr>
+        <w:pStyle w:val="BodyText"/>
+      </w:pPr>
+      <w:r>
+        <w:t xml:space="preserve">Расписание</w:t>
+      </w:r>
+      <w:r>
+        <w:t xml:space="preserve"> </w:t>
+      </w:r>
+      <m:oMath>
+        <m:r>
+          <m:t>λ</m:t>
+        </m:r>
+      </m:oMath>
+      <w:r>
+        <w:t xml:space="preserve"> </w:t>
+      </w:r>
+      <w:r>
+        <w:t xml:space="preserve">(параметры кода</w:t>
+      </w:r>
+      <w:r>
+        <w:t xml:space="preserve"> </w:t>
+      </w:r>
+      <w:r>
+        <w:rPr>
+          <w:rStyle w:val="VerbatimChar"/>
+        </w:rPr>
+        <w:t xml:space="preserve">NLS_LAMBDA = 0.3</w:t>
+      </w:r>
+      <w:r>
+        <w:t xml:space="preserve"> </w:t>
+      </w:r>
+      <w:r>
+        <w:t xml:space="preserve">старт):</w:t>
+      </w:r>
+      <w:r>
+        <w:t xml:space="preserve"> </w:t>
+      </w:r>
+      <w:r>
+        <w:t xml:space="preserve">успешная итерация —</w:t>
+      </w:r>
+      <w:r>
+        <w:t xml:space="preserve"> </w:t>
+      </w:r>
+      <m:oMath>
+        <m:r>
+          <m:t>λ</m:t>
+        </m:r>
+        <m:r>
+          <m:rPr>
+            <m:sty m:val="p"/>
+          </m:rPr>
+          <m:t>×</m:t>
+        </m:r>
+        <m:r>
+          <m:t>0</m:t>
+        </m:r>
+        <m:r>
+          <m:rPr>
+            <m:sty m:val="p"/>
+          </m:rPr>
+          <m:t>.</m:t>
+        </m:r>
+        <m:r>
+          <m:t>5</m:t>
+        </m:r>
+      </m:oMath>
+      <w:r>
+        <w:t xml:space="preserve"> </w:t>
+      </w:r>
+      <w:r>
+        <w:t xml:space="preserve">(пол</w:t>
+      </w:r>
+      <w:r>
+        <w:t xml:space="preserve"> </w:t>
+      </w:r>
+      <m:oMath>
+        <m:sSup>
+          <m:e>
+            <m:r>
+              <m:t>10</m:t>
+            </m:r>
+          </m:e>
+          <m:sup>
+            <m:r>
+              <m:rPr>
+                <m:sty m:val="p"/>
+              </m:rPr>
+              <m:t>−</m:t>
+            </m:r>
+            <m:r>
+              <m:t>3</m:t>
+            </m:r>
+          </m:sup>
+        </m:sSup>
+      </m:oMath>
+      <w:r>
+        <w:t xml:space="preserve">,</w:t>
+      </w:r>
+      <w:r>
+        <w:t xml:space="preserve"> </w:t>
+      </w:r>
+      <w:r>
+        <w:t xml:space="preserve">дальше только точнее); неуспешная —</w:t>
+      </w:r>
+      <w:r>
+        <w:t xml:space="preserve"> </w:t>
+      </w:r>
+      <m:oMath>
+        <m:r>
+          <m:t>λ</m:t>
+        </m:r>
+        <m:r>
+          <m:rPr>
+            <m:sty m:val="p"/>
+          </m:rPr>
+          <m:t>×</m:t>
+        </m:r>
+        <m:r>
+          <m:t>4</m:t>
+        </m:r>
+      </m:oMath>
+      <w:r>
+        <w:t xml:space="preserve"> </w:t>
+      </w:r>
+      <w:r>
+        <w:t xml:space="preserve">(потолок</w:t>
+      </w:r>
+      <w:r>
+        <w:t xml:space="preserve"> </w:t>
+      </w:r>
+      <m:oMath>
+        <m:sSup>
+          <m:e>
+            <m:r>
+              <m:t>10</m:t>
+            </m:r>
+          </m:e>
+          <m:sup>
+            <m:r>
+              <m:t>4</m:t>
+            </m:r>
+          </m:sup>
+        </m:sSup>
+      </m:oMath>
+      <w:r>
+        <w:t xml:space="preserve">); 15 неуспехов подряд — останов (точка признана</w:t>
+      </w:r>
+      <w:r>
+        <w:t xml:space="preserve"> </w:t>
+      </w:r>
+      <w:r>
+        <w:t xml:space="preserve">безнадёжной для данного сида, возвращается лучшее найденное).</w:t>
+      </w:r>
+      <w:r>
+        <w:t xml:space="preserve"> </w:t>
+      </w:r>
+      <w:r>
+        <w:t xml:space="preserve">Смысл чисел: множитель 4 быстро душит расходящийся шаг,</w:t>
+      </w:r>
+      <w:r>
+        <w:t xml:space="preserve"> </w:t>
+      </w:r>
+      <w:r>
+        <w:t xml:space="preserve">а 15 застоев отделяют «медленно, но идёт» от «стоит на месте».</w:t>
       </w:r>
     </w:p>
     <w:p>
@@ -10954,7 +11529,83 @@
         <w:t xml:space="preserve"> </w:t>
       </w:r>
       <w:r>
-        <w:t xml:space="preserve">каждое — полный FK. Аналитический якобиан (</w:t>
+        <w:t xml:space="preserve">каждое — полный FK, плюс решение системы</w:t>
+      </w:r>
+      <w:r>
+        <w:t xml:space="preserve"> </w:t>
+      </w:r>
+      <m:oMath>
+        <m:r>
+          <m:t>6</m:t>
+        </m:r>
+        <m:r>
+          <m:rPr>
+            <m:sty m:val="p"/>
+          </m:rPr>
+          <m:t>×</m:t>
+        </m:r>
+        <m:r>
+          <m:t>6</m:t>
+        </m:r>
+      </m:oMath>
+      <w:r>
+        <w:t xml:space="preserve"> </w:t>
+      </w:r>
+      <w:r>
+        <w:t xml:space="preserve">методом</w:t>
+      </w:r>
+      <w:r>
+        <w:t xml:space="preserve"> </w:t>
+      </w:r>
+      <w:r>
+        <w:t xml:space="preserve">Гаусса (~</w:t>
+      </w:r>
+      <m:oMath>
+        <m:sSup>
+          <m:e>
+            <m:r>
+              <m:t>6</m:t>
+            </m:r>
+          </m:e>
+          <m:sup>
+            <m:r>
+              <m:t>3</m:t>
+            </m:r>
+          </m:sup>
+        </m:sSup>
+        <m:r>
+          <m:rPr>
+            <m:sty m:val="p"/>
+          </m:rPr>
+          <m:t>/</m:t>
+        </m:r>
+        <m:r>
+          <m:t>3</m:t>
+        </m:r>
+      </m:oMath>
+      <w:r>
+        <w:t xml:space="preserve"> </w:t>
+      </w:r>
+      <w:r>
+        <w:t xml:space="preserve">операций). Итого worst case: ~700 FK-вычислений</w:t>
+      </w:r>
+      <w:r>
+        <w:t xml:space="preserve"> </w:t>
+      </w:r>
+      <w:r>
+        <w:t xml:space="preserve">и 100 решений СЛАУ на доводку — единицы миллисекунд на ESP32,</w:t>
+      </w:r>
+      <w:r>
+        <w:t xml:space="preserve"> </w:t>
+      </w:r>
+      <w:r>
+        <w:t xml:space="preserve">т.е. метод укладывается в такт интерполятора 20 мс с запасом.</w:t>
+      </w:r>
+      <w:r>
+        <w:t xml:space="preserve"> </w:t>
+      </w:r>
+      <w:r>
+        <w:t xml:space="preserve">Аналитический якобиан (</w:t>
       </w:r>
       <m:oMath>
         <m:sSub>
@@ -11676,13 +12327,25 @@
         <w:t xml:space="preserve"> </w:t>
       </w:r>
       <w:r>
-        <w:t xml:space="preserve">при несходимости последнее может быть хуже). Допуски:</w:t>
-      </w:r>
-      <w:r>
-        <w:t xml:space="preserve"> </w:t>
-      </w:r>
-      <w:r>
-        <w:t xml:space="preserve">1 мм / 1°, лимит 100 итераций. Захват (</w:t>
+        <w:t xml:space="preserve">при несходимости последнее может быть хуже). Пробные точки</w:t>
+      </w:r>
+      <w:r>
+        <w:t xml:space="preserve"> </w:t>
+      </w:r>
+      <w:r>
+        <w:t xml:space="preserve">дополнительно зажимаются в лимиты сервоприводов (выход</w:t>
+      </w:r>
+      <w:r>
+        <w:t xml:space="preserve"> </w:t>
+      </w:r>
+      <w:r>
+        <w:t xml:space="preserve">за пределы физически невозможен даже промежуточно).</w:t>
+      </w:r>
+      <w:r>
+        <w:t xml:space="preserve"> </w:t>
+      </w:r>
+      <w:r>
+        <w:t xml:space="preserve">Допуски: 1 мм / 1°, лимит 100 итераций. Захват (</w:t>
       </w:r>
       <m:oMath>
         <m:sSub>
@@ -11707,7 +12370,17 @@
         <w:pStyle w:val="BodyText"/>
       </w:pPr>
       <w:r>
-        <w:t xml:space="preserve">Диагностика сида в M115:</w:t>
+        <w:rPr>
+          <w:b/>
+          <w:bCs/>
+        </w:rPr>
+        <w:t xml:space="preserve">Чтение сходимости по M115 (разбор живого примера).</w:t>
+      </w:r>
+      <w:r>
+        <w:t xml:space="preserve"> </w:t>
+      </w:r>
+      <w:r>
+        <w:t xml:space="preserve">Диагностика сида:</w:t>
       </w:r>
       <w:r>
         <w:t xml:space="preserve"> </w:t>
@@ -11779,23 +12452,195 @@
         <w:t xml:space="preserve"> </w:t>
       </w:r>
       <w:r>
-        <w:t xml:space="preserve">(итог). По этой цепочке видно, где</w:t>
-      </w:r>
-      <w:r>
-        <w:t xml:space="preserve"> </w:t>
-      </w:r>
-      <w:r>
-        <w:t xml:space="preserve">умерла сходимость.</w:t>
+        <w:t xml:space="preserve">(итог). Эталонная расшифровка на строке</w:t>
+      </w:r>
+      <w:r>
+        <w:t xml:space="preserve"> </w:t>
+      </w:r>
+      <w:r>
+        <w:t xml:space="preserve">T1 [0] (</w:t>
+      </w:r>
+      <w:r>
+        <w:rPr>
+          <w:rStyle w:val="VerbatimChar"/>
+        </w:rPr>
+        <w:t xml:space="preserve">seed=101.7/79.0, dq0=0.486, n1=121.1, fail/50it</w:t>
+      </w:r>
+      <w:r>
+        <w:t xml:space="preserve">):</w:t>
+      </w:r>
+      <w:r>
+        <w:t xml:space="preserve"> </w:t>
+      </w:r>
+      <w:r>
+        <w:t xml:space="preserve">норма первого шага 0.486 рад — здоровый начальный шаг</w:t>
+      </w:r>
+      <w:r>
+        <w:t xml:space="preserve"> </w:t>
+      </w:r>
+      <w:r>
+        <w:t xml:space="preserve">(не ноль — градиент есть, не единица — без перелёта);</w:t>
+      </w:r>
+      <w:r>
+        <w:t xml:space="preserve"> </w:t>
+      </w:r>
+      <m:oMath>
+        <m:sSub>
+          <m:e>
+            <m:r>
+              <m:t>n</m:t>
+            </m:r>
+          </m:e>
+          <m:sub>
+            <m:r>
+              <m:t>1</m:t>
+            </m:r>
+          </m:sub>
+        </m:sSub>
+        <m:r>
+          <m:rPr>
+            <m:sty m:val="p"/>
+          </m:rPr>
+          <m:t>=</m:t>
+        </m:r>
+        <m:r>
+          <m:t>121.1</m:t>
+        </m:r>
+        <m:r>
+          <m:rPr>
+            <m:sty m:val="p"/>
+          </m:rPr>
+          <m:t>&gt;</m:t>
+        </m:r>
+        <m:r>
+          <m:t>s</m:t>
+        </m:r>
+        <m:r>
+          <m:t>e</m:t>
+        </m:r>
+        <m:r>
+          <m:t>e</m:t>
+        </m:r>
+        <m:r>
+          <m:t>d</m:t>
+        </m:r>
+        <m:r>
+          <m:rPr>
+            <m:sty m:val="p"/>
+          </m:rPr>
+          <m:t>=</m:t>
+        </m:r>
+        <m:r>
+          <m:t>101.7</m:t>
+        </m:r>
+      </m:oMath>
+      <w:r>
+        <w:t xml:space="preserve"> </w:t>
+      </w:r>
+      <w:r>
+        <w:t xml:space="preserve">— полный шаг Гаусса–Ньютона</w:t>
+      </w:r>
+      <w:r>
+        <w:t xml:space="preserve"> </w:t>
+      </w:r>
+      <w:r>
+        <w:t xml:space="preserve">перелетел (классика), backtracking его уполовинил,</w:t>
+      </w:r>
+      <w:r>
+        <w:t xml:space="preserve"> </w:t>
+      </w:r>
+      <m:oMath>
+        <m:r>
+          <m:t>λ</m:t>
+        </m:r>
+      </m:oMath>
+      <w:r>
+        <w:t xml:space="preserve"> </w:t>
+      </w:r>
+      <w:r>
+        <w:t xml:space="preserve">выросла; дальше — 50 итераций шлифовки,</w:t>
+      </w:r>
+      <w:r>
+        <w:t xml:space="preserve"> </w:t>
+      </w:r>
+      <w:r>
+        <w:t xml:space="preserve">сошедшихся не в допуски, но в лучшее найденное.</w:t>
+      </w:r>
+      <w:r>
+        <w:t xml:space="preserve"> </w:t>
+      </w:r>
+      <w:r>
+        <w:t xml:space="preserve">По этой цепочке видно, где умерла сходимость:</w:t>
+      </w:r>
+      <w:r>
+        <w:t xml:space="preserve"> </w:t>
+      </w:r>
+      <w:r>
+        <w:rPr>
+          <w:rStyle w:val="VerbatimChar"/>
+        </w:rPr>
+        <w:t xml:space="preserve">seed = best</w:t>
+      </w:r>
+      <w:r>
+        <w:t xml:space="preserve"> </w:t>
+      </w:r>
+      <w:r>
+        <w:t xml:space="preserve">во всех строках — нулевой прогресс</w:t>
+      </w:r>
+      <w:r>
+        <w:t xml:space="preserve"> </w:t>
+      </w:r>
+      <w:r>
+        <w:t xml:space="preserve">(подпись отменённого минуса — регрессионный маркер,</w:t>
+      </w:r>
+      <w:r>
+        <w:t xml:space="preserve"> </w:t>
+      </w:r>
+      <w:r>
+        <w:t xml:space="preserve">см. выше);</w:t>
+      </w:r>
+      <w:r>
+        <w:t xml:space="preserve"> </w:t>
+      </w:r>
+      <w:r>
+        <w:rPr>
+          <w:rStyle w:val="VerbatimChar"/>
+        </w:rPr>
+        <w:t xml:space="preserve">n1 &lt; seed</w:t>
+      </w:r>
+      <w:r>
+        <w:t xml:space="preserve">, но</w:t>
+      </w:r>
+      <w:r>
+        <w:t xml:space="preserve"> </w:t>
+      </w:r>
+      <w:r>
+        <w:rPr>
+          <w:rStyle w:val="VerbatimChar"/>
+        </w:rPr>
+        <w:t xml:space="preserve">fail</w:t>
+      </w:r>
+      <w:r>
+        <w:t xml:space="preserve"> </w:t>
+      </w:r>
+      <w:r>
+        <w:t xml:space="preserve">— прогресс был,</w:t>
+      </w:r>
+      <w:r>
+        <w:t xml:space="preserve"> </w:t>
+      </w:r>
+      <w:r>
+        <w:t xml:space="preserve">но допуски не взяты (точка на грани достижимости).</w:t>
       </w:r>
     </w:p>
     <w:bookmarkEnd w:id="32"/>
-    <w:bookmarkStart w:id="33" w:name="выбор-решения-min-residual-с-биасами"/>
+    <w:bookmarkStart w:id="33" w:name="выбор-решения-min-residual-со-штрафами"/>
     <w:p>
       <w:pPr>
         <w:pStyle w:val="Heading3"/>
       </w:pPr>
       <w:r>
-        <w:t xml:space="preserve">3.7. Выбор решения: min-residual с биасами</w:t>
+        <w:t xml:space="preserve">3.7. Выбор решения: min-residual со штрафами</w:t>
       </w:r>
     </w:p>
     <w:p>
@@ -11985,6 +12830,38 @@
       </w:r>
       <w:r>
         <w:t xml:space="preserve">признак низко висящей ветви несут локоть и ниже).</w:t>
+      </w:r>
+    </w:p>
+    <w:p>
+      <w:pPr>
+        <w:pStyle w:val="BodyText"/>
+      </w:pPr>
+      <w:r>
+        <w:t xml:space="preserve">Чистый минимум расхождения не годится: он выбирает самую точную</w:t>
+      </w:r>
+      <w:r>
+        <w:t xml:space="preserve"> </w:t>
+      </w:r>
+      <w:r>
+        <w:t xml:space="preserve">ветвь, не глядя, как рука туда попадёт, — отсюда перебросы</w:t>
+      </w:r>
+      <w:r>
+        <w:t xml:space="preserve"> </w:t>
+      </w:r>
+      <w:r>
+        <w:t xml:space="preserve">на 250° ради долей миллиметра и любовь к низким скрюченным</w:t>
+      </w:r>
+      <w:r>
+        <w:t xml:space="preserve"> </w:t>
+      </w:r>
+      <w:r>
+        <w:t xml:space="preserve">конфигурациям. Поэтому к точности добавляются два штрафа —</w:t>
+      </w:r>
+      <w:r>
+        <w:t xml:space="preserve"> </w:t>
+      </w:r>
+      <w:r>
+        <w:t xml:space="preserve">за дальность прыжка и за низость ветви:</w:t>
       </w:r>
     </w:p>
     <w:p>
@@ -12336,7 +13213,7 @@
         <w:t xml:space="preserve"> </w:t>
       </w:r>
       <w:r>
-        <w:t xml:space="preserve">позы (continuity-биас</w:t>
+        <w:t xml:space="preserve">позы; коэффициент</w:t>
       </w:r>
       <w:r>
         <w:t xml:space="preserve"> </w:t>
@@ -12356,13 +13233,28 @@
         </m:r>
       </m:oMath>
       <w:r>
-        <w:t xml:space="preserve">: прыжок 50° окупается лишь</w:t>
-      </w:r>
-      <w:r>
-        <w:t xml:space="preserve"> </w:t>
-      </w:r>
-      <w:r>
-        <w:t xml:space="preserve">при +1 мм/1° точности; чистый min-residual выбирал ветвь</w:t>
+        <w:t xml:space="preserve"> </w:t>
+      </w:r>
+      <w:r>
+        <w:t xml:space="preserve">— это штраф за дальность прыжка</w:t>
+      </w:r>
+      <w:r>
+        <w:t xml:space="preserve"> </w:t>
+      </w:r>
+      <w:r>
+        <w:t xml:space="preserve">(continuity-штраф: прыжок 50° окупается лишь</w:t>
+      </w:r>
+      <w:r>
+        <w:t xml:space="preserve"> </w:t>
+      </w:r>
+      <w:r>
+        <w:t xml:space="preserve">при +1 мм/1° точности, потому что каждый градус прыжка —</w:t>
+      </w:r>
+      <w:r>
+        <w:t xml:space="preserve"> </w:t>
+      </w:r>
+      <w:r>
+        <w:t xml:space="preserve">это риск хлыста и лишнее время хода; чистый min-residual выбирал ветвь</w:t>
       </w:r>
       <w:r>
         <w:t xml:space="preserve"> </w:t>
@@ -12403,7 +13295,7 @@
         <w:t xml:space="preserve"> </w:t>
       </w:r>
       <w:r>
-        <w:t xml:space="preserve">— высотный штраф: ниже</w:t>
+        <w:t xml:space="preserve">— высотный штраф (штраф за низость ветви: ниже</w:t>
       </w:r>
       <w:r>
         <w:t xml:space="preserve"> </w:t>
@@ -12426,13 +13318,25 @@
         <w:t xml:space="preserve"> </w:t>
       </w:r>
       <w:r>
-        <w:t xml:space="preserve">предпочитаем верхние</w:t>
-      </w:r>
-      <w:r>
-        <w:t xml:space="preserve"> </w:t>
-      </w:r>
-      <w:r>
-        <w:t xml:space="preserve">ветви (низко висящая ветвь с локтем на</w:t>
+        <w:t xml:space="preserve">предпочитаем верхние ветви, потому что верхняя конфигурация</w:t>
+      </w:r>
+      <w:r>
+        <w:t xml:space="preserve"> </w:t>
+      </w:r>
+      <w:r>
+        <w:t xml:space="preserve">дальше от стола, колонны и собственных деталей — запас</w:t>
+      </w:r>
+      <w:r>
+        <w:t xml:space="preserve"> </w:t>
+      </w:r>
+      <w:r>
+        <w:t xml:space="preserve">безопасности стоит дёшево, а столкновение дорого);</w:t>
+      </w:r>
+      <w:r>
+        <w:t xml:space="preserve"> </w:t>
+      </w:r>
+      <w:r>
+        <w:t xml:space="preserve">низко висящая ветвь с локтем на</w:t>
       </w:r>
       <w:r>
         <w:t xml:space="preserve"> </w:t>
@@ -12461,7 +13365,7 @@
         <w:t xml:space="preserve"> </w:t>
       </w:r>
       <w:r>
-        <w:t xml:space="preserve">ветви); срезка 15 делает честно-низкую работу нейтральной</w:t>
+        <w:t xml:space="preserve">ветви; срезка 15 делает честно-низкую работу нейтральной</w:t>
       </w:r>
       <w:r>
         <w:t xml:space="preserve"> </w:t>
@@ -15612,7 +16516,30 @@
         <w:pStyle w:val="BodyText"/>
       </w:pPr>
       <w:r>
-        <w:t xml:space="preserve">Матрица цели шага передаётся</w:t>
+        <w:t xml:space="preserve">Матрица цели шага</w:t>
+      </w:r>
+      <w:r>
+        <w:t xml:space="preserve"> </w:t>
+      </w:r>
+      <m:oMath>
+        <m:sSub>
+          <m:e>
+            <m:r>
+              <m:t>R</m:t>
+            </m:r>
+          </m:e>
+          <m:sub>
+            <m:r>
+              <m:t>t</m:t>
+            </m:r>
+          </m:sub>
+        </m:sSub>
+      </m:oMath>
+      <w:r>
+        <w:t xml:space="preserve"> </w:t>
+      </w:r>
+      <w:r>
+        <w:t xml:space="preserve">(из slerp (22)) передаётся</w:t>
       </w:r>
       <w:r>
         <w:t xml:space="preserve"> </w:t>
@@ -15628,7 +16555,7 @@
         <w:t xml:space="preserve"> </w:t>
       </w:r>
       <w:r>
-        <w:t xml:space="preserve">в</w:t>
+        <w:t xml:space="preserve">в матричный доводчик</w:t>
       </w:r>
       <w:r>
         <w:t xml:space="preserve"> </w:t>
@@ -15649,7 +16576,57 @@
         <w:t xml:space="preserve"> </w:t>
       </w:r>
       <w:r>
-        <w:t xml:space="preserve">промежуточные эйлеры отсутствуют, поэтому разрывов свёртки</w:t>
+        <w:t xml:space="preserve">промежуточного перевода в углы Эйлера нет. Это осознанно:</w:t>
+      </w:r>
+      <w:r>
+        <w:t xml:space="preserve"> </w:t>
+      </w:r>
+      <w:r>
+        <w:t xml:space="preserve">углы Эйлера</w:t>
+      </w:r>
+      <w:r>
+        <w:t xml:space="preserve"> </w:t>
+      </w:r>
+      <m:oMath>
+        <m:r>
+          <m:rPr>
+            <m:sty m:val="p"/>
+          </m:rPr>
+          <m:t>(</m:t>
+        </m:r>
+        <m:r>
+          <m:t>A</m:t>
+        </m:r>
+        <m:r>
+          <m:rPr>
+            <m:sty m:val="p"/>
+          </m:rPr>
+          <m:t>,</m:t>
+        </m:r>
+        <m:r>
+          <m:t>B</m:t>
+        </m:r>
+        <m:r>
+          <m:rPr>
+            <m:sty m:val="p"/>
+          </m:rPr>
+          <m:t>,</m:t>
+        </m:r>
+        <m:r>
+          <m:t>C</m:t>
+        </m:r>
+        <m:r>
+          <m:rPr>
+            <m:sty m:val="p"/>
+          </m:rPr>
+          <m:t>)</m:t>
+        </m:r>
+      </m:oMath>
+      <w:r>
+        <w:t xml:space="preserve"> </w:t>
+      </w:r>
+      <w:r>
+        <w:t xml:space="preserve">имеют разрыв свёртки на</w:t>
       </w:r>
       <w:r>
         <w:t xml:space="preserve"> </w:t>
@@ -15675,13 +16652,195 @@
         <w:t xml:space="preserve"> </w:t>
       </w:r>
       <w:r>
-        <w:t xml:space="preserve">и скачкообразных изменений ориентации нет. Эйлеры</w:t>
-      </w:r>
-      <w:r>
-        <w:t xml:space="preserve"> </w:t>
-      </w:r>
-      <w:r>
-        <w:t xml:space="preserve">возникают один раз на шаг и только для резервной геометрии</w:t>
+        <w:t xml:space="preserve">—</w:t>
+      </w:r>
+      <w:r>
+        <w:t xml:space="preserve"> </w:t>
+      </w:r>
+      <w:r>
+        <w:t xml:space="preserve">значения</w:t>
+      </w:r>
+      <w:r>
+        <w:t xml:space="preserve"> </w:t>
+      </w:r>
+      <m:oMath>
+        <m:r>
+          <m:rPr>
+            <m:sty m:val="p"/>
+          </m:rPr>
+          <m:t>+</m:t>
+        </m:r>
+        <m:r>
+          <m:t>179</m:t>
+        </m:r>
+        <m:r>
+          <m:rPr>
+            <m:sty m:val="p"/>
+          </m:rPr>
+          <m:t>°</m:t>
+        </m:r>
+      </m:oMath>
+      <w:r>
+        <w:t xml:space="preserve"> </w:t>
+      </w:r>
+      <w:r>
+        <w:t xml:space="preserve">и</w:t>
+      </w:r>
+      <w:r>
+        <w:t xml:space="preserve"> </w:t>
+      </w:r>
+      <m:oMath>
+        <m:r>
+          <m:rPr>
+            <m:sty m:val="p"/>
+          </m:rPr>
+          <m:t>−</m:t>
+        </m:r>
+        <m:r>
+          <m:t>179</m:t>
+        </m:r>
+        <m:r>
+          <m:rPr>
+            <m:sty m:val="p"/>
+          </m:rPr>
+          <m:t>°</m:t>
+        </m:r>
+      </m:oMath>
+      <w:r>
+        <w:t xml:space="preserve"> </w:t>
+      </w:r>
+      <w:r>
+        <w:t xml:space="preserve">физически различаются на</w:t>
+      </w:r>
+      <w:r>
+        <w:t xml:space="preserve"> </w:t>
+      </w:r>
+      <m:oMath>
+        <m:r>
+          <m:t>2</m:t>
+        </m:r>
+        <m:r>
+          <m:rPr>
+            <m:sty m:val="p"/>
+          </m:rPr>
+          <m:t>°</m:t>
+        </m:r>
+      </m:oMath>
+      <w:r>
+        <w:t xml:space="preserve">,</w:t>
+      </w:r>
+      <w:r>
+        <w:t xml:space="preserve"> </w:t>
+      </w:r>
+      <w:r>
+        <w:t xml:space="preserve">а численно — на</w:t>
+      </w:r>
+      <w:r>
+        <w:t xml:space="preserve"> </w:t>
+      </w:r>
+      <m:oMath>
+        <m:r>
+          <m:t>358</m:t>
+        </m:r>
+        <m:r>
+          <m:rPr>
+            <m:sty m:val="p"/>
+          </m:rPr>
+          <m:t>°</m:t>
+        </m:r>
+      </m:oMath>
+      <w:r>
+        <w:t xml:space="preserve">. Линейная интерполяция самих углов</w:t>
+      </w:r>
+      <w:r>
+        <w:t xml:space="preserve"> </w:t>
+      </w:r>
+      <w:r>
+        <w:t xml:space="preserve">(от</w:t>
+      </w:r>
+      <w:r>
+        <w:t xml:space="preserve"> </w:t>
+      </w:r>
+      <m:oMath>
+        <m:sSub>
+          <m:e>
+            <m:r>
+              <m:t>A</m:t>
+            </m:r>
+          </m:e>
+          <m:sub>
+            <m:r>
+              <m:t>0</m:t>
+            </m:r>
+          </m:sub>
+        </m:sSub>
+      </m:oMath>
+      <w:r>
+        <w:t xml:space="preserve"> </w:t>
+      </w:r>
+      <w:r>
+        <w:t xml:space="preserve">к</w:t>
+      </w:r>
+      <w:r>
+        <w:t xml:space="preserve"> </w:t>
+      </w:r>
+      <m:oMath>
+        <m:sSub>
+          <m:e>
+            <m:r>
+              <m:t>A</m:t>
+            </m:r>
+          </m:e>
+          <m:sub>
+            <m:r>
+              <m:t>1</m:t>
+            </m:r>
+          </m:sub>
+        </m:sSub>
+      </m:oMath>
+      <w:r>
+        <w:t xml:space="preserve"> </w:t>
+      </w:r>
+      <w:r>
+        <w:t xml:space="preserve">напрямую числами) в такой ситуации повела бы</w:t>
+      </w:r>
+      <w:r>
+        <w:t xml:space="preserve"> </w:t>
+      </w:r>
+      <w:r>
+        <w:t xml:space="preserve">инструмент длинным путём через весь оборот либо дала скачок.</w:t>
+      </w:r>
+      <w:r>
+        <w:t xml:space="preserve"> </w:t>
+      </w:r>
+      <w:r>
+        <w:t xml:space="preserve">У матриц поворота разрыва нет (пространство поворотов непрерывно),</w:t>
+      </w:r>
+      <w:r>
+        <w:t xml:space="preserve"> </w:t>
+      </w:r>
+      <w:r>
+        <w:t xml:space="preserve">поэтому slerp всегда идёт короткой дугой и скачкообразных</w:t>
+      </w:r>
+      <w:r>
+        <w:t xml:space="preserve"> </w:t>
+      </w:r>
+      <w:r>
+        <w:t xml:space="preserve">изменений ориентации не возникает.</w:t>
+      </w:r>
+    </w:p>
+    <w:p>
+      <w:pPr>
+        <w:pStyle w:val="BodyText"/>
+      </w:pPr>
+      <w:r>
+        <w:t xml:space="preserve">Углы Эйлера вычисляются один раз на шаг — и только потому,</w:t>
+      </w:r>
+      <w:r>
+        <w:t xml:space="preserve"> </w:t>
+      </w:r>
+      <w:r>
+        <w:t xml:space="preserve">что их требует интерфейс резервной геометрии</w:t>
       </w:r>
       <w:r>
         <w:t xml:space="preserve"> </w:t>
@@ -15693,10 +16852,13 @@
         <w:t xml:space="preserve">solveAll</w:t>
       </w:r>
       <w:r>
-        <w:t xml:space="preserve"> </w:t>
-      </w:r>
-      <w:r>
-        <w:t xml:space="preserve">(ей на входе нужна</w:t>
+        <w:t xml:space="preserve">:</w:t>
+      </w:r>
+      <w:r>
+        <w:t xml:space="preserve"> </w:t>
+      </w:r>
+      <w:r>
+        <w:t xml:space="preserve">на вход она принимает структуру</w:t>
       </w:r>
       <w:r>
         <w:t xml:space="preserve"> </w:t>
@@ -15708,13 +16870,72 @@
         <w:t xml:space="preserve">Pose</w:t>
       </w:r>
       <w:r>
-        <w:t xml:space="preserve">); непрерывность там</w:t>
-      </w:r>
-      <w:r>
-        <w:t xml:space="preserve"> </w:t>
-      </w:r>
-      <w:r>
-        <w:t xml:space="preserve">не требуется — ближайший к</w:t>
+        <w:t xml:space="preserve"> </w:t>
+      </w:r>
+      <w:r>
+        <w:t xml:space="preserve">(позиция + тройка</w:t>
+      </w:r>
+      <w:r>
+        <w:t xml:space="preserve"> </w:t>
+      </w:r>
+      <w:r>
+        <w:t xml:space="preserve">эйлеров</w:t>
+      </w:r>
+      <w:r>
+        <w:t xml:space="preserve"> </w:t>
+      </w:r>
+      <m:oMath>
+        <m:r>
+          <m:t>A</m:t>
+        </m:r>
+        <m:r>
+          <m:rPr>
+            <m:sty m:val="p"/>
+          </m:rPr>
+          <m:t>,</m:t>
+        </m:r>
+        <m:r>
+          <m:t>B</m:t>
+        </m:r>
+        <m:r>
+          <m:rPr>
+            <m:sty m:val="p"/>
+          </m:rPr>
+          <m:t>,</m:t>
+        </m:r>
+        <m:r>
+          <m:t>C</m:t>
+        </m:r>
+      </m:oMath>
+      <w:r>
+        <w:t xml:space="preserve">). Это однократное преобразование матрица→эйлеры</w:t>
+      </w:r>
+      <w:r>
+        <w:t xml:space="preserve"> </w:t>
+      </w:r>
+      <w:r>
+        <w:t xml:space="preserve">безвредно: выбор среди кандидатов</w:t>
+      </w:r>
+      <w:r>
+        <w:t xml:space="preserve"> </w:t>
+      </w:r>
+      <w:r>
+        <w:rPr>
+          <w:rStyle w:val="VerbatimChar"/>
+        </w:rPr>
+        <w:t xml:space="preserve">solveAll</w:t>
+      </w:r>
+      <w:r>
+        <w:t xml:space="preserve"> </w:t>
+      </w:r>
+      <w:r>
+        <w:t xml:space="preserve">делается</w:t>
+      </w:r>
+      <w:r>
+        <w:t xml:space="preserve"> </w:t>
+      </w:r>
+      <w:r>
+        <w:t xml:space="preserve">по дистанции в пространстве суставов до</w:t>
       </w:r>
       <w:r>
         <w:t xml:space="preserve"> </w:t>
@@ -15746,13 +16967,176 @@
         <w:t xml:space="preserve"> </w:t>
       </w:r>
       <w:r>
-        <w:t xml:space="preserve">кандидат выбирается</w:t>
-      </w:r>
-      <w:r>
-        <w:t xml:space="preserve"> </w:t>
-      </w:r>
-      <w:r>
-        <w:t xml:space="preserve">по joint-дистанции, а не по эйлерам.</w:t>
+        <w:t xml:space="preserve">(углов предыдущего шага, в градусах суставов), а не по</w:t>
+      </w:r>
+      <w:r>
+        <w:t xml:space="preserve"> </w:t>
+      </w:r>
+      <w:r>
+        <w:t xml:space="preserve">близости эйлеровых троек, — поэтому артефакты свёртки</w:t>
+      </w:r>
+      <w:r>
+        <w:t xml:space="preserve"> </w:t>
+      </w:r>
+      <w:r>
+        <w:t xml:space="preserve">на выбор повлиять не могут в принципе.</w:t>
+      </w:r>
+    </w:p>
+    <w:p>
+      <w:pPr>
+        <w:pStyle w:val="BodyText"/>
+      </w:pPr>
+      <w:r>
+        <w:t xml:space="preserve">Замечание о терминах (важно не путать): тройка</w:t>
+      </w:r>
+      <w:r>
+        <w:t xml:space="preserve"> </w:t>
+      </w:r>
+      <m:oMath>
+        <m:r>
+          <m:rPr>
+            <m:sty m:val="p"/>
+          </m:rPr>
+          <m:t>(</m:t>
+        </m:r>
+        <m:r>
+          <m:t>A</m:t>
+        </m:r>
+        <m:r>
+          <m:rPr>
+            <m:sty m:val="p"/>
+          </m:rPr>
+          <m:t>,</m:t>
+        </m:r>
+        <m:r>
+          <m:t>B</m:t>
+        </m:r>
+        <m:r>
+          <m:rPr>
+            <m:sty m:val="p"/>
+          </m:rPr>
+          <m:t>,</m:t>
+        </m:r>
+        <m:r>
+          <m:t>C</m:t>
+        </m:r>
+        <m:r>
+          <m:rPr>
+            <m:sty m:val="p"/>
+          </m:rPr>
+          <m:t>)</m:t>
+        </m:r>
+      </m:oMath>
+      <w:r>
+        <w:t xml:space="preserve"> </w:t>
+      </w:r>
+      <w:r>
+        <w:t xml:space="preserve">—</w:t>
+      </w:r>
+      <w:r>
+        <w:t xml:space="preserve"> </w:t>
+      </w:r>
+      <w:r>
+        <w:t xml:space="preserve">это желаемая ориентация</w:t>
+      </w:r>
+      <w:r>
+        <w:t xml:space="preserve"> </w:t>
+      </w:r>
+      <w:r>
+        <w:rPr>
+          <w:b/>
+          <w:bCs/>
+        </w:rPr>
+        <w:t xml:space="preserve">инструмента целиком</w:t>
+      </w:r>
+      <w:r>
+        <w:t xml:space="preserve"> </w:t>
+      </w:r>
+      <w:r>
+        <w:t xml:space="preserve">(куда смотрит</w:t>
+      </w:r>
+      <w:r>
+        <w:t xml:space="preserve"> </w:t>
+      </w:r>
+      <w:r>
+        <w:t xml:space="preserve">палец и как он повёрнут вокруг своей оси), а не углы запястья.</w:t>
+      </w:r>
+      <w:r>
+        <w:t xml:space="preserve"> </w:t>
+      </w:r>
+      <w:r>
+        <w:t xml:space="preserve">Углы суставов запястья</w:t>
+      </w:r>
+      <w:r>
+        <w:t xml:space="preserve"> </w:t>
+      </w:r>
+      <m:oMath>
+        <m:sSub>
+          <m:e>
+            <m:r>
+              <m:t>q</m:t>
+            </m:r>
+          </m:e>
+          <m:sub>
+            <m:r>
+              <m:t>4</m:t>
+            </m:r>
+          </m:sub>
+        </m:sSub>
+        <m:r>
+          <m:rPr>
+            <m:sty m:val="p"/>
+          </m:rPr>
+          <m:t>,</m:t>
+        </m:r>
+        <m:sSub>
+          <m:e>
+            <m:r>
+              <m:t>q</m:t>
+            </m:r>
+          </m:e>
+          <m:sub>
+            <m:r>
+              <m:t>5</m:t>
+            </m:r>
+          </m:sub>
+        </m:sSub>
+        <m:r>
+          <m:rPr>
+            <m:sty m:val="p"/>
+          </m:rPr>
+          <m:t>,</m:t>
+        </m:r>
+        <m:sSub>
+          <m:e>
+            <m:r>
+              <m:t>q</m:t>
+            </m:r>
+          </m:e>
+          <m:sub>
+            <m:r>
+              <m:t>6</m:t>
+            </m:r>
+          </m:sub>
+        </m:sSub>
+      </m:oMath>
+      <w:r>
+        <w:t xml:space="preserve"> </w:t>
+      </w:r>
+      <w:r>
+        <w:t xml:space="preserve">— это результат</w:t>
+      </w:r>
+      <w:r>
+        <w:t xml:space="preserve"> </w:t>
+      </w:r>
+      <w:r>
+        <w:t xml:space="preserve">разложения (§3.5): ответ на вопрос «как выставить суставы»,</w:t>
+      </w:r>
+      <w:r>
+        <w:t xml:space="preserve"> </w:t>
+      </w:r>
+      <w:r>
+        <w:t xml:space="preserve">а не постановка задачи.</w:t>
       </w:r>
     </w:p>
     <w:p>
